--- a/4/BD/ТИАБД_ПР4_АлбахтинИВ.docx
+++ b/4/BD/ТИАБД_ПР4_АлбахтинИВ.docx
@@ -32,7 +32,6 @@
               <w:ind w:firstLine="0"/>
               <w:jc w:val="center"/>
               <w:rPr>
-                <w:rFonts w:eastAsia="Droid Sans Fallback"/>
                 <w:iCs/>
                 <w:caps/>
                 <w:sz w:val="24"/>
@@ -48,7 +47,7 @@
                 <w14:ligatures w14:val="none"/>
               </w:rPr>
               <w:drawing>
-                <wp:inline distT="0" distB="0" distL="0" distR="0" wp14:anchorId="5FF511ED" wp14:editId="57BDA3E3">
+                <wp:inline distT="0" distB="0" distL="0" distR="0" wp14:anchorId="131D0C7E" wp14:editId="5C74FF2F">
                   <wp:extent cx="1066800" cy="1066800"/>
                   <wp:effectExtent l="0" t="0" r="0" b="0"/>
                   <wp:docPr id="298370851" name="Рисунок 3"/>
@@ -98,7 +97,6 @@
               <w:ind w:firstLine="0"/>
               <w:jc w:val="center"/>
               <w:rPr>
-                <w:rFonts w:eastAsia="Droid Sans Fallback"/>
                 <w:iCs/>
                 <w:caps/>
                 <w:sz w:val="24"/>
@@ -136,7 +134,6 @@
               <w:ind w:firstLine="0"/>
               <w:jc w:val="center"/>
               <w:rPr>
-                <w:rFonts w:ascii="Liberation Serif" w:eastAsia="Droid Sans Fallback" w:hAnsi="Liberation Serif" w:cs="FreeSans"/>
                 <w:b/>
                 <w:i/>
                 <w:iCs/>
@@ -211,7 +208,6 @@
               <w:ind w:firstLine="0"/>
               <w:jc w:val="center"/>
               <w:rPr>
-                <w:rFonts w:eastAsia="Droid Sans Fallback"/>
                 <w:iCs/>
                 <w:sz w:val="24"/>
                 <w:lang w:eastAsia="zh-CN" w:bidi="hi-IN"/>
@@ -248,7 +244,7 @@
               <mc:AlternateContent>
                 <mc:Choice Requires="wps">
                   <w:drawing>
-                    <wp:inline distT="0" distB="0" distL="0" distR="0" wp14:anchorId="21451FCC" wp14:editId="73E190E6">
+                    <wp:inline distT="0" distB="0" distL="0" distR="0" wp14:anchorId="0F6E9DDF" wp14:editId="21AB27CA">
                       <wp:extent cx="5600700" cy="1270"/>
                       <wp:effectExtent l="19050" t="19050" r="19050" b="27305"/>
                       <wp:docPr id="2" name="Прямая соединительная линия 2"/>
@@ -315,7 +311,6 @@
         <w:ind w:firstLine="0"/>
         <w:jc w:val="center"/>
         <w:rPr>
-          <w:rFonts w:eastAsia="Droid Sans Fallback"/>
           <w:iCs/>
           <w:szCs w:val="28"/>
           <w:lang w:eastAsia="zh-CN" w:bidi="hi-IN"/>
@@ -339,7 +334,6 @@
         <w:ind w:firstLine="0"/>
         <w:jc w:val="center"/>
         <w:rPr>
-          <w:rFonts w:eastAsia="Droid Sans Fallback"/>
           <w:iCs/>
           <w:szCs w:val="28"/>
           <w:lang w:eastAsia="zh-CN" w:bidi="hi-IN"/>
@@ -350,7 +344,7 @@
         <w:rPr>
           <w:b/>
         </w:rPr>
-        <w:t>Кафедра прикладной математики</w:t>
+        <w:t>Кафедра квантовых информационных технологий, практической и прикладной информатики (ККИТПиПИ)</w:t>
       </w:r>
     </w:p>
     <w:p>
@@ -361,7 +355,6 @@
         <w:ind w:firstLine="0"/>
         <w:jc w:val="center"/>
         <w:rPr>
-          <w:rFonts w:eastAsia="Droid Sans Fallback"/>
           <w:b/>
           <w:iCs/>
           <w:sz w:val="24"/>
@@ -377,7 +370,6 @@
         <w:spacing w:line="240" w:lineRule="auto"/>
         <w:ind w:firstLine="0"/>
         <w:rPr>
-          <w:rFonts w:eastAsia="Droid Sans Fallback"/>
           <w:b/>
           <w:iCs/>
           <w:sz w:val="24"/>
@@ -393,7 +385,6 @@
         <w:ind w:firstLine="0"/>
         <w:jc w:val="center"/>
         <w:rPr>
-          <w:rFonts w:eastAsia="Droid Sans Fallback"/>
           <w:b/>
           <w:iCs/>
           <w:sz w:val="32"/>
@@ -416,7 +407,6 @@
         <w:ind w:firstLine="0"/>
         <w:jc w:val="center"/>
         <w:rPr>
-          <w:rFonts w:eastAsia="Droid Sans Fallback"/>
           <w:b/>
           <w:iCs/>
           <w:szCs w:val="28"/>
@@ -435,7 +425,6 @@
         <w:ind w:firstLine="0"/>
         <w:jc w:val="center"/>
         <w:rPr>
-          <w:rFonts w:eastAsia="Droid Sans Fallback"/>
           <w:iCs/>
           <w:szCs w:val="28"/>
           <w:lang w:eastAsia="zh-CN" w:bidi="hi-IN"/>
@@ -470,7 +459,6 @@
         <w:ind w:firstLine="0"/>
         <w:jc w:val="center"/>
         <w:rPr>
-          <w:rFonts w:eastAsia="Droid Sans Fallback"/>
           <w:iCs/>
           <w:szCs w:val="28"/>
           <w:lang w:eastAsia="zh-CN" w:bidi="hi-IN"/>
@@ -484,7 +472,6 @@
         <w:suppressAutoHyphens/>
         <w:ind w:firstLine="0"/>
         <w:rPr>
-          <w:rFonts w:eastAsia="Droid Sans Fallback"/>
           <w:iCs/>
           <w:szCs w:val="28"/>
           <w:lang w:eastAsia="zh-CN" w:bidi="hi-IN"/>
@@ -499,7 +486,6 @@
         <w:ind w:firstLine="0"/>
         <w:jc w:val="center"/>
         <w:rPr>
-          <w:rFonts w:eastAsia="Droid Sans Fallback"/>
           <w:iCs/>
           <w:szCs w:val="28"/>
           <w:lang w:eastAsia="zh-CN" w:bidi="hi-IN"/>
@@ -584,7 +570,6 @@
               <w:ind w:firstLine="0"/>
               <w:jc w:val="left"/>
               <w:rPr>
-                <w:rFonts w:ascii="Liberation Serif" w:eastAsia="Droid Sans Fallback" w:hAnsi="Liberation Serif"/>
                 <w:sz w:val="24"/>
                 <w:szCs w:val="24"/>
                 <w:lang w:eastAsia="zh-CN" w:bidi="hi-IN"/>
@@ -598,7 +583,6 @@
               <w:ind w:firstLine="0"/>
               <w:jc w:val="left"/>
               <w:rPr>
-                <w:rFonts w:ascii="Liberation Serif" w:eastAsia="Droid Sans Fallback" w:hAnsi="Liberation Serif"/>
                 <w:sz w:val="24"/>
                 <w:szCs w:val="24"/>
                 <w:lang w:eastAsia="zh-CN" w:bidi="hi-IN"/>
@@ -620,7 +604,6 @@
               <w:ind w:firstLine="0"/>
               <w:jc w:val="left"/>
               <w:rPr>
-                <w:rFonts w:ascii="Liberation Serif" w:eastAsia="Droid Sans Fallback" w:hAnsi="Liberation Serif"/>
                 <w:sz w:val="24"/>
                 <w:szCs w:val="24"/>
                 <w:lang w:eastAsia="zh-CN" w:bidi="hi-IN"/>
@@ -645,7 +628,6 @@
               <w:ind w:firstLine="0"/>
               <w:jc w:val="left"/>
               <w:rPr>
-                <w:rFonts w:ascii="Liberation Serif" w:eastAsia="Droid Sans Fallback" w:hAnsi="Liberation Serif"/>
                 <w:sz w:val="24"/>
                 <w:szCs w:val="24"/>
                 <w:lang w:eastAsia="zh-CN" w:bidi="hi-IN"/>
@@ -667,7 +649,6 @@
               <w:ind w:firstLine="0"/>
               <w:jc w:val="left"/>
               <w:rPr>
-                <w:rFonts w:ascii="Liberation Serif" w:eastAsia="Droid Sans Fallback" w:hAnsi="Liberation Serif"/>
                 <w:sz w:val="24"/>
                 <w:szCs w:val="24"/>
                 <w:lang w:eastAsia="zh-CN" w:bidi="hi-IN"/>
@@ -689,7 +670,7 @@
               <w:rPr>
                 <w:sz w:val="24"/>
               </w:rPr>
-              <w:t>Воронцов Ю.А.</w:t>
+              <w:t>Приходько Н.А.</w:t>
             </w:r>
           </w:p>
         </w:tc>
@@ -708,7 +689,6 @@
               <w:ind w:firstLine="0"/>
               <w:jc w:val="left"/>
               <w:rPr>
-                <w:rFonts w:ascii="Liberation Serif" w:eastAsia="Droid Sans Fallback" w:hAnsi="Liberation Serif"/>
                 <w:sz w:val="24"/>
                 <w:szCs w:val="24"/>
                 <w:lang w:eastAsia="zh-CN" w:bidi="hi-IN"/>
@@ -725,7 +705,6 @@
               <w:ind w:firstLine="0"/>
               <w:jc w:val="left"/>
               <w:rPr>
-                <w:rFonts w:ascii="Liberation Serif" w:eastAsia="Droid Sans Fallback" w:hAnsi="Liberation Serif"/>
                 <w:sz w:val="24"/>
                 <w:szCs w:val="24"/>
                 <w:lang w:eastAsia="zh-CN" w:bidi="hi-IN"/>
@@ -739,7 +718,6 @@
               <w:ind w:firstLine="0"/>
               <w:jc w:val="left"/>
               <w:rPr>
-                <w:rFonts w:ascii="Liberation Serif" w:eastAsia="Droid Sans Fallback" w:hAnsi="Liberation Serif"/>
                 <w:sz w:val="24"/>
                 <w:szCs w:val="24"/>
                 <w:lang w:eastAsia="zh-CN" w:bidi="hi-IN"/>
@@ -761,7 +739,6 @@
               <w:ind w:firstLine="0"/>
               <w:jc w:val="left"/>
               <w:rPr>
-                <w:rFonts w:ascii="Liberation Serif" w:eastAsia="Droid Sans Fallback" w:hAnsi="Liberation Serif"/>
                 <w:sz w:val="24"/>
                 <w:szCs w:val="24"/>
                 <w:lang w:eastAsia="zh-CN" w:bidi="hi-IN"/>
@@ -782,7 +759,6 @@
               <w:ind w:firstLine="0"/>
               <w:jc w:val="left"/>
               <w:rPr>
-                <w:rFonts w:ascii="Liberation Serif" w:eastAsia="Droid Sans Fallback" w:hAnsi="Liberation Serif"/>
                 <w:sz w:val="24"/>
                 <w:szCs w:val="24"/>
                 <w:lang w:eastAsia="zh-CN" w:bidi="hi-IN"/>
@@ -802,7 +778,6 @@
               <w:ind w:firstLine="0"/>
               <w:jc w:val="left"/>
               <w:rPr>
-                <w:rFonts w:ascii="Liberation Serif" w:eastAsia="Droid Sans Fallback" w:hAnsi="Liberation Serif"/>
                 <w:sz w:val="24"/>
                 <w:szCs w:val="24"/>
                 <w:lang w:eastAsia="zh-CN" w:bidi="hi-IN"/>
@@ -822,7 +797,6 @@
               <w:ind w:firstLine="0"/>
               <w:jc w:val="left"/>
               <w:rPr>
-                <w:rFonts w:ascii="Liberation Serif" w:eastAsia="Droid Sans Fallback" w:hAnsi="Liberation Serif"/>
                 <w:sz w:val="24"/>
                 <w:szCs w:val="24"/>
                 <w:lang w:eastAsia="zh-CN" w:bidi="hi-IN"/>
@@ -839,7 +813,6 @@
         <w:spacing w:line="240" w:lineRule="auto"/>
         <w:ind w:firstLine="0"/>
         <w:rPr>
-          <w:rFonts w:ascii="Liberation Serif" w:eastAsia="Droid Sans Fallback" w:hAnsi="Liberation Serif"/>
           <w:iCs/>
           <w:sz w:val="24"/>
           <w:szCs w:val="28"/>
@@ -856,7 +829,6 @@
         <w:ind w:firstLine="0"/>
         <w:jc w:val="center"/>
         <w:rPr>
-          <w:rFonts w:ascii="Liberation Serif" w:eastAsia="Droid Sans Fallback" w:hAnsi="Liberation Serif"/>
           <w:iCs/>
           <w:sz w:val="24"/>
           <w:szCs w:val="28"/>
@@ -873,7 +845,6 @@
         <w:ind w:firstLine="0"/>
         <w:jc w:val="center"/>
         <w:rPr>
-          <w:rFonts w:ascii="Liberation Serif" w:eastAsia="Droid Sans Fallback" w:hAnsi="Liberation Serif"/>
           <w:iCs/>
           <w:sz w:val="24"/>
           <w:szCs w:val="28"/>
@@ -886,11 +857,10 @@
       <w:pPr>
         <w:widowControl w:val="0"/>
         <w:suppressAutoHyphens/>
-        <w:spacing w:before="1820" w:line="240" w:lineRule="auto"/>
+        <w:spacing w:before="1480" w:line="240" w:lineRule="auto"/>
         <w:ind w:firstLine="0"/>
         <w:jc w:val="center"/>
         <w:rPr>
-          <w:rFonts w:ascii="Liberation Serif" w:eastAsia="Droid Sans Fallback" w:hAnsi="Liberation Serif"/>
           <w:iCs/>
           <w:sz w:val="24"/>
           <w:szCs w:val="28"/>
@@ -936,7 +906,7 @@
       <w:pPr>
         <w:pStyle w:val="12"/>
         <w:tabs>
-          <w:tab w:val="right" w:leader="dot" w:pos="9350"/>
+          <w:tab w:val="right" w:leader="dot" w:pos="9345"/>
         </w:tabs>
         <w:spacing w:after="60" w:line="240" w:lineRule="auto"/>
         <w:rPr>
@@ -956,7 +926,7 @@
       <w:r>
         <w:fldChar w:fldCharType="separate"/>
       </w:r>
-      <w:hyperlink w:anchor="_Toc242123754" w:history="1">
+      <w:hyperlink w:anchor="_Toc243865590" w:history="1">
         <w:r>
           <w:rPr>
             <w:rStyle w:val="a4"/>
@@ -964,7 +934,7 @@
             <w:color w:val="000000"/>
             <w:u w:val="none"/>
           </w:rPr>
-          <w:t>1 Цель и условия эксперимента</w:t>
+          <w:t>1 Цель и постановка экспериментов</w:t>
         </w:r>
         <w:r>
           <w:rPr>
@@ -985,7 +955,7 @@
             <w:noProof/>
             <w:webHidden/>
           </w:rPr>
-          <w:instrText xml:space="preserve"> PAGEREF _Toc242123754 \h </w:instrText>
+          <w:instrText xml:space="preserve"> PAGEREF _Toc243865590 \h </w:instrText>
         </w:r>
         <w:r>
           <w:rPr>
@@ -1020,7 +990,7 @@
       <w:pPr>
         <w:pStyle w:val="12"/>
         <w:tabs>
-          <w:tab w:val="right" w:leader="dot" w:pos="9350"/>
+          <w:tab w:val="right" w:leader="dot" w:pos="9345"/>
         </w:tabs>
         <w:spacing w:after="60" w:line="240" w:lineRule="auto"/>
         <w:rPr>
@@ -1031,7 +1001,7 @@
           <w14:ligatures w14:val="none"/>
         </w:rPr>
       </w:pPr>
-      <w:hyperlink w:anchor="_Toc242123755" w:history="1">
+      <w:hyperlink w:anchor="_Toc243865591" w:history="1">
         <w:r>
           <w:rPr>
             <w:rStyle w:val="a4"/>
@@ -1039,7 +1009,7 @@
             <w:color w:val="000000"/>
             <w:u w:val="none"/>
           </w:rPr>
-          <w:t>2 Стенд и источники</w:t>
+          <w:t>2 Стенд и данные</w:t>
         </w:r>
         <w:r>
           <w:rPr>
@@ -1060,7 +1030,7 @@
             <w:noProof/>
             <w:webHidden/>
           </w:rPr>
-          <w:instrText xml:space="preserve"> PAGEREF _Toc242123755 \h </w:instrText>
+          <w:instrText xml:space="preserve"> PAGEREF _Toc243865591 \h </w:instrText>
         </w:r>
         <w:r>
           <w:rPr>
@@ -1095,7 +1065,7 @@
       <w:pPr>
         <w:pStyle w:val="12"/>
         <w:tabs>
-          <w:tab w:val="right" w:leader="dot" w:pos="9350"/>
+          <w:tab w:val="right" w:leader="dot" w:pos="9345"/>
         </w:tabs>
         <w:spacing w:after="60" w:line="240" w:lineRule="auto"/>
         <w:rPr>
@@ -1106,7 +1076,7 @@
           <w14:ligatures w14:val="none"/>
         </w:rPr>
       </w:pPr>
-      <w:hyperlink w:anchor="_Toc242123756" w:history="1">
+      <w:hyperlink w:anchor="_Toc243865592" w:history="1">
         <w:r>
           <w:rPr>
             <w:rStyle w:val="a4"/>
@@ -1114,7 +1084,7 @@
             <w:color w:val="000000"/>
             <w:u w:val="none"/>
           </w:rPr>
-          <w:t>3 Ленивые вычисления</w:t>
+          <w:t>3 Ленивое выполнение и входное разбиение</w:t>
         </w:r>
         <w:r>
           <w:rPr>
@@ -1135,7 +1105,7 @@
             <w:noProof/>
             <w:webHidden/>
           </w:rPr>
-          <w:instrText xml:space="preserve"> PAGEREF _Toc242123756 \h </w:instrText>
+          <w:instrText xml:space="preserve"> PAGEREF _Toc243865592 \h </w:instrText>
         </w:r>
         <w:r>
           <w:rPr>
@@ -1170,7 +1140,7 @@
       <w:pPr>
         <w:pStyle w:val="12"/>
         <w:tabs>
-          <w:tab w:val="right" w:leader="dot" w:pos="9350"/>
+          <w:tab w:val="right" w:leader="dot" w:pos="9345"/>
         </w:tabs>
         <w:spacing w:after="60" w:line="240" w:lineRule="auto"/>
         <w:rPr>
@@ -1181,7 +1151,7 @@
           <w14:ligatures w14:val="none"/>
         </w:rPr>
       </w:pPr>
-      <w:hyperlink w:anchor="_Toc242123757" w:history="1">
+      <w:hyperlink w:anchor="_Toc243865593" w:history="1">
         <w:r>
           <w:rPr>
             <w:rStyle w:val="a4"/>
@@ -1189,7 +1159,7 @@
             <w:color w:val="000000"/>
             <w:u w:val="none"/>
           </w:rPr>
-          <w:t>4 Repartition, coalesce и groupBy</w:t>
+          <w:t>4 Repartition, coalesce и shuffle</w:t>
         </w:r>
         <w:r>
           <w:rPr>
@@ -1210,7 +1180,7 @@
             <w:noProof/>
             <w:webHidden/>
           </w:rPr>
-          <w:instrText xml:space="preserve"> PAGEREF _Toc242123757 \h </w:instrText>
+          <w:instrText xml:space="preserve"> PAGEREF _Toc243865593 \h </w:instrText>
         </w:r>
         <w:r>
           <w:rPr>
@@ -1245,7 +1215,7 @@
       <w:pPr>
         <w:pStyle w:val="12"/>
         <w:tabs>
-          <w:tab w:val="right" w:leader="dot" w:pos="9350"/>
+          <w:tab w:val="right" w:leader="dot" w:pos="9345"/>
         </w:tabs>
         <w:spacing w:after="60" w:line="240" w:lineRule="auto"/>
         <w:rPr>
@@ -1256,7 +1226,7 @@
           <w14:ligatures w14:val="none"/>
         </w:rPr>
       </w:pPr>
-      <w:hyperlink w:anchor="_Toc242123758" w:history="1">
+      <w:hyperlink w:anchor="_Toc243865594" w:history="1">
         <w:r>
           <w:rPr>
             <w:rStyle w:val="a4"/>
@@ -1264,7 +1234,7 @@
             <w:color w:val="000000"/>
             <w:u w:val="none"/>
           </w:rPr>
-          <w:t>5 Стратегии JOIN</w:t>
+          <w:t>5 Сравнение стратегий JOIN</w:t>
         </w:r>
         <w:r>
           <w:rPr>
@@ -1285,7 +1255,7 @@
             <w:noProof/>
             <w:webHidden/>
           </w:rPr>
-          <w:instrText xml:space="preserve"> PAGEREF _Toc242123758 \h </w:instrText>
+          <w:instrText xml:space="preserve"> PAGEREF _Toc243865594 \h </w:instrText>
         </w:r>
         <w:r>
           <w:rPr>
@@ -1320,7 +1290,7 @@
       <w:pPr>
         <w:pStyle w:val="12"/>
         <w:tabs>
-          <w:tab w:val="right" w:leader="dot" w:pos="9350"/>
+          <w:tab w:val="right" w:leader="dot" w:pos="9345"/>
         </w:tabs>
         <w:spacing w:after="60" w:line="240" w:lineRule="auto"/>
         <w:rPr>
@@ -1331,7 +1301,7 @@
           <w14:ligatures w14:val="none"/>
         </w:rPr>
       </w:pPr>
-      <w:hyperlink w:anchor="_Toc242123759" w:history="1">
+      <w:hyperlink w:anchor="_Toc243865595" w:history="1">
         <w:r>
           <w:rPr>
             <w:rStyle w:val="a4"/>
@@ -1339,7 +1309,7 @@
             <w:color w:val="000000"/>
             <w:u w:val="none"/>
           </w:rPr>
-          <w:t>6 Persist и полная стоимость повторного использования</w:t>
+          <w:t>6 Persist и стоимость повторного использования</w:t>
         </w:r>
         <w:r>
           <w:rPr>
@@ -1360,82 +1330,7 @@
             <w:noProof/>
             <w:webHidden/>
           </w:rPr>
-          <w:instrText xml:space="preserve"> PAGEREF _Toc242123759 \h </w:instrText>
-        </w:r>
-        <w:r>
-          <w:rPr>
-            <w:noProof/>
-            <w:webHidden/>
-          </w:rPr>
-        </w:r>
-        <w:r>
-          <w:rPr>
-            <w:noProof/>
-            <w:webHidden/>
-          </w:rPr>
-          <w:fldChar w:fldCharType="separate"/>
-        </w:r>
-        <w:r>
-          <w:rPr>
-            <w:noProof/>
-            <w:webHidden/>
-          </w:rPr>
-          <w:t>7</w:t>
-        </w:r>
-        <w:r>
-          <w:rPr>
-            <w:noProof/>
-            <w:webHidden/>
-          </w:rPr>
-          <w:fldChar w:fldCharType="end"/>
-        </w:r>
-      </w:hyperlink>
-    </w:p>
-    <w:p>
-      <w:pPr>
-        <w:pStyle w:val="12"/>
-        <w:tabs>
-          <w:tab w:val="right" w:leader="dot" w:pos="9350"/>
-        </w:tabs>
-        <w:spacing w:after="60" w:line="240" w:lineRule="auto"/>
-        <w:rPr>
-          <w:rFonts w:eastAsiaTheme="minorEastAsia"/>
-          <w:noProof/>
-          <w:kern w:val="0"/>
-          <w:szCs w:val="22"/>
-          <w14:ligatures w14:val="none"/>
-        </w:rPr>
-      </w:pPr>
-      <w:hyperlink w:anchor="_Toc242123760" w:history="1">
-        <w:r>
-          <w:rPr>
-            <w:rStyle w:val="a4"/>
-            <w:noProof/>
-            <w:color w:val="000000"/>
-            <w:u w:val="none"/>
-          </w:rPr>
-          <w:t>7 Benchmark, shuffle partitions и файлы</w:t>
-        </w:r>
-        <w:r>
-          <w:rPr>
-            <w:noProof/>
-            <w:webHidden/>
-          </w:rPr>
-          <w:tab/>
-        </w:r>
-        <w:r>
-          <w:rPr>
-            <w:noProof/>
-            <w:webHidden/>
-          </w:rPr>
-          <w:fldChar w:fldCharType="begin"/>
-        </w:r>
-        <w:r>
-          <w:rPr>
-            <w:noProof/>
-            <w:webHidden/>
-          </w:rPr>
-          <w:instrText xml:space="preserve"> PAGEREF _Toc242123760 \h </w:instrText>
+          <w:instrText xml:space="preserve"> PAGEREF _Toc243865595 \h </w:instrText>
         </w:r>
         <w:r>
           <w:rPr>
@@ -1470,7 +1365,7 @@
       <w:pPr>
         <w:pStyle w:val="12"/>
         <w:tabs>
-          <w:tab w:val="right" w:leader="dot" w:pos="9350"/>
+          <w:tab w:val="right" w:leader="dot" w:pos="9345"/>
         </w:tabs>
         <w:spacing w:after="60" w:line="240" w:lineRule="auto"/>
         <w:rPr>
@@ -1481,7 +1376,82 @@
           <w14:ligatures w14:val="none"/>
         </w:rPr>
       </w:pPr>
-      <w:hyperlink w:anchor="_Toc242123761" w:history="1">
+      <w:hyperlink w:anchor="_Toc243865596" w:history="1">
+        <w:r>
+          <w:rPr>
+            <w:rStyle w:val="a4"/>
+            <w:noProof/>
+            <w:color w:val="000000"/>
+            <w:u w:val="none"/>
+          </w:rPr>
+          <w:t>7 Benchmark, shuffle partitions и small files</w:t>
+        </w:r>
+        <w:r>
+          <w:rPr>
+            <w:noProof/>
+            <w:webHidden/>
+          </w:rPr>
+          <w:tab/>
+        </w:r>
+        <w:r>
+          <w:rPr>
+            <w:noProof/>
+            <w:webHidden/>
+          </w:rPr>
+          <w:fldChar w:fldCharType="begin"/>
+        </w:r>
+        <w:r>
+          <w:rPr>
+            <w:noProof/>
+            <w:webHidden/>
+          </w:rPr>
+          <w:instrText xml:space="preserve"> PAGEREF _Toc243865596 \h </w:instrText>
+        </w:r>
+        <w:r>
+          <w:rPr>
+            <w:noProof/>
+            <w:webHidden/>
+          </w:rPr>
+        </w:r>
+        <w:r>
+          <w:rPr>
+            <w:noProof/>
+            <w:webHidden/>
+          </w:rPr>
+          <w:fldChar w:fldCharType="separate"/>
+        </w:r>
+        <w:r>
+          <w:rPr>
+            <w:noProof/>
+            <w:webHidden/>
+          </w:rPr>
+          <w:t>9</w:t>
+        </w:r>
+        <w:r>
+          <w:rPr>
+            <w:noProof/>
+            <w:webHidden/>
+          </w:rPr>
+          <w:fldChar w:fldCharType="end"/>
+        </w:r>
+      </w:hyperlink>
+    </w:p>
+    <w:p>
+      <w:pPr>
+        <w:pStyle w:val="12"/>
+        <w:tabs>
+          <w:tab w:val="right" w:leader="dot" w:pos="9345"/>
+        </w:tabs>
+        <w:spacing w:after="60" w:line="240" w:lineRule="auto"/>
+        <w:rPr>
+          <w:rFonts w:eastAsiaTheme="minorEastAsia"/>
+          <w:noProof/>
+          <w:kern w:val="0"/>
+          <w:szCs w:val="22"/>
+          <w14:ligatures w14:val="none"/>
+        </w:rPr>
+      </w:pPr>
+      <w:hyperlink w:anchor="_Toc243865597" w:history="1">
         <w:r>
           <w:rPr>
             <w:rStyle w:val="a4"/>
@@ -1510,7 +1480,7 @@
             <w:noProof/>
             <w:webHidden/>
           </w:rPr>
-          <w:instrText xml:space="preserve"> PAGEREF _Toc242123761 \h </w:instrText>
+          <w:instrText xml:space="preserve"> PAGEREF _Toc243865597 \h </w:instrText>
         </w:r>
         <w:r>
           <w:rPr>
@@ -1543,9 +1513,9 @@
     </w:p>
     <w:p>
       <w:pPr>
-        <w:pStyle w:val="12"/>
+        <w:pStyle w:val="22"/>
         <w:tabs>
-          <w:tab w:val="right" w:leader="dot" w:pos="9350"/>
+          <w:tab w:val="right" w:leader="dot" w:pos="9345"/>
         </w:tabs>
         <w:spacing w:after="60" w:line="240" w:lineRule="auto"/>
         <w:rPr>
@@ -1556,7 +1526,7 @@
           <w14:ligatures w14:val="none"/>
         </w:rPr>
       </w:pPr>
-      <w:hyperlink w:anchor="_Toc242123762" w:history="1">
+      <w:hyperlink w:anchor="_Toc243865598" w:history="1">
         <w:r>
           <w:rPr>
             <w:rStyle w:val="a4"/>
@@ -1564,7 +1534,7 @@
             <w:color w:val="000000"/>
             <w:u w:val="none"/>
           </w:rPr>
-          <w:t>9 Выводы и ограничения</w:t>
+          <w:t>8.1 Экспериментальные выводы варианта B</w:t>
         </w:r>
         <w:r>
           <w:rPr>
@@ -1585,82 +1555,7 @@
             <w:noProof/>
             <w:webHidden/>
           </w:rPr>
-          <w:instrText xml:space="preserve"> PAGEREF _Toc242123762 \h </w:instrText>
-        </w:r>
-        <w:r>
-          <w:rPr>
-            <w:noProof/>
-            <w:webHidden/>
-          </w:rPr>
-        </w:r>
-        <w:r>
-          <w:rPr>
-            <w:noProof/>
-            <w:webHidden/>
-          </w:rPr>
-          <w:fldChar w:fldCharType="separate"/>
-        </w:r>
-        <w:r>
-          <w:rPr>
-            <w:noProof/>
-            <w:webHidden/>
-          </w:rPr>
-          <w:t>12</w:t>
-        </w:r>
-        <w:r>
-          <w:rPr>
-            <w:noProof/>
-            <w:webHidden/>
-          </w:rPr>
-          <w:fldChar w:fldCharType="end"/>
-        </w:r>
-      </w:hyperlink>
-    </w:p>
-    <w:p>
-      <w:pPr>
-        <w:pStyle w:val="12"/>
-        <w:tabs>
-          <w:tab w:val="right" w:leader="dot" w:pos="9350"/>
-        </w:tabs>
-        <w:spacing w:after="60" w:line="240" w:lineRule="auto"/>
-        <w:rPr>
-          <w:rFonts w:eastAsiaTheme="minorEastAsia"/>
-          <w:noProof/>
-          <w:kern w:val="0"/>
-          <w:szCs w:val="22"/>
-          <w14:ligatures w14:val="none"/>
-        </w:rPr>
-      </w:pPr>
-      <w:hyperlink w:anchor="_Toc242123763" w:history="1">
-        <w:r>
-          <w:rPr>
-            <w:rStyle w:val="a4"/>
-            <w:noProof/>
-            <w:color w:val="000000"/>
-            <w:u w:val="none"/>
-          </w:rPr>
-          <w:t>Ответы на контрольные вопросы</w:t>
-        </w:r>
-        <w:r>
-          <w:rPr>
-            <w:noProof/>
-            <w:webHidden/>
-          </w:rPr>
-          <w:tab/>
-        </w:r>
-        <w:r>
-          <w:rPr>
-            <w:noProof/>
-            <w:webHidden/>
-          </w:rPr>
-          <w:fldChar w:fldCharType="begin"/>
-        </w:r>
-        <w:r>
-          <w:rPr>
-            <w:noProof/>
-            <w:webHidden/>
-          </w:rPr>
-          <w:instrText xml:space="preserve"> PAGEREF _Toc242123763 \h </w:instrText>
+          <w:instrText xml:space="preserve"> PAGEREF _Toc243865598 \h </w:instrText>
         </w:r>
         <w:r>
           <w:rPr>
@@ -1695,7 +1590,7 @@
       <w:pPr>
         <w:pStyle w:val="12"/>
         <w:tabs>
-          <w:tab w:val="right" w:leader="dot" w:pos="9350"/>
+          <w:tab w:val="right" w:leader="dot" w:pos="9345"/>
         </w:tabs>
         <w:spacing w:after="60" w:line="240" w:lineRule="auto"/>
         <w:rPr>
@@ -1706,7 +1601,7 @@
           <w14:ligatures w14:val="none"/>
         </w:rPr>
       </w:pPr>
-      <w:hyperlink w:anchor="_Toc242123764" w:history="1">
+      <w:hyperlink w:anchor="_Toc243865599" w:history="1">
         <w:r>
           <w:rPr>
             <w:rStyle w:val="a4"/>
@@ -1714,7 +1609,7 @@
             <w:color w:val="000000"/>
             <w:u w:val="none"/>
           </w:rPr>
-          <w:t>Источники и приложения</w:t>
+          <w:t>9 Общие выводы и воспроизводимость</w:t>
         </w:r>
         <w:r>
           <w:rPr>
@@ -1735,7 +1630,7 @@
             <w:noProof/>
             <w:webHidden/>
           </w:rPr>
-          <w:instrText xml:space="preserve"> PAGEREF _Toc242123764 \h </w:instrText>
+          <w:instrText xml:space="preserve"> PAGEREF _Toc243865599 \h </w:instrText>
         </w:r>
         <w:r>
           <w:rPr>
@@ -1755,7 +1650,7 @@
             <w:noProof/>
             <w:webHidden/>
           </w:rPr>
-          <w:t>18</w:t>
+          <w:t>13</w:t>
         </w:r>
         <w:r>
           <w:rPr>
@@ -1768,6 +1663,156 @@
     </w:p>
     <w:p>
       <w:pPr>
+        <w:pStyle w:val="12"/>
+        <w:tabs>
+          <w:tab w:val="right" w:leader="dot" w:pos="9345"/>
+        </w:tabs>
+        <w:spacing w:after="60" w:line="240" w:lineRule="auto"/>
+        <w:rPr>
+          <w:rFonts w:eastAsiaTheme="minorEastAsia"/>
+          <w:noProof/>
+          <w:kern w:val="0"/>
+          <w:szCs w:val="22"/>
+          <w14:ligatures w14:val="none"/>
+        </w:rPr>
+      </w:pPr>
+      <w:hyperlink w:anchor="_Toc243865600" w:history="1">
+        <w:r>
+          <w:rPr>
+            <w:rStyle w:val="a4"/>
+            <w:noProof/>
+            <w:color w:val="000000"/>
+            <w:u w:val="none"/>
+          </w:rPr>
+          <w:t>Ответы на контрольные вопросы</w:t>
+        </w:r>
+        <w:r>
+          <w:rPr>
+            <w:noProof/>
+            <w:webHidden/>
+          </w:rPr>
+          <w:tab/>
+        </w:r>
+        <w:r>
+          <w:rPr>
+            <w:noProof/>
+            <w:webHidden/>
+          </w:rPr>
+          <w:fldChar w:fldCharType="begin"/>
+        </w:r>
+        <w:r>
+          <w:rPr>
+            <w:noProof/>
+            <w:webHidden/>
+          </w:rPr>
+          <w:instrText xml:space="preserve"> PAGEREF _Toc243865600 \h </w:instrText>
+        </w:r>
+        <w:r>
+          <w:rPr>
+            <w:noProof/>
+            <w:webHidden/>
+          </w:rPr>
+        </w:r>
+        <w:r>
+          <w:rPr>
+            <w:noProof/>
+            <w:webHidden/>
+          </w:rPr>
+          <w:fldChar w:fldCharType="separate"/>
+        </w:r>
+        <w:r>
+          <w:rPr>
+            <w:noProof/>
+            <w:webHidden/>
+          </w:rPr>
+          <w:t>14</w:t>
+        </w:r>
+        <w:r>
+          <w:rPr>
+            <w:noProof/>
+            <w:webHidden/>
+          </w:rPr>
+          <w:fldChar w:fldCharType="end"/>
+        </w:r>
+      </w:hyperlink>
+    </w:p>
+    <w:p>
+      <w:pPr>
+        <w:pStyle w:val="12"/>
+        <w:tabs>
+          <w:tab w:val="right" w:leader="dot" w:pos="9345"/>
+        </w:tabs>
+        <w:spacing w:after="60" w:line="240" w:lineRule="auto"/>
+        <w:rPr>
+          <w:rFonts w:eastAsiaTheme="minorEastAsia"/>
+          <w:noProof/>
+          <w:kern w:val="0"/>
+          <w:szCs w:val="22"/>
+          <w14:ligatures w14:val="none"/>
+        </w:rPr>
+      </w:pPr>
+      <w:hyperlink w:anchor="_Toc243865601" w:history="1">
+        <w:r>
+          <w:rPr>
+            <w:rStyle w:val="a4"/>
+            <w:noProof/>
+            <w:color w:val="000000"/>
+            <w:u w:val="none"/>
+          </w:rPr>
+          <w:t>Источники</w:t>
+        </w:r>
+        <w:r>
+          <w:rPr>
+            <w:noProof/>
+            <w:webHidden/>
+          </w:rPr>
+          <w:tab/>
+        </w:r>
+        <w:r>
+          <w:rPr>
+            <w:noProof/>
+            <w:webHidden/>
+          </w:rPr>
+          <w:fldChar w:fldCharType="begin"/>
+        </w:r>
+        <w:r>
+          <w:rPr>
+            <w:noProof/>
+            <w:webHidden/>
+          </w:rPr>
+          <w:instrText xml:space="preserve"> PAGEREF _Toc243865601 \h </w:instrText>
+        </w:r>
+        <w:r>
+          <w:rPr>
+            <w:noProof/>
+            <w:webHidden/>
+          </w:rPr>
+        </w:r>
+        <w:r>
+          <w:rPr>
+            <w:noProof/>
+            <w:webHidden/>
+          </w:rPr>
+          <w:fldChar w:fldCharType="separate"/>
+        </w:r>
+        <w:r>
+          <w:rPr>
+            <w:noProof/>
+            <w:webHidden/>
+          </w:rPr>
+          <w:t>21</w:t>
+        </w:r>
+        <w:r>
+          <w:rPr>
+            <w:noProof/>
+            <w:webHidden/>
+          </w:rPr>
+          <w:fldChar w:fldCharType="end"/>
+        </w:r>
+      </w:hyperlink>
+    </w:p>
+    <w:p>
+      <w:pPr>
         <w:spacing w:after="60" w:line="240" w:lineRule="auto"/>
         <w:ind w:firstLine="0"/>
         <w:jc w:val="left"/>
@@ -1781,10 +1826,10 @@
         <w:pStyle w:val="1"/>
         <w:pageBreakBefore/>
       </w:pPr>
-      <w:bookmarkStart w:id="0" w:name="_Toc242123754"/>
+      <w:bookmarkStart w:id="0" w:name="_Toc243865590"/>
       <w:r>
         <w:lastRenderedPageBreak/>
-        <w:t>1 Цель и условия эксперимента</w:t>
+        <w:t>1 Цель и постановка экспериментов</w:t>
       </w:r>
       <w:bookmarkEnd w:id="0"/>
     </w:p>
@@ -1793,22 +1838,30 @@
         <w:pStyle w:val="ReportBody"/>
       </w:pPr>
       <w:r>
-        <w:t xml:space="preserve">Исследованы ленивое </w:t>
-      </w:r>
-      <w:r>
-        <w:t>вычисление, разделы данных, shuffle, стратегии JOIN, persist, повторные измерения и число выходных файлов. Основные опыты используют Olist; самостоятельный вариант B соединяет order_items и sellers и агрегирует по seller_state. Все времена и счётчики получ</w:t>
-      </w:r>
-      <w:r>
-        <w:t>ены заново в личной VM.</w:t>
+        <w:t>Цель работы — исследовать физическое выполнение преобразований Spark: ленивые вычисления, партиции и задачи, shuffle, стратегии JOIN, сохранение промежуточного результата, повторны</w:t>
+      </w:r>
+      <w:r>
+        <w:t>е измерения и создание part-файлов. Учебные опыты выполняются на Olist; самостоятельный вариант B использует order_items и sellers с группировкой по seller_state.</w:t>
+      </w:r>
+    </w:p>
+    <w:p>
+      <w:pPr>
+        <w:pStyle w:val="ReportBody"/>
+      </w:pPr>
+      <w:r>
+        <w:t>Полный Run All после запуска нового ядра завершён 26.10.2026 00:02:19 МСК. Последовательно вы</w:t>
+      </w:r>
+      <w:r>
+        <w:t>полнены 12 кодовых ячеек, ошибок 0; длительность с автоматическим сохранением Spark UI — 45,75 с. В последней ячейке выполнен spark.stop().</w:t>
       </w:r>
     </w:p>
     <w:p>
       <w:pPr>
         <w:pStyle w:val="1"/>
       </w:pPr>
-      <w:bookmarkStart w:id="1" w:name="_Toc242123755"/>
-      <w:r>
-        <w:t>2 Стенд и источники</w:t>
+      <w:bookmarkStart w:id="1" w:name="_Toc243865591"/>
+      <w:r>
+        <w:t>2 Стенд и данные</w:t>
       </w:r>
       <w:bookmarkEnd w:id="1"/>
     </w:p>
@@ -1828,7 +1881,7 @@
         <w:spacing w:before="120" w:after="60"/>
       </w:pPr>
       <w:r>
-        <w:t>Таблица 1 – Паспорт личной виртуальной машины</w:t>
+        <w:t>Таблица 1 – Паспорт экспериментального стенда</w:t>
       </w:r>
     </w:p>
     <w:tbl>
@@ -1883,7 +1936,7 @@
               <w:rPr>
                 <w:b/>
               </w:rPr>
-              <w:t>Фактическое значение</w:t>
+              <w:t>Значение</w:t>
             </w:r>
           </w:p>
         </w:tc>
@@ -1903,7 +1956,7 @@
               <w:pStyle w:val="ReportTable"/>
             </w:pPr>
             <w:r>
-              <w:t>VM</w:t>
+              <w:t>VM / ОС</w:t>
             </w:r>
           </w:p>
         </w:tc>
@@ -1915,10 +1968,9 @@
           <w:p>
             <w:pPr>
               <w:pStyle w:val="ReportTable"/>
-              <w:jc w:val="center"/>
-            </w:pPr>
-            <w:r>
-              <w:t>TIABD-Albakhtin-IV</w:t>
+            </w:pPr>
+            <w:r>
+              <w:t>TIABD-Albakhtin-IV / Ubuntu Server 22.04.5 LTS</w:t>
             </w:r>
           </w:p>
         </w:tc>
@@ -1938,7 +1990,7 @@
               <w:pStyle w:val="ReportTable"/>
             </w:pPr>
             <w:r>
-              <w:t>ОС</w:t>
+              <w:t>CPU / память</w:t>
             </w:r>
           </w:p>
         </w:tc>
@@ -1950,10 +2002,9 @@
           <w:p>
             <w:pPr>
               <w:pStyle w:val="ReportTable"/>
-              <w:jc w:val="center"/>
-            </w:pPr>
-            <w:r>
-              <w:t>Ubuntu Server 22.04.5 LTS</w:t>
+            </w:pPr>
+            <w:r>
+              <w:t>2 vCPU / 4 ГБ RAM</w:t>
             </w:r>
           </w:p>
         </w:tc>
@@ -1973,7 +2024,7 @@
               <w:pStyle w:val="ReportTable"/>
             </w:pPr>
             <w:r>
-              <w:t>Ресурсы</w:t>
+              <w:t>Python / Spark</w:t>
             </w:r>
           </w:p>
         </w:tc>
@@ -1985,13 +2036,9 @@
           <w:p>
             <w:pPr>
               <w:pStyle w:val="ReportTable"/>
-              <w:jc w:val="center"/>
-            </w:pPr>
-            <w:r>
-              <w:t xml:space="preserve">2 vCPU; 4 ГБ RAM; независимый VDI 40 </w:t>
-            </w:r>
-            <w:r>
-              <w:t>ГБ</w:t>
+            </w:pPr>
+            <w:r>
+              <w:t>3.10.12 / 3.5.7</w:t>
             </w:r>
           </w:p>
         </w:tc>
@@ -2011,7 +2058,7 @@
               <w:pStyle w:val="ReportTable"/>
             </w:pPr>
             <w:r>
-              <w:t>Python</w:t>
+              <w:t>Java</w:t>
             </w:r>
           </w:p>
         </w:tc>
@@ -2023,10 +2070,9 @@
           <w:p>
             <w:pPr>
               <w:pStyle w:val="ReportTable"/>
-              <w:jc w:val="center"/>
-            </w:pPr>
-            <w:r>
-              <w:t>3.10.12</w:t>
+            </w:pPr>
+            <w:r>
+              <w:t>openjdk version "17.0.20.1" 2026-08-18</w:t>
             </w:r>
           </w:p>
         </w:tc>
@@ -2046,7 +2092,7 @@
               <w:pStyle w:val="ReportTable"/>
             </w:pPr>
             <w:r>
-              <w:t>Java</w:t>
+              <w:t>Master / parallelism</w:t>
             </w:r>
           </w:p>
         </w:tc>
@@ -2058,10 +2104,9 @@
           <w:p>
             <w:pPr>
               <w:pStyle w:val="ReportTable"/>
-              <w:jc w:val="center"/>
-            </w:pPr>
-            <w:r>
-              <w:t>openjdk version "17.0.20.1" 2026-08-18</w:t>
+            </w:pPr>
+            <w:r>
+              <w:t>local[*] / 2</w:t>
             </w:r>
           </w:p>
         </w:tc>
@@ -2081,7 +2126,7 @@
               <w:pStyle w:val="ReportTable"/>
             </w:pPr>
             <w:r>
-              <w:t>Spark</w:t>
+              <w:t>Driver memory</w:t>
             </w:r>
           </w:p>
         </w:tc>
@@ -2093,10 +2138,9 @@
           <w:p>
             <w:pPr>
               <w:pStyle w:val="ReportTable"/>
-              <w:jc w:val="center"/>
-            </w:pPr>
-            <w:r>
-              <w:t>3.5.7</w:t>
+            </w:pPr>
+            <w:r>
+              <w:t>1536m</w:t>
             </w:r>
           </w:p>
         </w:tc>
@@ -2116,7 +2160,10 @@
               <w:pStyle w:val="ReportTable"/>
             </w:pPr>
             <w:r>
-              <w:t>Master / parallelism</w:t>
+              <w:t xml:space="preserve">Shuffle </w:t>
+            </w:r>
+            <w:r>
+              <w:t>partitions / AQE</w:t>
             </w:r>
           </w:p>
         </w:tc>
@@ -2128,10 +2175,9 @@
           <w:p>
             <w:pPr>
               <w:pStyle w:val="ReportTable"/>
-              <w:jc w:val="center"/>
-            </w:pPr>
-            <w:r>
-              <w:t>local[*] / 2</w:t>
+            </w:pPr>
+            <w:r>
+              <w:t>8 / false</w:t>
             </w:r>
           </w:p>
         </w:tc>
@@ -2151,7 +2197,7 @@
               <w:pStyle w:val="ReportTable"/>
             </w:pPr>
             <w:r>
-              <w:t>Shuffle partitions / AQE</w:t>
+              <w:t>Auto broadcast threshold</w:t>
             </w:r>
           </w:p>
         </w:tc>
@@ -2166,7 +2212,7 @@
               <w:jc w:val="center"/>
             </w:pPr>
             <w:r>
-              <w:t>8 / false</w:t>
+              <w:t>-1</w:t>
             </w:r>
           </w:p>
         </w:tc>
@@ -2177,31 +2223,32 @@
         <w:pStyle w:val="ReportBody"/>
       </w:pPr>
       <w:r>
-        <w:t xml:space="preserve">Работа выполнена в новой VM с отдельной установкой Ubuntu и пользователем albakhtin. Каждый ноутбук </w:t>
-      </w:r>
-      <w:r>
-        <w:t>запущен полностью в новом ядре. Local[*] использует два виртуальных ядра одного узла; физическая сеть кластера в таком режиме не проверяется. Методичка рекомендует Python 3.11; системный Python 3.10 совместим с выбранными Spark 3.5.7 и JDK 17.</w:t>
-      </w:r>
-    </w:p>
-    <w:p>
-      <w:pPr>
-        <w:pStyle w:val="ReportBody"/>
-      </w:pPr>
-      <w:r>
-        <w:t>В основной с</w:t>
-      </w:r>
-      <w:r>
-        <w:t>ерии AQE=false, SQL shuffle partitions=8, autoBroadcastJoinThreshold=-1 и driver memory=1536 МБ. Для каждого повторяемого опыта выполнен прогрев и три измерения; подготовка SQLite, CSV и Parquet исключена из измеряемых действий. Фоновые контейнеры и нагруз</w:t>
-      </w:r>
-      <w:r>
-        <w:t>ка хоста остаются ограничением.</w:t>
-      </w:r>
-    </w:p>
-    <w:p>
-      <w:pPr>
-        <w:pStyle w:val="ReportBody"/>
-      </w:pPr>
-      <w:r>
+        <w:t>Методичка использует Python 3.11; на стенде применяется совместимый с Spark 3.5.7 Python 3.10.12 и JDK 17. Local[*] сохраняет модель распределённых данных, но выполняет задачи на одном узле. Подготов</w:t>
+      </w:r>
+      <w:r>
+        <w:t>ка SQLite, выгрузка CSV и запись исходного Parquet исключены из измерений. Сравниваемые варианты выполняются в одной SparkSession.</w:t>
+      </w:r>
+    </w:p>
+    <w:p>
+      <w:pPr>
+        <w:pStyle w:val="ReportBody"/>
+      </w:pPr>
+      <w:r>
+        <w:t>Ecommerce.sqlite восстановлена из исходных CSV Olist предыдущей практики. Исходный файл SQLite примера не предоставлялся. Вос</w:t>
+      </w:r>
+      <w:r>
+        <w:t>становленная база содержит 100 000 отзывов вместо 97 621 в примере ПР3; отзывы в опытах ПР4 не используются. Для всех пяти используемых таблиц число строк совпало с методичкой. Справочники products и sellers проверены на уникальность ключей и отсутствие не</w:t>
+      </w:r>
+      <w:r>
+        <w:t>сопоставленных позиций заказа.</w:t>
+      </w:r>
+    </w:p>
+    <w:p>
+      <w:pPr>
+        <w:pStyle w:val="ReportBody"/>
+      </w:pPr>
+      <w:r>
+        <w:lastRenderedPageBreak/>
         <w:t>Результаты приведены в таблице 2.</w:t>
       </w:r>
     </w:p>
@@ -2213,8 +2260,7 @@
         <w:spacing w:before="120" w:after="60"/>
       </w:pPr>
       <w:r>
-        <w:lastRenderedPageBreak/>
-        <w:t>Таблица 2 – Входные Parquet DataFrame</w:t>
+        <w:t>Таблица 2 – Входные DataFrame из Parquet</w:t>
       </w:r>
     </w:p>
     <w:tbl>
@@ -2561,21 +2607,44 @@
       <w:pPr>
         <w:pStyle w:val="1"/>
       </w:pPr>
-      <w:bookmarkStart w:id="2" w:name="_Toc242123756"/>
-      <w:r>
-        <w:t>3 Ленивые вычисления</w:t>
+      <w:bookmarkStart w:id="2" w:name="_Toc243865592"/>
+      <w:r>
+        <w:t>3 Ленивое выполнение и входное разбиение</w:t>
       </w:r>
       <w:bookmarkEnd w:id="2"/>
     </w:p>
     <w:p>
       <w:pPr>
-        <w:pStyle w:val="ReportBody"/>
-      </w:pPr>
-      <w:r>
-        <w:t>Списки Jobs до и после select/filter/withColumn пусты. После count появились Jobs [26]; получено 1 000 163 строк за 0,142 с. Count может исключать вычисление неиспользуемого нового столбца, поэто</w:t>
-      </w:r>
-      <w:r>
-        <w:t>му замер не описывает стоимость всех выражений цепочки.</w:t>
+        <w:pStyle w:val="ReportCode"/>
+        <w:spacing w:before="80" w:after="120"/>
+      </w:pPr>
+      <w:r>
+        <w:t>prepared = (geo.select("geolocation_state", "geolocation_lat")</w:t>
+      </w:r>
+      <w:r>
+        <w:br/>
+        <w:t xml:space="preserve">    .filter(F.col("geolocation_state").isNotNull())</w:t>
+      </w:r>
+      <w:r>
+        <w:br/>
+      </w:r>
+      <w:r>
+        <w:t xml:space="preserve">    .withColumn("abs_lat", F.abs("geolocation_lat")))</w:t>
+      </w:r>
+      <w:r>
+        <w:br/>
+        <w:t>rows = prepared.count()</w:t>
+      </w:r>
+    </w:p>
+    <w:p>
+      <w:pPr>
+        <w:pStyle w:val="ReportBody"/>
+      </w:pPr>
+      <w:r>
+        <w:t>До создания цепочки и после transformations список Jobs группы пуст: [] и []. После count появились Jobs [32]; получено 1 000 163 строк за 0,068 с. Это подтверждает отложенное вы</w:t>
+      </w:r>
+      <w:r>
+        <w:t>полнение. Count не использует abs_lat, поэтому оптимизатор вправе исключить вычисление этого поля; время не трактуется как стоимость всех выражений цепочки.</w:t>
       </w:r>
     </w:p>
     <w:p>
@@ -2594,7 +2663,158 @@
         <w:spacing w:before="120" w:after="60"/>
       </w:pPr>
       <w:r>
-        <w:t>Таблица 3 – Наиболее частые штаты geolocation</w:t>
+        <w:t>Таблица 3 – Распределение входных партиций geolocation</w:t>
+      </w:r>
+    </w:p>
+    <w:tbl>
+      <w:tblPr>
+        <w:tblStyle w:val="a3"/>
+        <w:tblW w:w="0" w:type="auto"/>
+        <w:jc w:val="center"/>
+        <w:tblLayout w:type="fixed"/>
+        <w:tblLook w:val="04A0" w:firstRow="1" w:lastRow="0" w:firstColumn="1" w:lastColumn="0" w:noHBand="0" w:noVBand="1"/>
+      </w:tblPr>
+      <w:tblGrid>
+        <w:gridCol w:w="2835"/>
+        <w:gridCol w:w="6520"/>
+      </w:tblGrid>
+      <w:tr>
+        <w:trPr>
+          <w:cantSplit/>
+          <w:tblHeader/>
+          <w:jc w:val="center"/>
+        </w:trPr>
+        <w:tc>
+          <w:tcPr>
+            <w:tcW w:w="2835" w:type="dxa"/>
+            <w:vAlign w:val="center"/>
+          </w:tcPr>
+          <w:p>
+            <w:pPr>
+              <w:pStyle w:val="ReportTable"/>
+              <w:keepNext/>
+              <w:jc w:val="center"/>
+            </w:pPr>
+            <w:r>
+              <w:rPr>
+                <w:b/>
+              </w:rPr>
+              <w:t>Раздел</w:t>
+            </w:r>
+          </w:p>
+        </w:tc>
+        <w:tc>
+          <w:tcPr>
+            <w:tcW w:w="6520" w:type="dxa"/>
+            <w:vAlign w:val="center"/>
+          </w:tcPr>
+          <w:p>
+            <w:pPr>
+              <w:pStyle w:val="ReportTable"/>
+              <w:keepNext/>
+              <w:jc w:val="center"/>
+            </w:pPr>
+            <w:r>
+              <w:rPr>
+                <w:b/>
+              </w:rPr>
+              <w:t>Строки</w:t>
+            </w:r>
+          </w:p>
+        </w:tc>
+      </w:tr>
+      <w:tr>
+        <w:trPr>
+          <w:cantSplit/>
+          <w:jc w:val="center"/>
+        </w:trPr>
+        <w:tc>
+          <w:tcPr>
+            <w:tcW w:w="2835" w:type="dxa"/>
+            <w:vAlign w:val="center"/>
+          </w:tcPr>
+          <w:p>
+            <w:pPr>
+              <w:pStyle w:val="ReportTable"/>
+              <w:keepNext/>
+              <w:jc w:val="center"/>
+            </w:pPr>
+            <w:r>
+              <w:t>0</w:t>
+            </w:r>
+          </w:p>
+        </w:tc>
+        <w:tc>
+          <w:tcPr>
+            <w:tcW w:w="6520" w:type="dxa"/>
+            <w:vAlign w:val="center"/>
+          </w:tcPr>
+          <w:p>
+            <w:pPr>
+              <w:pStyle w:val="ReportTable"/>
+              <w:keepNext/>
+              <w:jc w:val="center"/>
+            </w:pPr>
+            <w:r>
+              <w:t>534 580</w:t>
+            </w:r>
+          </w:p>
+        </w:tc>
+      </w:tr>
+      <w:tr>
+        <w:trPr>
+          <w:cantSplit/>
+          <w:jc w:val="center"/>
+        </w:trPr>
+        <w:tc>
+          <w:tcPr>
+            <w:tcW w:w="2835" w:type="dxa"/>
+            <w:vAlign w:val="center"/>
+          </w:tcPr>
+          <w:p>
+            <w:pPr>
+              <w:pStyle w:val="ReportTable"/>
+              <w:jc w:val="center"/>
+            </w:pPr>
+            <w:r>
+              <w:t>1</w:t>
+            </w:r>
+          </w:p>
+        </w:tc>
+        <w:tc>
+          <w:tcPr>
+            <w:tcW w:w="6520" w:type="dxa"/>
+            <w:vAlign w:val="center"/>
+          </w:tcPr>
+          <w:p>
+            <w:pPr>
+              <w:pStyle w:val="ReportTable"/>
+              <w:jc w:val="center"/>
+            </w:pPr>
+            <w:r>
+              <w:t>465 583</w:t>
+            </w:r>
+          </w:p>
+        </w:tc>
+      </w:tr>
+    </w:tbl>
+    <w:p>
+      <w:pPr>
+        <w:pStyle w:val="ReportBody"/>
+      </w:pPr>
+      <w:r>
+        <w:t>Результаты приведены в таблице 4.</w:t>
+      </w:r>
+    </w:p>
+    <w:p>
+      <w:pPr>
+        <w:pStyle w:val="ReportTableCaption"/>
+        <w:keepNext/>
+        <w:keepLines/>
+        <w:spacing w:before="120" w:after="60"/>
+      </w:pPr>
+      <w:r>
+        <w:t>Таблица 4 – Наиболее частые штаты</w:t>
       </w:r>
     </w:p>
     <w:tbl>
@@ -2941,12 +3161,9 @@
       <w:pPr>
         <w:pStyle w:val="1"/>
       </w:pPr>
-      <w:bookmarkStart w:id="3" w:name="_Toc242123757"/>
-      <w:r>
-        <w:t xml:space="preserve">4 </w:t>
-      </w:r>
-      <w:r>
-        <w:t>Repartition, coalesce и groupBy</w:t>
+      <w:bookmarkStart w:id="3" w:name="_Toc243865593"/>
+      <w:r>
+        <w:t>4 Repartition, coalesce и shuffle</w:t>
       </w:r>
       <w:bookmarkEnd w:id="3"/>
     </w:p>
@@ -2955,18 +3172,22 @@
         <w:pStyle w:val="ReportBody"/>
       </w:pPr>
       <w:r>
-        <w:t>Данные сначала разбиты на 16 разделов по штату, затем сведены к четырём. Repartition выполняет новое перераспределение, coalesce объединяет существующие разделы. Наличие Coalesce не отменяет исходный Exchange; структуру след</w:t>
-      </w:r>
-      <w:r>
-        <w:t>ует оценивать по всему физическому плану.</w:t>
-      </w:r>
-    </w:p>
-    <w:p>
-      <w:pPr>
-        <w:pStyle w:val="ReportBody"/>
-      </w:pPr>
-      <w:r>
-        <w:t>Результаты приведены в таблице 4.</w:t>
+        <w:t>Сначала geolocation разбита на 16 партиций по geolocation_state, затем число разделов уменьшено до четырёх двумя способами. В профиле явно учитываются все разделы, включая пустые: среднее равно числу строк, делённому на полное число партиций. RoundRobin re</w:t>
+      </w:r>
+      <w:r>
+        <w:t xml:space="preserve">partition </w:t>
+      </w:r>
+      <w:r>
+        <w:lastRenderedPageBreak/>
+        <w:t>перераспределяет строки; coalesce объединяет существующие разделы и сохраняет часть перекоса.</w:t>
+      </w:r>
+    </w:p>
+    <w:p>
+      <w:pPr>
+        <w:pStyle w:val="ReportBody"/>
+      </w:pPr>
+      <w:r>
+        <w:t>Результаты приведены в таблице 5.</w:t>
       </w:r>
     </w:p>
     <w:p>
@@ -2977,7 +3198,7 @@
         <w:spacing w:before="120" w:after="60"/>
       </w:pPr>
       <w:r>
-        <w:t>Таблица 4 – Фактическая нагрузка четырёх разделов</w:t>
+        <w:t>Таблица 5 – Нагрузка разделов после переразбиения</w:t>
       </w:r>
     </w:p>
     <w:tbl>
@@ -2989,10 +3210,11 @@
         <w:tblLook w:val="04A0" w:firstRow="1" w:lastRow="0" w:firstColumn="1" w:lastColumn="0" w:noHBand="0" w:noVBand="1"/>
       </w:tblPr>
       <w:tblGrid>
-        <w:gridCol w:w="2835"/>
+        <w:gridCol w:w="2551"/>
+        <w:gridCol w:w="1134"/>
+        <w:gridCol w:w="1701"/>
         <w:gridCol w:w="1984"/>
-        <w:gridCol w:w="2268"/>
-        <w:gridCol w:w="2268"/>
+        <w:gridCol w:w="1984"/>
       </w:tblGrid>
       <w:tr>
         <w:trPr>
@@ -3002,7 +3224,7 @@
         </w:trPr>
         <w:tc>
           <w:tcPr>
-            <w:tcW w:w="2835" w:type="dxa"/>
+            <w:tcW w:w="2551" w:type="dxa"/>
             <w:vAlign w:val="center"/>
           </w:tcPr>
           <w:p>
@@ -3021,7 +3243,26 @@
         </w:tc>
         <w:tc>
           <w:tcPr>
-            <w:tcW w:w="1984" w:type="dxa"/>
+            <w:tcW w:w="1134" w:type="dxa"/>
+            <w:vAlign w:val="center"/>
+          </w:tcPr>
+          <w:p>
+            <w:pPr>
+              <w:pStyle w:val="ReportTable"/>
+              <w:keepNext/>
+              <w:jc w:val="center"/>
+            </w:pPr>
+            <w:r>
+              <w:rPr>
+                <w:b/>
+              </w:rPr>
+              <w:t>Разделы</w:t>
+            </w:r>
+          </w:p>
+        </w:tc>
+        <w:tc>
+          <w:tcPr>
+            <w:tcW w:w="1701" w:type="dxa"/>
             <w:vAlign w:val="center"/>
           </w:tcPr>
           <w:p>
@@ -3040,7 +3281,7 @@
         </w:tc>
         <w:tc>
           <w:tcPr>
-            <w:tcW w:w="2268" w:type="dxa"/>
+            <w:tcW w:w="1984" w:type="dxa"/>
             <w:vAlign w:val="center"/>
           </w:tcPr>
           <w:p>
@@ -3059,7 +3300,7 @@
         </w:tc>
         <w:tc>
           <w:tcPr>
-            <w:tcW w:w="2268" w:type="dxa"/>
+            <w:tcW w:w="1984" w:type="dxa"/>
             <w:vAlign w:val="center"/>
           </w:tcPr>
           <w:p>
@@ -3084,16 +3325,48 @@
         </w:trPr>
         <w:tc>
           <w:tcPr>
-            <w:tcW w:w="2835" w:type="dxa"/>
-            <w:vAlign w:val="center"/>
-          </w:tcPr>
-          <w:p>
-            <w:pPr>
-              <w:pStyle w:val="ReportTable"/>
-              <w:keepNext/>
-            </w:pPr>
-            <w:r>
-              <w:t>repartition4</w:t>
+            <w:tcW w:w="2551" w:type="dxa"/>
+            <w:vAlign w:val="center"/>
+          </w:tcPr>
+          <w:p>
+            <w:pPr>
+              <w:pStyle w:val="ReportTable"/>
+              <w:keepNext/>
+            </w:pPr>
+            <w:r>
+              <w:t>skewed16</w:t>
+            </w:r>
+          </w:p>
+        </w:tc>
+        <w:tc>
+          <w:tcPr>
+            <w:tcW w:w="1134" w:type="dxa"/>
+            <w:vAlign w:val="center"/>
+          </w:tcPr>
+          <w:p>
+            <w:pPr>
+              <w:pStyle w:val="ReportTable"/>
+              <w:keepNext/>
+              <w:jc w:val="center"/>
+            </w:pPr>
+            <w:r>
+              <w:t>16</w:t>
+            </w:r>
+          </w:p>
+        </w:tc>
+        <w:tc>
+          <w:tcPr>
+            <w:tcW w:w="1701" w:type="dxa"/>
+            <w:vAlign w:val="center"/>
+          </w:tcPr>
+          <w:p>
+            <w:pPr>
+              <w:pStyle w:val="ReportTable"/>
+              <w:keepNext/>
+              <w:jc w:val="center"/>
+            </w:pPr>
+            <w:r>
+              <w:t>0</w:t>
             </w:r>
           </w:p>
         </w:tc>
@@ -3109,39 +3382,26 @@
               <w:jc w:val="center"/>
             </w:pPr>
             <w:r>
-              <w:t>250 040</w:t>
-            </w:r>
-          </w:p>
-        </w:tc>
-        <w:tc>
-          <w:tcPr>
-            <w:tcW w:w="2268" w:type="dxa"/>
-            <w:vAlign w:val="center"/>
-          </w:tcPr>
-          <w:p>
-            <w:pPr>
-              <w:pStyle w:val="ReportTable"/>
-              <w:keepNext/>
-              <w:jc w:val="center"/>
-            </w:pPr>
-            <w:r>
-              <w:t>250 041</w:t>
-            </w:r>
-          </w:p>
-        </w:tc>
-        <w:tc>
-          <w:tcPr>
-            <w:tcW w:w="2268" w:type="dxa"/>
-            <w:vAlign w:val="center"/>
-          </w:tcPr>
-          <w:p>
-            <w:pPr>
-              <w:pStyle w:val="ReportTable"/>
-              <w:keepNext/>
-              <w:jc w:val="center"/>
-            </w:pPr>
-            <w:r>
-              <w:t>250 040,75</w:t>
+              <w:t>466 119</w:t>
+            </w:r>
+          </w:p>
+        </w:tc>
+        <w:tc>
+          <w:tcPr>
+            <w:tcW w:w="1984" w:type="dxa"/>
+            <w:vAlign w:val="center"/>
+          </w:tcPr>
+          <w:p>
+            <w:pPr>
+              <w:pStyle w:val="ReportTable"/>
+              <w:keepNext/>
+              <w:jc w:val="center"/>
+            </w:pPr>
+            <w:r>
+              <w:t xml:space="preserve">62 </w:t>
+            </w:r>
+            <w:r>
+              <w:t>510,19</w:t>
             </w:r>
           </w:p>
         </w:tc>
@@ -3153,7 +3413,92 @@
         </w:trPr>
         <w:tc>
           <w:tcPr>
-            <w:tcW w:w="2835" w:type="dxa"/>
+            <w:tcW w:w="2551" w:type="dxa"/>
+            <w:vAlign w:val="center"/>
+          </w:tcPr>
+          <w:p>
+            <w:pPr>
+              <w:pStyle w:val="ReportTable"/>
+              <w:keepNext/>
+            </w:pPr>
+            <w:r>
+              <w:t>repartition4</w:t>
+            </w:r>
+          </w:p>
+        </w:tc>
+        <w:tc>
+          <w:tcPr>
+            <w:tcW w:w="1134" w:type="dxa"/>
+            <w:vAlign w:val="center"/>
+          </w:tcPr>
+          <w:p>
+            <w:pPr>
+              <w:pStyle w:val="ReportTable"/>
+              <w:keepNext/>
+              <w:jc w:val="center"/>
+            </w:pPr>
+            <w:r>
+              <w:t>4</w:t>
+            </w:r>
+          </w:p>
+        </w:tc>
+        <w:tc>
+          <w:tcPr>
+            <w:tcW w:w="1701" w:type="dxa"/>
+            <w:vAlign w:val="center"/>
+          </w:tcPr>
+          <w:p>
+            <w:pPr>
+              <w:pStyle w:val="ReportTable"/>
+              <w:keepNext/>
+              <w:jc w:val="center"/>
+            </w:pPr>
+            <w:r>
+              <w:t>250 040</w:t>
+            </w:r>
+          </w:p>
+        </w:tc>
+        <w:tc>
+          <w:tcPr>
+            <w:tcW w:w="1984" w:type="dxa"/>
+            <w:vAlign w:val="center"/>
+          </w:tcPr>
+          <w:p>
+            <w:pPr>
+              <w:pStyle w:val="ReportTable"/>
+              <w:keepNext/>
+              <w:jc w:val="center"/>
+            </w:pPr>
+            <w:r>
+              <w:t>250 041</w:t>
+            </w:r>
+          </w:p>
+        </w:tc>
+        <w:tc>
+          <w:tcPr>
+            <w:tcW w:w="1984" w:type="dxa"/>
+            <w:vAlign w:val="center"/>
+          </w:tcPr>
+          <w:p>
+            <w:pPr>
+              <w:pStyle w:val="ReportTable"/>
+              <w:keepNext/>
+              <w:jc w:val="center"/>
+            </w:pPr>
+            <w:r>
+              <w:t>250 040,75</w:t>
+            </w:r>
+          </w:p>
+        </w:tc>
+      </w:tr>
+      <w:tr>
+        <w:trPr>
+          <w:cantSplit/>
+          <w:jc w:val="center"/>
+        </w:trPr>
+        <w:tc>
+          <w:tcPr>
+            <w:tcW w:w="2551" w:type="dxa"/>
             <w:vAlign w:val="center"/>
           </w:tcPr>
           <w:p>
@@ -3167,6 +3512,36 @@
         </w:tc>
         <w:tc>
           <w:tcPr>
+            <w:tcW w:w="1134" w:type="dxa"/>
+            <w:vAlign w:val="center"/>
+          </w:tcPr>
+          <w:p>
+            <w:pPr>
+              <w:pStyle w:val="ReportTable"/>
+              <w:jc w:val="center"/>
+            </w:pPr>
+            <w:r>
+              <w:t>4</w:t>
+            </w:r>
+          </w:p>
+        </w:tc>
+        <w:tc>
+          <w:tcPr>
+            <w:tcW w:w="1701" w:type="dxa"/>
+            <w:vAlign w:val="center"/>
+          </w:tcPr>
+          <w:p>
+            <w:pPr>
+              <w:pStyle w:val="ReportTable"/>
+              <w:jc w:val="center"/>
+            </w:pPr>
+            <w:r>
+              <w:t>88 462</w:t>
+            </w:r>
+          </w:p>
+        </w:tc>
+        <w:tc>
+          <w:tcPr>
             <w:tcW w:w="1984" w:type="dxa"/>
             <w:vAlign w:val="center"/>
           </w:tcPr>
@@ -3176,28 +3551,13 @@
               <w:jc w:val="center"/>
             </w:pPr>
             <w:r>
-              <w:t>88 462</w:t>
-            </w:r>
-          </w:p>
-        </w:tc>
-        <w:tc>
-          <w:tcPr>
-            <w:tcW w:w="2268" w:type="dxa"/>
-            <w:vAlign w:val="center"/>
-          </w:tcPr>
-          <w:p>
-            <w:pPr>
-              <w:pStyle w:val="ReportTable"/>
-              <w:jc w:val="center"/>
-            </w:pPr>
-            <w:r>
               <w:t>626 485</w:t>
             </w:r>
           </w:p>
         </w:tc>
         <w:tc>
           <w:tcPr>
-            <w:tcW w:w="2268" w:type="dxa"/>
+            <w:tcW w:w="1984" w:type="dxa"/>
             <w:vAlign w:val="center"/>
           </w:tcPr>
           <w:p>
@@ -3214,15 +3574,1759 @@
     </w:tbl>
     <w:p>
       <w:pPr>
-        <w:pStyle w:val="ReportBody"/>
+        <w:pStyle w:val="ReportCode"/>
+        <w:spacing w:before="80" w:after="120"/>
+      </w:pPr>
+      <w:r>
+        <w:t>skewed16 = geo.repartition(16, "geolocation_state")</w:t>
+      </w:r>
+      <w:r>
+        <w:br/>
+        <w:t>repart4 = skewed16.repartition(4)</w:t>
+      </w:r>
+      <w:r>
+        <w:br/>
+        <w:t>coal4 = skewed16.coalesce(4)</w:t>
+      </w:r>
+      <w:r>
+        <w:br/>
+        <w:t xml:space="preserve"># План: Exchange </w:t>
+      </w:r>
+      <w:r>
+        <w:t>RoundRobinPartitioning(4) либо Coalesce 4</w:t>
+      </w:r>
+    </w:p>
+    <w:p>
+      <w:pPr>
+        <w:pStyle w:val="ReportBody"/>
+      </w:pPr>
+      <w:r>
+        <w:t>Coalesce не добавляет новый полный shuffle, но не отменяет исходный Exchange, создавший skewed16. Поэтому ненулевые Shuffle Read/Write у всего действия coalesce не противоречат устройству этого оператора. В seller_</w:t>
+      </w:r>
+      <w:r>
+        <w:t>stats частичная HashAggregate уменьшает данные до Exchange hashpartitioning(seller_id, 8), затем выполняется финальная агрегация.</w:t>
+      </w:r>
+    </w:p>
+    <w:p>
+      <w:pPr>
+        <w:pStyle w:val="ReportBody"/>
+      </w:pPr>
+      <w:r>
+        <w:t>Результаты приведены в таблице 6.</w:t>
+      </w:r>
+    </w:p>
+    <w:p>
+      <w:pPr>
+        <w:pStyle w:val="ReportTableCaption"/>
         <w:keepNext/>
+        <w:keepLines/>
+        <w:spacing w:before="120" w:after="60"/>
+      </w:pPr>
+      <w:r>
+        <w:t>Таблица 6 – Пять продавцов по сумме price</w:t>
+      </w:r>
+    </w:p>
+    <w:tbl>
+      <w:tblPr>
+        <w:tblStyle w:val="a3"/>
+        <w:tblW w:w="0" w:type="auto"/>
+        <w:jc w:val="center"/>
+        <w:tblLayout w:type="fixed"/>
+        <w:tblLook w:val="04A0" w:firstRow="1" w:lastRow="0" w:firstColumn="1" w:lastColumn="0" w:noHBand="0" w:noVBand="1"/>
+      </w:tblPr>
+      <w:tblGrid>
+        <w:gridCol w:w="2268"/>
+        <w:gridCol w:w="1701"/>
+        <w:gridCol w:w="2835"/>
+        <w:gridCol w:w="2551"/>
+      </w:tblGrid>
+      <w:tr>
+        <w:trPr>
+          <w:cantSplit/>
+          <w:tblHeader/>
+          <w:jc w:val="center"/>
+        </w:trPr>
+        <w:tc>
+          <w:tcPr>
+            <w:tcW w:w="2268" w:type="dxa"/>
+            <w:vAlign w:val="center"/>
+          </w:tcPr>
+          <w:p>
+            <w:pPr>
+              <w:pStyle w:val="ReportTable"/>
+              <w:keepNext/>
+              <w:jc w:val="center"/>
+            </w:pPr>
+            <w:r>
+              <w:rPr>
+                <w:b/>
+              </w:rPr>
+              <w:t>seller_id</w:t>
+            </w:r>
+          </w:p>
+        </w:tc>
+        <w:tc>
+          <w:tcPr>
+            <w:tcW w:w="1701" w:type="dxa"/>
+            <w:vAlign w:val="center"/>
+          </w:tcPr>
+          <w:p>
+            <w:pPr>
+              <w:pStyle w:val="ReportTable"/>
+              <w:keepNext/>
+              <w:jc w:val="center"/>
+            </w:pPr>
+            <w:r>
+              <w:rPr>
+                <w:b/>
+              </w:rPr>
+              <w:t>Позиций</w:t>
+            </w:r>
+          </w:p>
+        </w:tc>
+        <w:tc>
+          <w:tcPr>
+            <w:tcW w:w="2835" w:type="dxa"/>
+            <w:vAlign w:val="center"/>
+          </w:tcPr>
+          <w:p>
+            <w:pPr>
+              <w:pStyle w:val="ReportTable"/>
+              <w:keepNext/>
+              <w:jc w:val="center"/>
+            </w:pPr>
+            <w:r>
+              <w:rPr>
+                <w:b/>
+              </w:rPr>
+              <w:t>Выручка R$</w:t>
+            </w:r>
+          </w:p>
+        </w:tc>
+        <w:tc>
+          <w:tcPr>
+            <w:tcW w:w="2551" w:type="dxa"/>
+            <w:vAlign w:val="center"/>
+          </w:tcPr>
+          <w:p>
+            <w:pPr>
+              <w:pStyle w:val="ReportTable"/>
+              <w:keepNext/>
+              <w:jc w:val="center"/>
+            </w:pPr>
+            <w:r>
+              <w:rPr>
+                <w:b/>
+              </w:rPr>
+              <w:t>Средняя R$</w:t>
+            </w:r>
+          </w:p>
+        </w:tc>
+      </w:tr>
+      <w:tr>
+        <w:trPr>
+          <w:cantSplit/>
+          <w:jc w:val="center"/>
+        </w:trPr>
+        <w:tc>
+          <w:tcPr>
+            <w:tcW w:w="2268" w:type="dxa"/>
+            <w:vAlign w:val="center"/>
+          </w:tcPr>
+          <w:p>
+            <w:pPr>
+              <w:pStyle w:val="ReportTable"/>
+              <w:keepNext/>
+            </w:pPr>
+            <w:r>
+              <w:t>4869f7a5</w:t>
+            </w:r>
+          </w:p>
+        </w:tc>
+        <w:tc>
+          <w:tcPr>
+            <w:tcW w:w="1701" w:type="dxa"/>
+            <w:vAlign w:val="center"/>
+          </w:tcPr>
+          <w:p>
+            <w:pPr>
+              <w:pStyle w:val="ReportTable"/>
+              <w:keepNext/>
+              <w:jc w:val="center"/>
+            </w:pPr>
+            <w:r>
+              <w:t>1 156</w:t>
+            </w:r>
+          </w:p>
+        </w:tc>
+        <w:tc>
+          <w:tcPr>
+            <w:tcW w:w="2835" w:type="dxa"/>
+            <w:vAlign w:val="center"/>
+          </w:tcPr>
+          <w:p>
+            <w:pPr>
+              <w:pStyle w:val="ReportTable"/>
+              <w:keepNext/>
+              <w:jc w:val="center"/>
+            </w:pPr>
+            <w:r>
+              <w:t>229 472,63</w:t>
+            </w:r>
+          </w:p>
+        </w:tc>
+        <w:tc>
+          <w:tcPr>
+            <w:tcW w:w="2551" w:type="dxa"/>
+            <w:vAlign w:val="center"/>
+          </w:tcPr>
+          <w:p>
+            <w:pPr>
+              <w:pStyle w:val="ReportTable"/>
+              <w:keepNext/>
+              <w:jc w:val="center"/>
+            </w:pPr>
+            <w:r>
+              <w:t>198,51</w:t>
+            </w:r>
+          </w:p>
+        </w:tc>
+      </w:tr>
+      <w:tr>
+        <w:trPr>
+          <w:cantSplit/>
+          <w:jc w:val="center"/>
+        </w:trPr>
+        <w:tc>
+          <w:tcPr>
+            <w:tcW w:w="2268" w:type="dxa"/>
+            <w:vAlign w:val="center"/>
+          </w:tcPr>
+          <w:p>
+            <w:pPr>
+              <w:pStyle w:val="ReportTable"/>
+              <w:keepNext/>
+              <w:jc w:val="center"/>
+            </w:pPr>
+            <w:r>
+              <w:t>53243585</w:t>
+            </w:r>
+          </w:p>
+        </w:tc>
+        <w:tc>
+          <w:tcPr>
+            <w:tcW w:w="1701" w:type="dxa"/>
+            <w:vAlign w:val="center"/>
+          </w:tcPr>
+          <w:p>
+            <w:pPr>
+              <w:pStyle w:val="ReportTable"/>
+              <w:keepNext/>
+              <w:jc w:val="center"/>
+            </w:pPr>
+            <w:r>
+              <w:t>410</w:t>
+            </w:r>
+          </w:p>
+        </w:tc>
+        <w:tc>
+          <w:tcPr>
+            <w:tcW w:w="2835" w:type="dxa"/>
+            <w:vAlign w:val="center"/>
+          </w:tcPr>
+          <w:p>
+            <w:pPr>
+              <w:pStyle w:val="ReportTable"/>
+              <w:keepNext/>
+              <w:jc w:val="center"/>
+            </w:pPr>
+            <w:r>
+              <w:t>222 776,05</w:t>
+            </w:r>
+          </w:p>
+        </w:tc>
+        <w:tc>
+          <w:tcPr>
+            <w:tcW w:w="2551" w:type="dxa"/>
+            <w:vAlign w:val="center"/>
+          </w:tcPr>
+          <w:p>
+            <w:pPr>
+              <w:pStyle w:val="ReportTable"/>
+              <w:keepNext/>
+              <w:jc w:val="center"/>
+            </w:pPr>
+            <w:r>
+              <w:t>543,36</w:t>
+            </w:r>
+          </w:p>
+        </w:tc>
+      </w:tr>
+      <w:tr>
+        <w:trPr>
+          <w:cantSplit/>
+          <w:jc w:val="center"/>
+        </w:trPr>
+        <w:tc>
+          <w:tcPr>
+            <w:tcW w:w="2268" w:type="dxa"/>
+            <w:vAlign w:val="center"/>
+          </w:tcPr>
+          <w:p>
+            <w:pPr>
+              <w:pStyle w:val="ReportTable"/>
+              <w:keepNext/>
+            </w:pPr>
+            <w:r>
+              <w:t>4a3ca931</w:t>
+            </w:r>
+          </w:p>
+        </w:tc>
+        <w:tc>
+          <w:tcPr>
+            <w:tcW w:w="1701" w:type="dxa"/>
+            <w:vAlign w:val="center"/>
+          </w:tcPr>
+          <w:p>
+            <w:pPr>
+              <w:pStyle w:val="ReportTable"/>
+              <w:keepNext/>
+              <w:jc w:val="center"/>
+            </w:pPr>
+            <w:r>
+              <w:t>1 987</w:t>
+            </w:r>
+          </w:p>
+        </w:tc>
+        <w:tc>
+          <w:tcPr>
+            <w:tcW w:w="2835" w:type="dxa"/>
+            <w:vAlign w:val="center"/>
+          </w:tcPr>
+          <w:p>
+            <w:pPr>
+              <w:pStyle w:val="ReportTable"/>
+              <w:keepNext/>
+              <w:jc w:val="center"/>
+            </w:pPr>
+            <w:r>
+              <w:t>200 472,92</w:t>
+            </w:r>
+          </w:p>
+        </w:tc>
+        <w:tc>
+          <w:tcPr>
+            <w:tcW w:w="2551" w:type="dxa"/>
+            <w:vAlign w:val="center"/>
+          </w:tcPr>
+          <w:p>
+            <w:pPr>
+              <w:pStyle w:val="ReportTable"/>
+              <w:keepNext/>
+              <w:jc w:val="center"/>
+            </w:pPr>
+            <w:r>
+              <w:t>100,89</w:t>
+            </w:r>
+          </w:p>
+        </w:tc>
+      </w:tr>
+      <w:tr>
+        <w:trPr>
+          <w:cantSplit/>
+          <w:jc w:val="center"/>
+        </w:trPr>
+        <w:tc>
+          <w:tcPr>
+            <w:tcW w:w="2268" w:type="dxa"/>
+            <w:vAlign w:val="center"/>
+          </w:tcPr>
+          <w:p>
+            <w:pPr>
+              <w:pStyle w:val="ReportTable"/>
+              <w:keepNext/>
+            </w:pPr>
+            <w:r>
+              <w:t>fa1c13f2</w:t>
+            </w:r>
+          </w:p>
+        </w:tc>
+        <w:tc>
+          <w:tcPr>
+            <w:tcW w:w="1701" w:type="dxa"/>
+            <w:vAlign w:val="center"/>
+          </w:tcPr>
+          <w:p>
+            <w:pPr>
+              <w:pStyle w:val="ReportTable"/>
+              <w:keepNext/>
+              <w:jc w:val="center"/>
+            </w:pPr>
+            <w:r>
+              <w:t>586</w:t>
+            </w:r>
+          </w:p>
+        </w:tc>
+        <w:tc>
+          <w:tcPr>
+            <w:tcW w:w="2835" w:type="dxa"/>
+            <w:vAlign w:val="center"/>
+          </w:tcPr>
+          <w:p>
+            <w:pPr>
+              <w:pStyle w:val="ReportTable"/>
+              <w:keepNext/>
+              <w:jc w:val="center"/>
+            </w:pPr>
+            <w:r>
+              <w:t>194 042,03</w:t>
+            </w:r>
+          </w:p>
+        </w:tc>
+        <w:tc>
+          <w:tcPr>
+            <w:tcW w:w="2551" w:type="dxa"/>
+            <w:vAlign w:val="center"/>
+          </w:tcPr>
+          <w:p>
+            <w:pPr>
+              <w:pStyle w:val="ReportTable"/>
+              <w:keepNext/>
+              <w:jc w:val="center"/>
+            </w:pPr>
+            <w:r>
+              <w:t>331,13</w:t>
+            </w:r>
+          </w:p>
+        </w:tc>
+      </w:tr>
+      <w:tr>
+        <w:trPr>
+          <w:cantSplit/>
+          <w:jc w:val="center"/>
+        </w:trPr>
+        <w:tc>
+          <w:tcPr>
+            <w:tcW w:w="2268" w:type="dxa"/>
+            <w:vAlign w:val="center"/>
+          </w:tcPr>
+          <w:p>
+            <w:pPr>
+              <w:pStyle w:val="ReportTable"/>
+            </w:pPr>
+            <w:r>
+              <w:t>7c67e144</w:t>
+            </w:r>
+          </w:p>
+        </w:tc>
+        <w:tc>
+          <w:tcPr>
+            <w:tcW w:w="1701" w:type="dxa"/>
+            <w:vAlign w:val="center"/>
+          </w:tcPr>
+          <w:p>
+            <w:pPr>
+              <w:pStyle w:val="ReportTable"/>
+              <w:jc w:val="center"/>
+            </w:pPr>
+            <w:r>
+              <w:t>1 364</w:t>
+            </w:r>
+          </w:p>
+        </w:tc>
+        <w:tc>
+          <w:tcPr>
+            <w:tcW w:w="2835" w:type="dxa"/>
+            <w:vAlign w:val="center"/>
+          </w:tcPr>
+          <w:p>
+            <w:pPr>
+              <w:pStyle w:val="ReportTable"/>
+              <w:jc w:val="center"/>
+            </w:pPr>
+            <w:r>
+              <w:t>187 923,89</w:t>
+            </w:r>
+          </w:p>
+        </w:tc>
+        <w:tc>
+          <w:tcPr>
+            <w:tcW w:w="2551" w:type="dxa"/>
+            <w:vAlign w:val="center"/>
+          </w:tcPr>
+          <w:p>
+            <w:pPr>
+              <w:pStyle w:val="ReportTable"/>
+              <w:jc w:val="center"/>
+            </w:pPr>
+            <w:r>
+              <w:t>137,77</w:t>
+            </w:r>
+          </w:p>
+        </w:tc>
+      </w:tr>
+    </w:tbl>
+    <w:p>
+      <w:pPr>
+        <w:pStyle w:val="ReportBody"/>
+      </w:pPr>
+      <w:r>
+        <w:t xml:space="preserve">В таблице показаны первые восемь символов seller_id; полные ключи сохранены в </w:t>
+      </w:r>
+      <w:r>
+        <w:t>результатах. Scan читает Parquet, Filter отбирает price ≥ 100, Project формирует gross, Exchange меняет распределение, HashAggregate завершает агрегацию. Эти операторы выделены также в отдельном плане operator_demo.txt.</w:t>
+      </w:r>
+    </w:p>
+    <w:p>
+      <w:pPr>
+        <w:pStyle w:val="ReportBody"/>
+      </w:pPr>
+      <w:r>
+        <w:t>Результаты приведены в таблице 7.</w:t>
+      </w:r>
+    </w:p>
+    <w:p>
+      <w:pPr>
+        <w:pStyle w:val="ReportTableCaption"/>
+        <w:keepNext/>
+        <w:keepLines/>
+        <w:spacing w:before="120" w:after="60"/>
+      </w:pPr>
+      <w:r>
+        <w:t>Таблица 7 – Журнал выполненных действий Spark UI</w:t>
+      </w:r>
+    </w:p>
+    <w:tbl>
+      <w:tblPr>
+        <w:tblStyle w:val="a3"/>
+        <w:tblW w:w="0" w:type="auto"/>
+        <w:jc w:val="center"/>
+        <w:tblLayout w:type="fixed"/>
+        <w:tblLook w:val="04A0" w:firstRow="1" w:lastRow="0" w:firstColumn="1" w:lastColumn="0" w:noHBand="0" w:noVBand="1"/>
+      </w:tblPr>
+      <w:tblGrid>
+        <w:gridCol w:w="2551"/>
+        <w:gridCol w:w="907"/>
+        <w:gridCol w:w="1077"/>
+        <w:gridCol w:w="1077"/>
+        <w:gridCol w:w="1871"/>
+        <w:gridCol w:w="1871"/>
+      </w:tblGrid>
+      <w:tr>
+        <w:trPr>
+          <w:cantSplit/>
+          <w:tblHeader/>
+          <w:jc w:val="center"/>
+        </w:trPr>
+        <w:tc>
+          <w:tcPr>
+            <w:tcW w:w="2551" w:type="dxa"/>
+            <w:vAlign w:val="center"/>
+          </w:tcPr>
+          <w:p>
+            <w:pPr>
+              <w:pStyle w:val="ReportTable"/>
+              <w:keepNext/>
+              <w:jc w:val="center"/>
+            </w:pPr>
+            <w:r>
+              <w:rPr>
+                <w:b/>
+              </w:rPr>
+              <w:t>Опыт</w:t>
+            </w:r>
+          </w:p>
+        </w:tc>
+        <w:tc>
+          <w:tcPr>
+            <w:tcW w:w="907" w:type="dxa"/>
+            <w:vAlign w:val="center"/>
+          </w:tcPr>
+          <w:p>
+            <w:pPr>
+              <w:pStyle w:val="ReportTable"/>
+              <w:keepNext/>
+              <w:jc w:val="center"/>
+            </w:pPr>
+            <w:r>
+              <w:rPr>
+                <w:b/>
+              </w:rPr>
+              <w:t>Jobs</w:t>
+            </w:r>
+          </w:p>
+        </w:tc>
+        <w:tc>
+          <w:tcPr>
+            <w:tcW w:w="1077" w:type="dxa"/>
+            <w:vAlign w:val="center"/>
+          </w:tcPr>
+          <w:p>
+            <w:pPr>
+              <w:pStyle w:val="ReportTable"/>
+              <w:keepNext/>
+              <w:jc w:val="center"/>
+            </w:pPr>
+            <w:r>
+              <w:rPr>
+                <w:b/>
+              </w:rPr>
+              <w:t>Stages</w:t>
+            </w:r>
+          </w:p>
+        </w:tc>
+        <w:tc>
+          <w:tcPr>
+            <w:tcW w:w="1077" w:type="dxa"/>
+            <w:vAlign w:val="center"/>
+          </w:tcPr>
+          <w:p>
+            <w:pPr>
+              <w:pStyle w:val="ReportTable"/>
+              <w:keepNext/>
+              <w:jc w:val="center"/>
+            </w:pPr>
+            <w:r>
+              <w:rPr>
+                <w:b/>
+              </w:rPr>
+              <w:t>Tasks</w:t>
+            </w:r>
+          </w:p>
+        </w:tc>
+        <w:tc>
+          <w:tcPr>
+            <w:tcW w:w="1871" w:type="dxa"/>
+            <w:vAlign w:val="center"/>
+          </w:tcPr>
+          <w:p>
+            <w:pPr>
+              <w:pStyle w:val="ReportTable"/>
+              <w:keepNext/>
+              <w:jc w:val="center"/>
+            </w:pPr>
+            <w:r>
+              <w:rPr>
+                <w:b/>
+              </w:rPr>
+              <w:t>Read КиБ</w:t>
+            </w:r>
+          </w:p>
+        </w:tc>
+        <w:tc>
+          <w:tcPr>
+            <w:tcW w:w="1871" w:type="dxa"/>
+            <w:vAlign w:val="center"/>
+          </w:tcPr>
+          <w:p>
+            <w:pPr>
+              <w:pStyle w:val="ReportTable"/>
+              <w:keepNext/>
+              <w:jc w:val="center"/>
+            </w:pPr>
+            <w:r>
+              <w:rPr>
+                <w:b/>
+              </w:rPr>
+              <w:t>Write КиБ</w:t>
+            </w:r>
+          </w:p>
+        </w:tc>
+      </w:tr>
+      <w:tr>
+        <w:trPr>
+          <w:cantSplit/>
+          <w:jc w:val="center"/>
+        </w:trPr>
+        <w:tc>
+          <w:tcPr>
+            <w:tcW w:w="2551" w:type="dxa"/>
+            <w:vAlign w:val="center"/>
+          </w:tcPr>
+          <w:p>
+            <w:pPr>
+              <w:pStyle w:val="ReportTable"/>
+            </w:pPr>
+            <w:r>
+              <w:t>GroupBy</w:t>
+            </w:r>
+          </w:p>
+        </w:tc>
+        <w:tc>
+          <w:tcPr>
+            <w:tcW w:w="907" w:type="dxa"/>
+            <w:vAlign w:val="center"/>
+          </w:tcPr>
+          <w:p>
+            <w:pPr>
+              <w:pStyle w:val="ReportTable"/>
+              <w:jc w:val="center"/>
+            </w:pPr>
+            <w:r>
+              <w:t>1</w:t>
+            </w:r>
+          </w:p>
+        </w:tc>
+        <w:tc>
+          <w:tcPr>
+            <w:tcW w:w="1077" w:type="dxa"/>
+            <w:vAlign w:val="center"/>
+          </w:tcPr>
+          <w:p>
+            <w:pPr>
+              <w:pStyle w:val="ReportTable"/>
+              <w:jc w:val="center"/>
+            </w:pPr>
+            <w:r>
+              <w:t>2</w:t>
+            </w:r>
+          </w:p>
+        </w:tc>
+        <w:tc>
+          <w:tcPr>
+            <w:tcW w:w="1077" w:type="dxa"/>
+            <w:vAlign w:val="center"/>
+          </w:tcPr>
+          <w:p>
+            <w:pPr>
+              <w:pStyle w:val="ReportTable"/>
+              <w:jc w:val="center"/>
+            </w:pPr>
+            <w:r>
+              <w:t>10</w:t>
+            </w:r>
+          </w:p>
+        </w:tc>
+        <w:tc>
+          <w:tcPr>
+            <w:tcW w:w="1871" w:type="dxa"/>
+            <w:vAlign w:val="center"/>
+          </w:tcPr>
+          <w:p>
+            <w:pPr>
+              <w:pStyle w:val="ReportTable"/>
+              <w:jc w:val="center"/>
+            </w:pPr>
+            <w:r>
+              <w:t>262,96</w:t>
+            </w:r>
+          </w:p>
+        </w:tc>
+        <w:tc>
+          <w:tcPr>
+            <w:tcW w:w="1871" w:type="dxa"/>
+            <w:vAlign w:val="center"/>
+          </w:tcPr>
+          <w:p>
+            <w:pPr>
+              <w:pStyle w:val="ReportTable"/>
+              <w:jc w:val="center"/>
+            </w:pPr>
+            <w:r>
+              <w:t>262,96</w:t>
+            </w:r>
+          </w:p>
+        </w:tc>
+      </w:tr>
+      <w:tr>
+        <w:trPr>
+          <w:cantSplit/>
+          <w:jc w:val="center"/>
+        </w:trPr>
+        <w:tc>
+          <w:tcPr>
+            <w:tcW w:w="2551" w:type="dxa"/>
+            <w:vAlign w:val="center"/>
+          </w:tcPr>
+          <w:p>
+            <w:pPr>
+              <w:pStyle w:val="ReportTable"/>
+            </w:pPr>
+            <w:r>
+              <w:t>Repartition</w:t>
+            </w:r>
+          </w:p>
+        </w:tc>
+        <w:tc>
+          <w:tcPr>
+            <w:tcW w:w="907" w:type="dxa"/>
+            <w:vAlign w:val="center"/>
+          </w:tcPr>
+          <w:p>
+            <w:pPr>
+              <w:pStyle w:val="ReportTable"/>
+              <w:jc w:val="center"/>
+            </w:pPr>
+            <w:r>
+              <w:t>1</w:t>
+            </w:r>
+          </w:p>
+        </w:tc>
+        <w:tc>
+          <w:tcPr>
+            <w:tcW w:w="1077" w:type="dxa"/>
+            <w:vAlign w:val="center"/>
+          </w:tcPr>
+          <w:p>
+            <w:pPr>
+              <w:pStyle w:val="ReportTable"/>
+              <w:jc w:val="center"/>
+            </w:pPr>
+            <w:r>
+              <w:t>4</w:t>
+            </w:r>
+          </w:p>
+        </w:tc>
+        <w:tc>
+          <w:tcPr>
+            <w:tcW w:w="1077" w:type="dxa"/>
+            <w:vAlign w:val="center"/>
+          </w:tcPr>
+          <w:p>
+            <w:pPr>
+              <w:pStyle w:val="ReportTable"/>
+              <w:jc w:val="center"/>
+            </w:pPr>
+            <w:r>
+              <w:t>23</w:t>
+            </w:r>
+          </w:p>
+        </w:tc>
+        <w:tc>
+          <w:tcPr>
+            <w:tcW w:w="1871" w:type="dxa"/>
+            <w:vAlign w:val="center"/>
+          </w:tcPr>
+          <w:p>
+            <w:pPr>
+              <w:pStyle w:val="ReportTable"/>
+              <w:jc w:val="center"/>
+            </w:pPr>
+            <w:r>
+              <w:t>172,58</w:t>
+            </w:r>
+          </w:p>
+        </w:tc>
+        <w:tc>
+          <w:tcPr>
+            <w:tcW w:w="1871" w:type="dxa"/>
+            <w:vAlign w:val="center"/>
+          </w:tcPr>
+          <w:p>
+            <w:pPr>
+              <w:pStyle w:val="ReportTable"/>
+              <w:jc w:val="center"/>
+            </w:pPr>
+            <w:r>
+              <w:t>172,58</w:t>
+            </w:r>
+          </w:p>
+        </w:tc>
+      </w:tr>
+      <w:tr>
+        <w:trPr>
+          <w:cantSplit/>
+          <w:jc w:val="center"/>
+        </w:trPr>
+        <w:tc>
+          <w:tcPr>
+            <w:tcW w:w="2551" w:type="dxa"/>
+            <w:vAlign w:val="center"/>
+          </w:tcPr>
+          <w:p>
+            <w:pPr>
+              <w:pStyle w:val="ReportTable"/>
+            </w:pPr>
+            <w:r>
+              <w:t>Coalesce</w:t>
+            </w:r>
+          </w:p>
+        </w:tc>
+        <w:tc>
+          <w:tcPr>
+            <w:tcW w:w="907" w:type="dxa"/>
+            <w:vAlign w:val="center"/>
+          </w:tcPr>
+          <w:p>
+            <w:pPr>
+              <w:pStyle w:val="ReportTable"/>
+              <w:jc w:val="center"/>
+            </w:pPr>
+            <w:r>
+              <w:t>1</w:t>
+            </w:r>
+          </w:p>
+        </w:tc>
+        <w:tc>
+          <w:tcPr>
+            <w:tcW w:w="1077" w:type="dxa"/>
+            <w:vAlign w:val="center"/>
+          </w:tcPr>
+          <w:p>
+            <w:pPr>
+              <w:pStyle w:val="ReportTable"/>
+              <w:jc w:val="center"/>
+            </w:pPr>
+            <w:r>
+              <w:t>3</w:t>
+            </w:r>
+          </w:p>
+        </w:tc>
+        <w:tc>
+          <w:tcPr>
+            <w:tcW w:w="1077" w:type="dxa"/>
+            <w:vAlign w:val="center"/>
+          </w:tcPr>
+          <w:p>
+            <w:pPr>
+              <w:pStyle w:val="ReportTable"/>
+              <w:jc w:val="center"/>
+            </w:pPr>
+            <w:r>
+              <w:t>7</w:t>
+            </w:r>
+          </w:p>
+        </w:tc>
+        <w:tc>
+          <w:tcPr>
+            <w:tcW w:w="1871" w:type="dxa"/>
+            <w:vAlign w:val="center"/>
+          </w:tcPr>
+          <w:p>
+            <w:pPr>
+              <w:pStyle w:val="ReportTable"/>
+              <w:jc w:val="center"/>
+            </w:pPr>
+            <w:r>
+              <w:t>151,84</w:t>
+            </w:r>
+          </w:p>
+        </w:tc>
+        <w:tc>
+          <w:tcPr>
+            <w:tcW w:w="1871" w:type="dxa"/>
+            <w:vAlign w:val="center"/>
+          </w:tcPr>
+          <w:p>
+            <w:pPr>
+              <w:pStyle w:val="ReportTable"/>
+              <w:jc w:val="center"/>
+            </w:pPr>
+            <w:r>
+              <w:t>151,84</w:t>
+            </w:r>
+          </w:p>
+        </w:tc>
+      </w:tr>
+      <w:tr>
+        <w:trPr>
+          <w:cantSplit/>
+          <w:jc w:val="center"/>
+        </w:trPr>
+        <w:tc>
+          <w:tcPr>
+            <w:tcW w:w="2551" w:type="dxa"/>
+            <w:vAlign w:val="center"/>
+          </w:tcPr>
+          <w:p>
+            <w:pPr>
+              <w:pStyle w:val="ReportTable"/>
+            </w:pPr>
+            <w:r>
+              <w:t>SMJ</w:t>
+            </w:r>
+          </w:p>
+        </w:tc>
+        <w:tc>
+          <w:tcPr>
+            <w:tcW w:w="907" w:type="dxa"/>
+            <w:vAlign w:val="center"/>
+          </w:tcPr>
+          <w:p>
+            <w:pPr>
+              <w:pStyle w:val="ReportTable"/>
+              <w:jc w:val="center"/>
+            </w:pPr>
+            <w:r>
+              <w:t>1</w:t>
+            </w:r>
+          </w:p>
+        </w:tc>
+        <w:tc>
+          <w:tcPr>
+            <w:tcW w:w="1077" w:type="dxa"/>
+            <w:vAlign w:val="center"/>
+          </w:tcPr>
+          <w:p>
+            <w:pPr>
+              <w:pStyle w:val="ReportTable"/>
+              <w:jc w:val="center"/>
+            </w:pPr>
+            <w:r>
+              <w:t>4</w:t>
+            </w:r>
+          </w:p>
+        </w:tc>
+        <w:tc>
+          <w:tcPr>
+            <w:tcW w:w="1077" w:type="dxa"/>
+            <w:vAlign w:val="center"/>
+          </w:tcPr>
+          <w:p>
+            <w:pPr>
+              <w:pStyle w:val="ReportTable"/>
+              <w:jc w:val="center"/>
+            </w:pPr>
+            <w:r>
+              <w:t>12</w:t>
+            </w:r>
+          </w:p>
+        </w:tc>
+        <w:tc>
+          <w:tcPr>
+            <w:tcW w:w="1871" w:type="dxa"/>
+            <w:vAlign w:val="center"/>
+          </w:tcPr>
+          <w:p>
+            <w:pPr>
+              <w:pStyle w:val="ReportTable"/>
+              <w:jc w:val="center"/>
+            </w:pPr>
+            <w:r>
+              <w:t>3 825,50</w:t>
+            </w:r>
+          </w:p>
+        </w:tc>
+        <w:tc>
+          <w:tcPr>
+            <w:tcW w:w="1871" w:type="dxa"/>
+            <w:vAlign w:val="center"/>
+          </w:tcPr>
+          <w:p>
+            <w:pPr>
+              <w:pStyle w:val="ReportTable"/>
+              <w:jc w:val="center"/>
+            </w:pPr>
+            <w:r>
+              <w:t>3 825,50</w:t>
+            </w:r>
+          </w:p>
+        </w:tc>
+      </w:tr>
+      <w:tr>
+        <w:trPr>
+          <w:cantSplit/>
+          <w:jc w:val="center"/>
+        </w:trPr>
+        <w:tc>
+          <w:tcPr>
+            <w:tcW w:w="2551" w:type="dxa"/>
+            <w:vAlign w:val="center"/>
+          </w:tcPr>
+          <w:p>
+            <w:pPr>
+              <w:pStyle w:val="ReportTable"/>
+            </w:pPr>
+            <w:r>
+              <w:lastRenderedPageBreak/>
+              <w:t>BHJ</w:t>
+            </w:r>
+          </w:p>
+        </w:tc>
+        <w:tc>
+          <w:tcPr>
+            <w:tcW w:w="907" w:type="dxa"/>
+            <w:vAlign w:val="center"/>
+          </w:tcPr>
+          <w:p>
+            <w:pPr>
+              <w:pStyle w:val="ReportTable"/>
+              <w:jc w:val="center"/>
+            </w:pPr>
+            <w:r>
+              <w:t>2</w:t>
+            </w:r>
+          </w:p>
+        </w:tc>
+        <w:tc>
+          <w:tcPr>
+            <w:tcW w:w="1077" w:type="dxa"/>
+            <w:vAlign w:val="center"/>
+          </w:tcPr>
+          <w:p>
+            <w:pPr>
+              <w:pStyle w:val="ReportTable"/>
+              <w:jc w:val="center"/>
+            </w:pPr>
+            <w:r>
+              <w:t>3</w:t>
+            </w:r>
+          </w:p>
+        </w:tc>
+        <w:tc>
+          <w:tcPr>
+            <w:tcW w:w="1077" w:type="dxa"/>
+            <w:vAlign w:val="center"/>
+          </w:tcPr>
+          <w:p>
+            <w:pPr>
+              <w:pStyle w:val="ReportTable"/>
+              <w:jc w:val="center"/>
+            </w:pPr>
+            <w:r>
+              <w:t>4</w:t>
+            </w:r>
+          </w:p>
+        </w:tc>
+        <w:tc>
+          <w:tcPr>
+            <w:tcW w:w="1871" w:type="dxa"/>
+            <w:vAlign w:val="center"/>
+          </w:tcPr>
+          <w:p>
+            <w:pPr>
+              <w:pStyle w:val="ReportTable"/>
+              <w:jc w:val="center"/>
+            </w:pPr>
+            <w:r>
+              <w:t>0,12</w:t>
+            </w:r>
+          </w:p>
+        </w:tc>
+        <w:tc>
+          <w:tcPr>
+            <w:tcW w:w="1871" w:type="dxa"/>
+            <w:vAlign w:val="center"/>
+          </w:tcPr>
+          <w:p>
+            <w:pPr>
+              <w:pStyle w:val="ReportTable"/>
+              <w:jc w:val="center"/>
+            </w:pPr>
+            <w:r>
+              <w:t>0,12</w:t>
+            </w:r>
+          </w:p>
+        </w:tc>
+      </w:tr>
+      <w:tr>
+        <w:trPr>
+          <w:cantSplit/>
+          <w:jc w:val="center"/>
+        </w:trPr>
+        <w:tc>
+          <w:tcPr>
+            <w:tcW w:w="2551" w:type="dxa"/>
+            <w:vAlign w:val="center"/>
+          </w:tcPr>
+          <w:p>
+            <w:pPr>
+              <w:pStyle w:val="ReportTable"/>
+            </w:pPr>
+            <w:r>
+              <w:t>Заполнение кэша</w:t>
+            </w:r>
+          </w:p>
+        </w:tc>
+        <w:tc>
+          <w:tcPr>
+            <w:tcW w:w="907" w:type="dxa"/>
+            <w:vAlign w:val="center"/>
+          </w:tcPr>
+          <w:p>
+            <w:pPr>
+              <w:pStyle w:val="ReportTable"/>
+              <w:jc w:val="center"/>
+            </w:pPr>
+            <w:r>
+              <w:t>3</w:t>
+            </w:r>
+          </w:p>
+        </w:tc>
+        <w:tc>
+          <w:tcPr>
+            <w:tcW w:w="1077" w:type="dxa"/>
+            <w:vAlign w:val="center"/>
+          </w:tcPr>
+          <w:p>
+            <w:pPr>
+              <w:pStyle w:val="ReportTable"/>
+              <w:jc w:val="center"/>
+            </w:pPr>
+            <w:r>
+              <w:t>4</w:t>
+            </w:r>
+          </w:p>
+        </w:tc>
+        <w:tc>
+          <w:tcPr>
+            <w:tcW w:w="1077" w:type="dxa"/>
+            <w:vAlign w:val="center"/>
+          </w:tcPr>
+          <w:p>
+            <w:pPr>
+              <w:pStyle w:val="ReportTable"/>
+              <w:jc w:val="center"/>
+            </w:pPr>
+            <w:r>
+              <w:t>5</w:t>
+            </w:r>
+          </w:p>
+        </w:tc>
+        <w:tc>
+          <w:tcPr>
+            <w:tcW w:w="1871" w:type="dxa"/>
+            <w:vAlign w:val="center"/>
+          </w:tcPr>
+          <w:p>
+            <w:pPr>
+              <w:pStyle w:val="ReportTable"/>
+              <w:jc w:val="center"/>
+            </w:pPr>
+            <w:r>
+              <w:t>0,12</w:t>
+            </w:r>
+          </w:p>
+        </w:tc>
+        <w:tc>
+          <w:tcPr>
+            <w:tcW w:w="1871" w:type="dxa"/>
+            <w:vAlign w:val="center"/>
+          </w:tcPr>
+          <w:p>
+            <w:pPr>
+              <w:pStyle w:val="ReportTable"/>
+              <w:jc w:val="center"/>
+            </w:pPr>
+            <w:r>
+              <w:t>0,12</w:t>
+            </w:r>
+          </w:p>
+        </w:tc>
+      </w:tr>
+      <w:tr>
+        <w:trPr>
+          <w:cantSplit/>
+          <w:jc w:val="center"/>
+        </w:trPr>
+        <w:tc>
+          <w:tcPr>
+            <w:tcW w:w="2551" w:type="dxa"/>
+            <w:vAlign w:val="center"/>
+          </w:tcPr>
+          <w:p>
+            <w:pPr>
+              <w:pStyle w:val="ReportTable"/>
+            </w:pPr>
+            <w:r>
+              <w:t>Повтор из кэша</w:t>
+            </w:r>
+          </w:p>
+        </w:tc>
+        <w:tc>
+          <w:tcPr>
+            <w:tcW w:w="907" w:type="dxa"/>
+            <w:vAlign w:val="center"/>
+          </w:tcPr>
+          <w:p>
+            <w:pPr>
+              <w:pStyle w:val="ReportTable"/>
+              <w:jc w:val="center"/>
+            </w:pPr>
+            <w:r>
+              <w:t>1</w:t>
+            </w:r>
+          </w:p>
+        </w:tc>
+        <w:tc>
+          <w:tcPr>
+            <w:tcW w:w="1077" w:type="dxa"/>
+            <w:vAlign w:val="center"/>
+          </w:tcPr>
+          <w:p>
+            <w:pPr>
+              <w:pStyle w:val="ReportTable"/>
+              <w:jc w:val="center"/>
+            </w:pPr>
+            <w:r>
+              <w:t>3</w:t>
+            </w:r>
+          </w:p>
+        </w:tc>
+        <w:tc>
+          <w:tcPr>
+            <w:tcW w:w="1077" w:type="dxa"/>
+            <w:vAlign w:val="center"/>
+          </w:tcPr>
+          <w:p>
+            <w:pPr>
+              <w:pStyle w:val="ReportTable"/>
+              <w:jc w:val="center"/>
+            </w:pPr>
+            <w:r>
+              <w:t>11</w:t>
+            </w:r>
+          </w:p>
+        </w:tc>
+        <w:tc>
+          <w:tcPr>
+            <w:tcW w:w="1871" w:type="dxa"/>
+            <w:vAlign w:val="center"/>
+          </w:tcPr>
+          <w:p>
+            <w:pPr>
+              <w:pStyle w:val="ReportTable"/>
+              <w:jc w:val="center"/>
+            </w:pPr>
+            <w:r>
+              <w:t>6,29</w:t>
+            </w:r>
+          </w:p>
+        </w:tc>
+        <w:tc>
+          <w:tcPr>
+            <w:tcW w:w="1871" w:type="dxa"/>
+            <w:vAlign w:val="center"/>
+          </w:tcPr>
+          <w:p>
+            <w:pPr>
+              <w:pStyle w:val="ReportTable"/>
+              <w:jc w:val="center"/>
+            </w:pPr>
+            <w:r>
+              <w:t>6,29</w:t>
+            </w:r>
+          </w:p>
+        </w:tc>
+      </w:tr>
+    </w:tbl>
+    <w:p>
+      <w:pPr>
+        <w:pStyle w:val="ReportBody"/>
+      </w:pPr>
+      <w:r>
+        <w:t xml:space="preserve">Для измеренного groupBy стадии и число задач: 91: 2; 92: 8. Суммы счётчиков независимым скриптом сопоставлены с сохранённым REST API; номер стадии относится только к текущему </w:t>
+      </w:r>
+      <w:r>
+        <w:t>приложению.</w:t>
+      </w:r>
+    </w:p>
+    <w:p>
+      <w:pPr>
+        <w:pStyle w:val="1"/>
+      </w:pPr>
+      <w:bookmarkStart w:id="4" w:name="_Toc243865594"/>
+      <w:r>
+        <w:t>5 Сравнение стратегий JOIN</w:t>
+      </w:r>
+      <w:bookmarkEnd w:id="4"/>
+    </w:p>
+    <w:p>
+      <w:pPr>
+        <w:pStyle w:val="ReportBody"/>
+      </w:pPr>
+      <w:r>
+        <w:t>Один INNER JOIN order_items–products по product_id выполнен как SMJ и BHJ. Оба результата содержат 112 650 строк. Проверки ключей исключили размножение фактов и потерю несовпавших позиций. SMJ использует распределение</w:t>
+      </w:r>
+      <w:r>
+        <w:t xml:space="preserve"> по ключу и сортировку, BHJ — BroadcastExchange справочника и BroadcastHashJoin.</w:t>
+      </w:r>
+    </w:p>
+    <w:p>
+      <w:pPr>
+        <w:pStyle w:val="ReportCode"/>
+        <w:spacing w:before="80" w:after="120"/>
+      </w:pPr>
+      <w:r>
+        <w:t>smj = items.hint("merge").join(</w:t>
+      </w:r>
+      <w:r>
+        <w:br/>
+        <w:t xml:space="preserve">    products.hint("merge"), "product_id", "inner")</w:t>
+      </w:r>
+      <w:r>
+        <w:br/>
+        <w:t>bhj = items.join(F.broadcast(products), "product_id", "inner")</w:t>
+      </w:r>
+    </w:p>
+    <w:p>
+      <w:pPr>
+        <w:pStyle w:val="ReportBody"/>
+      </w:pPr>
+      <w:r>
+        <w:t>Результаты приведены в таблиц</w:t>
+      </w:r>
+      <w:r>
+        <w:t>е 8.</w:t>
+      </w:r>
+    </w:p>
+    <w:p>
+      <w:pPr>
+        <w:pStyle w:val="ReportTableCaption"/>
+        <w:keepNext/>
+        <w:keepLines/>
+        <w:spacing w:before="120" w:after="60"/>
+      </w:pPr>
+      <w:r>
+        <w:t>Таблица 8 – Повторные измерения JOIN</w:t>
+      </w:r>
+    </w:p>
+    <w:tbl>
+      <w:tblPr>
+        <w:tblStyle w:val="a3"/>
+        <w:tblW w:w="0" w:type="auto"/>
+        <w:jc w:val="center"/>
+        <w:tblLayout w:type="fixed"/>
+        <w:tblLook w:val="04A0" w:firstRow="1" w:lastRow="0" w:firstColumn="1" w:lastColumn="0" w:noHBand="0" w:noVBand="1"/>
+      </w:tblPr>
+      <w:tblGrid>
+        <w:gridCol w:w="1587"/>
+        <w:gridCol w:w="1531"/>
+        <w:gridCol w:w="1531"/>
+        <w:gridCol w:w="1531"/>
+        <w:gridCol w:w="1531"/>
+        <w:gridCol w:w="1644"/>
+      </w:tblGrid>
+      <w:tr>
+        <w:trPr>
+          <w:cantSplit/>
+          <w:tblHeader/>
+          <w:jc w:val="center"/>
+        </w:trPr>
+        <w:tc>
+          <w:tcPr>
+            <w:tcW w:w="1587" w:type="dxa"/>
+            <w:vAlign w:val="center"/>
+          </w:tcPr>
+          <w:p>
+            <w:pPr>
+              <w:pStyle w:val="ReportTable"/>
+              <w:keepNext/>
+              <w:jc w:val="center"/>
+            </w:pPr>
+            <w:r>
+              <w:rPr>
+                <w:b/>
+              </w:rPr>
+              <w:t>Стратегия</w:t>
+            </w:r>
+          </w:p>
+        </w:tc>
+        <w:tc>
+          <w:tcPr>
+            <w:tcW w:w="1531" w:type="dxa"/>
+            <w:vAlign w:val="center"/>
+          </w:tcPr>
+          <w:p>
+            <w:pPr>
+              <w:pStyle w:val="ReportTable"/>
+              <w:keepNext/>
+              <w:jc w:val="center"/>
+            </w:pPr>
+            <w:r>
+              <w:rPr>
+                <w:b/>
+              </w:rPr>
+              <w:t>Первый с</w:t>
+            </w:r>
+          </w:p>
+        </w:tc>
+        <w:tc>
+          <w:tcPr>
+            <w:tcW w:w="1531" w:type="dxa"/>
+            <w:vAlign w:val="center"/>
+          </w:tcPr>
+          <w:p>
+            <w:pPr>
+              <w:pStyle w:val="ReportTable"/>
+              <w:keepNext/>
+              <w:jc w:val="center"/>
+            </w:pPr>
+            <w:r>
+              <w:rPr>
+                <w:b/>
+              </w:rPr>
+              <w:t>t1 с</w:t>
+            </w:r>
+          </w:p>
+        </w:tc>
+        <w:tc>
+          <w:tcPr>
+            <w:tcW w:w="1531" w:type="dxa"/>
+            <w:vAlign w:val="center"/>
+          </w:tcPr>
+          <w:p>
+            <w:pPr>
+              <w:pStyle w:val="ReportTable"/>
+              <w:keepNext/>
+              <w:jc w:val="center"/>
+            </w:pPr>
+            <w:r>
+              <w:rPr>
+                <w:b/>
+              </w:rPr>
+              <w:t>t2 с</w:t>
+            </w:r>
+          </w:p>
+        </w:tc>
+        <w:tc>
+          <w:tcPr>
+            <w:tcW w:w="1531" w:type="dxa"/>
+            <w:vAlign w:val="center"/>
+          </w:tcPr>
+          <w:p>
+            <w:pPr>
+              <w:pStyle w:val="ReportTable"/>
+              <w:keepNext/>
+              <w:jc w:val="center"/>
+            </w:pPr>
+            <w:r>
+              <w:rPr>
+                <w:b/>
+              </w:rPr>
+              <w:t>t3 с</w:t>
+            </w:r>
+          </w:p>
+        </w:tc>
+        <w:tc>
+          <w:tcPr>
+            <w:tcW w:w="1644" w:type="dxa"/>
+            <w:vAlign w:val="center"/>
+          </w:tcPr>
+          <w:p>
+            <w:pPr>
+              <w:pStyle w:val="ReportTable"/>
+              <w:keepNext/>
+              <w:jc w:val="center"/>
+            </w:pPr>
+            <w:r>
+              <w:rPr>
+                <w:b/>
+              </w:rPr>
+              <w:t>Медиана с</w:t>
+            </w:r>
+          </w:p>
+        </w:tc>
+      </w:tr>
+      <w:tr>
+        <w:trPr>
+          <w:cantSplit/>
+          <w:jc w:val="center"/>
+        </w:trPr>
+        <w:tc>
+          <w:tcPr>
+            <w:tcW w:w="1587" w:type="dxa"/>
+            <w:vAlign w:val="center"/>
+          </w:tcPr>
+          <w:p>
+            <w:pPr>
+              <w:pStyle w:val="ReportTable"/>
+              <w:keepNext/>
+            </w:pPr>
+            <w:r>
+              <w:t>SMJ</w:t>
+            </w:r>
+          </w:p>
+        </w:tc>
+        <w:tc>
+          <w:tcPr>
+            <w:tcW w:w="1531" w:type="dxa"/>
+            <w:vAlign w:val="center"/>
+          </w:tcPr>
+          <w:p>
+            <w:pPr>
+              <w:pStyle w:val="ReportTable"/>
+              <w:keepNext/>
+              <w:jc w:val="center"/>
+            </w:pPr>
+            <w:r>
+              <w:t>0,243</w:t>
+            </w:r>
+          </w:p>
+        </w:tc>
+        <w:tc>
+          <w:tcPr>
+            <w:tcW w:w="1531" w:type="dxa"/>
+            <w:vAlign w:val="center"/>
+          </w:tcPr>
+          <w:p>
+            <w:pPr>
+              <w:pStyle w:val="ReportTable"/>
+              <w:keepNext/>
+              <w:jc w:val="center"/>
+            </w:pPr>
+            <w:r>
+              <w:t>0,178</w:t>
+            </w:r>
+          </w:p>
+        </w:tc>
+        <w:tc>
+          <w:tcPr>
+            <w:tcW w:w="1531" w:type="dxa"/>
+            <w:vAlign w:val="center"/>
+          </w:tcPr>
+          <w:p>
+            <w:pPr>
+              <w:pStyle w:val="ReportTable"/>
+              <w:keepNext/>
+              <w:jc w:val="center"/>
+            </w:pPr>
+            <w:r>
+              <w:t>0,153</w:t>
+            </w:r>
+          </w:p>
+        </w:tc>
+        <w:tc>
+          <w:tcPr>
+            <w:tcW w:w="1531" w:type="dxa"/>
+            <w:vAlign w:val="center"/>
+          </w:tcPr>
+          <w:p>
+            <w:pPr>
+              <w:pStyle w:val="ReportTable"/>
+              <w:keepNext/>
+              <w:jc w:val="center"/>
+            </w:pPr>
+            <w:r>
+              <w:t>0,144</w:t>
+            </w:r>
+          </w:p>
+        </w:tc>
+        <w:tc>
+          <w:tcPr>
+            <w:tcW w:w="1644" w:type="dxa"/>
+            <w:vAlign w:val="center"/>
+          </w:tcPr>
+          <w:p>
+            <w:pPr>
+              <w:pStyle w:val="ReportTable"/>
+              <w:keepNext/>
+              <w:jc w:val="center"/>
+            </w:pPr>
+            <w:r>
+              <w:t>0,153</w:t>
+            </w:r>
+          </w:p>
+        </w:tc>
+      </w:tr>
+      <w:tr>
+        <w:trPr>
+          <w:cantSplit/>
+          <w:jc w:val="center"/>
+        </w:trPr>
+        <w:tc>
+          <w:tcPr>
+            <w:tcW w:w="1587" w:type="dxa"/>
+            <w:vAlign w:val="center"/>
+          </w:tcPr>
+          <w:p>
+            <w:pPr>
+              <w:pStyle w:val="ReportTable"/>
+            </w:pPr>
+            <w:r>
+              <w:t>BHJ</w:t>
+            </w:r>
+          </w:p>
+        </w:tc>
+        <w:tc>
+          <w:tcPr>
+            <w:tcW w:w="1531" w:type="dxa"/>
+            <w:vAlign w:val="center"/>
+          </w:tcPr>
+          <w:p>
+            <w:pPr>
+              <w:pStyle w:val="ReportTable"/>
+              <w:jc w:val="center"/>
+            </w:pPr>
+            <w:r>
+              <w:t>0,226</w:t>
+            </w:r>
+          </w:p>
+        </w:tc>
+        <w:tc>
+          <w:tcPr>
+            <w:tcW w:w="1531" w:type="dxa"/>
+            <w:vAlign w:val="center"/>
+          </w:tcPr>
+          <w:p>
+            <w:pPr>
+              <w:pStyle w:val="ReportTable"/>
+              <w:jc w:val="center"/>
+            </w:pPr>
+            <w:r>
+              <w:t>0,134</w:t>
+            </w:r>
+          </w:p>
+        </w:tc>
+        <w:tc>
+          <w:tcPr>
+            <w:tcW w:w="1531" w:type="dxa"/>
+            <w:vAlign w:val="center"/>
+          </w:tcPr>
+          <w:p>
+            <w:pPr>
+              <w:pStyle w:val="ReportTable"/>
+              <w:jc w:val="center"/>
+            </w:pPr>
+            <w:r>
+              <w:t>0,094</w:t>
+            </w:r>
+          </w:p>
+        </w:tc>
+        <w:tc>
+          <w:tcPr>
+            <w:tcW w:w="1531" w:type="dxa"/>
+            <w:vAlign w:val="center"/>
+          </w:tcPr>
+          <w:p>
+            <w:pPr>
+              <w:pStyle w:val="ReportTable"/>
+              <w:jc w:val="center"/>
+            </w:pPr>
+            <w:r>
+              <w:t>0,082</w:t>
+            </w:r>
+          </w:p>
+        </w:tc>
+        <w:tc>
+          <w:tcPr>
+            <w:tcW w:w="1644" w:type="dxa"/>
+            <w:vAlign w:val="center"/>
+          </w:tcPr>
+          <w:p>
+            <w:pPr>
+              <w:pStyle w:val="ReportTable"/>
+              <w:jc w:val="center"/>
+            </w:pPr>
+            <w:r>
+              <w:t>0,094</w:t>
+            </w:r>
+          </w:p>
+        </w:tc>
+      </w:tr>
+    </w:tbl>
+    <w:p>
+      <w:pPr>
+        <w:pStyle w:val="ReportBody"/>
+      </w:pPr>
+      <w:r>
+        <w:t xml:space="preserve">Небольшой shuffle финального count может сохраняться и у BHJ; он не равен </w:t>
+      </w:r>
+      <w:r>
+        <w:t>перераспределению большой стороны по product_id. Поэтому сравнение учитывает вид Exchange в плане. Скриншоты ниже показывают фрагменты SQL/DataFrame запросов с узлами JOIN; полные текстовые планы сохранены отдельно.</w:t>
+      </w:r>
+    </w:p>
+    <w:p>
+      <w:pPr>
+        <w:pStyle w:val="ReportBody"/>
+        <w:keepNext/>
       </w:pPr>
       <w:r>
         <w:lastRenderedPageBreak/>
-        <w:t xml:space="preserve">На рисунке 1 </w:t>
-      </w:r>
-      <w:r>
-        <w:t>представлен результат анализа.</w:t>
+        <w:t>На рисунке 1 показан результат выполнени</w:t>
+      </w:r>
+      <w:r>
+        <w:t>я на стенде.</w:t>
       </w:r>
     </w:p>
     <w:p>
@@ -3237,8 +5341,8 @@
           <w:noProof/>
         </w:rPr>
         <w:drawing>
-          <wp:inline distT="0" distB="0" distL="0" distR="0" wp14:anchorId="2F80C5CF" wp14:editId="7A317295">
-            <wp:extent cx="5760000" cy="4320000"/>
+          <wp:inline distT="0" distB="0" distL="0" distR="0" wp14:anchorId="3E223791" wp14:editId="41BA7E95">
+            <wp:extent cx="5940000" cy="3902580"/>
             <wp:effectExtent l="0" t="0" r="0" b="0"/>
             <wp:docPr id="298370852" name="Picture 298370852"/>
             <wp:cNvGraphicFramePr>
@@ -3248,7 +5352,7 @@
               <a:graphicData uri="http://schemas.openxmlformats.org/drawingml/2006/picture">
                 <pic:pic xmlns:pic="http://schemas.openxmlformats.org/drawingml/2006/picture">
                   <pic:nvPicPr>
-                    <pic:cNvPr id="0" name="09_partitions.png"/>
+                    <pic:cNvPr id="0" name="02_smj_plan.png"/>
                     <pic:cNvPicPr/>
                   </pic:nvPicPr>
                   <pic:blipFill>
@@ -3260,7 +5364,7 @@
                   <pic:spPr>
                     <a:xfrm>
                       <a:off x="0" y="0"/>
-                      <a:ext cx="5760000" cy="4320000"/>
+                      <a:ext cx="5940000" cy="3902580"/>
                     </a:xfrm>
                     <a:prstGeom prst="rect">
                       <a:avLst/>
@@ -3280,1074 +5384,16 @@
         <w:spacing w:before="60" w:after="120"/>
       </w:pPr>
       <w:r>
-        <w:t>Рисунок 1 – Нагрузки разделов и журнал ленивого действия в новой VM</w:t>
-      </w:r>
-    </w:p>
-    <w:p>
-      <w:pPr>
-        <w:pStyle w:val="ReportBody"/>
-      </w:pPr>
-      <w:r>
-        <w:t>Группировка по seller_id имеет частичную и финальную HashAggregate с Exchange между ними. Filter и Project являются локальными преобразованиями; Exchange м</w:t>
-      </w:r>
-      <w:r>
-        <w:t>еняет распределение. Sort добавляет сортировку, а запись и count инициируют выполнение.</w:t>
-      </w:r>
-    </w:p>
-    <w:p>
-      <w:pPr>
-        <w:pStyle w:val="ReportBody"/>
-      </w:pPr>
-      <w:r>
-        <w:t>Результаты приведены в таблице 5.</w:t>
-      </w:r>
-    </w:p>
-    <w:p>
-      <w:pPr>
-        <w:pStyle w:val="ReportTableCaption"/>
+        <w:t>Рисунок 1 – SQL/DataFrame: узел SortMergeJoin выполненного запроса</w:t>
+      </w:r>
+    </w:p>
+    <w:p>
+      <w:pPr>
+        <w:pStyle w:val="ReportBody"/>
         <w:keepNext/>
-        <w:keepLines/>
-        <w:spacing w:before="120" w:after="60"/>
-      </w:pPr>
-      <w:r>
-        <w:t>Таблица 5 – Счётчики измеренных действий Spark UI</w:t>
-      </w:r>
-    </w:p>
-    <w:tbl>
-      <w:tblPr>
-        <w:tblStyle w:val="a3"/>
-        <w:tblW w:w="0" w:type="auto"/>
-        <w:jc w:val="center"/>
-        <w:tblLayout w:type="fixed"/>
-        <w:tblLook w:val="04A0" w:firstRow="1" w:lastRow="0" w:firstColumn="1" w:lastColumn="0" w:noHBand="0" w:noVBand="1"/>
-      </w:tblPr>
-      <w:tblGrid>
-        <w:gridCol w:w="2835"/>
-        <w:gridCol w:w="850"/>
-        <w:gridCol w:w="1134"/>
-        <w:gridCol w:w="1134"/>
-        <w:gridCol w:w="1701"/>
-        <w:gridCol w:w="1701"/>
-      </w:tblGrid>
-      <w:tr>
-        <w:trPr>
-          <w:cantSplit/>
-          <w:tblHeader/>
-          <w:jc w:val="center"/>
-        </w:trPr>
-        <w:tc>
-          <w:tcPr>
-            <w:tcW w:w="2835" w:type="dxa"/>
-            <w:vAlign w:val="center"/>
-          </w:tcPr>
-          <w:p>
-            <w:pPr>
-              <w:pStyle w:val="ReportTable"/>
-              <w:keepNext/>
-              <w:jc w:val="center"/>
-            </w:pPr>
-            <w:r>
-              <w:rPr>
-                <w:b/>
-              </w:rPr>
-              <w:t>Опыт</w:t>
-            </w:r>
-          </w:p>
-        </w:tc>
-        <w:tc>
-          <w:tcPr>
-            <w:tcW w:w="850" w:type="dxa"/>
-            <w:vAlign w:val="center"/>
-          </w:tcPr>
-          <w:p>
-            <w:pPr>
-              <w:pStyle w:val="ReportTable"/>
-              <w:keepNext/>
-              <w:jc w:val="center"/>
-            </w:pPr>
-            <w:r>
-              <w:rPr>
-                <w:b/>
-              </w:rPr>
-              <w:t>Jobs</w:t>
-            </w:r>
-          </w:p>
-        </w:tc>
-        <w:tc>
-          <w:tcPr>
-            <w:tcW w:w="1134" w:type="dxa"/>
-            <w:vAlign w:val="center"/>
-          </w:tcPr>
-          <w:p>
-            <w:pPr>
-              <w:pStyle w:val="ReportTable"/>
-              <w:keepNext/>
-              <w:jc w:val="center"/>
-            </w:pPr>
-            <w:r>
-              <w:rPr>
-                <w:b/>
-              </w:rPr>
-              <w:t>Stages</w:t>
-            </w:r>
-          </w:p>
-        </w:tc>
-        <w:tc>
-          <w:tcPr>
-            <w:tcW w:w="1134" w:type="dxa"/>
-            <w:vAlign w:val="center"/>
-          </w:tcPr>
-          <w:p>
-            <w:pPr>
-              <w:pStyle w:val="ReportTable"/>
-              <w:keepNext/>
-              <w:jc w:val="center"/>
-            </w:pPr>
-            <w:r>
-              <w:rPr>
-                <w:b/>
-              </w:rPr>
-              <w:t>Tasks</w:t>
-            </w:r>
-          </w:p>
-        </w:tc>
-        <w:tc>
-          <w:tcPr>
-            <w:tcW w:w="1701" w:type="dxa"/>
-            <w:vAlign w:val="center"/>
-          </w:tcPr>
-          <w:p>
-            <w:pPr>
-              <w:pStyle w:val="ReportTable"/>
-              <w:keepNext/>
-              <w:jc w:val="center"/>
-            </w:pPr>
-            <w:r>
-              <w:rPr>
-                <w:b/>
-              </w:rPr>
-              <w:t>Read КиБ</w:t>
-            </w:r>
-          </w:p>
-        </w:tc>
-        <w:tc>
-          <w:tcPr>
-            <w:tcW w:w="1701" w:type="dxa"/>
-            <w:vAlign w:val="center"/>
-          </w:tcPr>
-          <w:p>
-            <w:pPr>
-              <w:pStyle w:val="ReportTable"/>
-              <w:keepNext/>
-              <w:jc w:val="center"/>
-            </w:pPr>
-            <w:r>
-              <w:rPr>
-                <w:b/>
-              </w:rPr>
-              <w:t>Write КиБ</w:t>
-            </w:r>
-          </w:p>
-        </w:tc>
-      </w:tr>
-      <w:tr>
-        <w:trPr>
-          <w:cantSplit/>
-          <w:jc w:val="center"/>
-        </w:trPr>
-        <w:tc>
-          <w:tcPr>
-            <w:tcW w:w="2835" w:type="dxa"/>
-            <w:vAlign w:val="center"/>
-          </w:tcPr>
-          <w:p>
-            <w:pPr>
-              <w:pStyle w:val="ReportTable"/>
-            </w:pPr>
-            <w:r>
-              <w:t>GroupBy</w:t>
-            </w:r>
-          </w:p>
-        </w:tc>
-        <w:tc>
-          <w:tcPr>
-            <w:tcW w:w="850" w:type="dxa"/>
-            <w:vAlign w:val="center"/>
-          </w:tcPr>
-          <w:p>
-            <w:pPr>
-              <w:pStyle w:val="ReportTable"/>
-              <w:jc w:val="center"/>
-            </w:pPr>
-            <w:r>
-              <w:t>1</w:t>
-            </w:r>
-          </w:p>
-        </w:tc>
-        <w:tc>
-          <w:tcPr>
-            <w:tcW w:w="1134" w:type="dxa"/>
-            <w:vAlign w:val="center"/>
-          </w:tcPr>
-          <w:p>
-            <w:pPr>
-              <w:pStyle w:val="ReportTable"/>
-              <w:jc w:val="center"/>
-            </w:pPr>
-            <w:r>
-              <w:t>2</w:t>
-            </w:r>
-          </w:p>
-        </w:tc>
-        <w:tc>
-          <w:tcPr>
-            <w:tcW w:w="1134" w:type="dxa"/>
-            <w:vAlign w:val="center"/>
-          </w:tcPr>
-          <w:p>
-            <w:pPr>
-              <w:pStyle w:val="ReportTable"/>
-              <w:jc w:val="center"/>
-            </w:pPr>
-            <w:r>
-              <w:t>10</w:t>
-            </w:r>
-          </w:p>
-        </w:tc>
-        <w:tc>
-          <w:tcPr>
-            <w:tcW w:w="1701" w:type="dxa"/>
-            <w:vAlign w:val="center"/>
-          </w:tcPr>
-          <w:p>
-            <w:pPr>
-              <w:pStyle w:val="ReportTable"/>
-              <w:jc w:val="center"/>
-            </w:pPr>
-            <w:r>
-              <w:t>262,96</w:t>
-            </w:r>
-          </w:p>
-        </w:tc>
-        <w:tc>
-          <w:tcPr>
-            <w:tcW w:w="1701" w:type="dxa"/>
-            <w:vAlign w:val="center"/>
-          </w:tcPr>
-          <w:p>
-            <w:pPr>
-              <w:pStyle w:val="ReportTable"/>
-              <w:jc w:val="center"/>
-            </w:pPr>
-            <w:r>
-              <w:t>262,96</w:t>
-            </w:r>
-          </w:p>
-        </w:tc>
-      </w:tr>
-      <w:tr>
-        <w:trPr>
-          <w:cantSplit/>
-          <w:jc w:val="center"/>
-        </w:trPr>
-        <w:tc>
-          <w:tcPr>
-            <w:tcW w:w="2835" w:type="dxa"/>
-            <w:vAlign w:val="center"/>
-          </w:tcPr>
-          <w:p>
-            <w:pPr>
-              <w:pStyle w:val="ReportTable"/>
-            </w:pPr>
-            <w:r>
-              <w:t>Repartition 4</w:t>
-            </w:r>
-          </w:p>
-        </w:tc>
-        <w:tc>
-          <w:tcPr>
-            <w:tcW w:w="850" w:type="dxa"/>
-            <w:vAlign w:val="center"/>
-          </w:tcPr>
-          <w:p>
-            <w:pPr>
-              <w:pStyle w:val="ReportTable"/>
-              <w:jc w:val="center"/>
-            </w:pPr>
-            <w:r>
-              <w:t>1</w:t>
-            </w:r>
-          </w:p>
-        </w:tc>
-        <w:tc>
-          <w:tcPr>
-            <w:tcW w:w="1134" w:type="dxa"/>
-            <w:vAlign w:val="center"/>
-          </w:tcPr>
-          <w:p>
-            <w:pPr>
-              <w:pStyle w:val="ReportTable"/>
-              <w:jc w:val="center"/>
-            </w:pPr>
-            <w:r>
-              <w:t>4</w:t>
-            </w:r>
-          </w:p>
-        </w:tc>
-        <w:tc>
-          <w:tcPr>
-            <w:tcW w:w="1134" w:type="dxa"/>
-            <w:vAlign w:val="center"/>
-          </w:tcPr>
-          <w:p>
-            <w:pPr>
-              <w:pStyle w:val="ReportTable"/>
-              <w:jc w:val="center"/>
-            </w:pPr>
-            <w:r>
-              <w:t>23</w:t>
-            </w:r>
-          </w:p>
-        </w:tc>
-        <w:tc>
-          <w:tcPr>
-            <w:tcW w:w="1701" w:type="dxa"/>
-            <w:vAlign w:val="center"/>
-          </w:tcPr>
-          <w:p>
-            <w:pPr>
-              <w:pStyle w:val="ReportTable"/>
-              <w:jc w:val="center"/>
-            </w:pPr>
-            <w:r>
-              <w:t>172,58</w:t>
-            </w:r>
-          </w:p>
-        </w:tc>
-        <w:tc>
-          <w:tcPr>
-            <w:tcW w:w="1701" w:type="dxa"/>
-            <w:vAlign w:val="center"/>
-          </w:tcPr>
-          <w:p>
-            <w:pPr>
-              <w:pStyle w:val="ReportTable"/>
-              <w:jc w:val="center"/>
-            </w:pPr>
-            <w:r>
-              <w:t>172,58</w:t>
-            </w:r>
-          </w:p>
-        </w:tc>
-      </w:tr>
-      <w:tr>
-        <w:trPr>
-          <w:cantSplit/>
-          <w:jc w:val="center"/>
-        </w:trPr>
-        <w:tc>
-          <w:tcPr>
-            <w:tcW w:w="2835" w:type="dxa"/>
-            <w:vAlign w:val="center"/>
-          </w:tcPr>
-          <w:p>
-            <w:pPr>
-              <w:pStyle w:val="ReportTable"/>
-            </w:pPr>
-            <w:r>
-              <w:t>Coalesce 4</w:t>
-            </w:r>
-          </w:p>
-        </w:tc>
-        <w:tc>
-          <w:tcPr>
-            <w:tcW w:w="850" w:type="dxa"/>
-            <w:vAlign w:val="center"/>
-          </w:tcPr>
-          <w:p>
-            <w:pPr>
-              <w:pStyle w:val="ReportTable"/>
-              <w:jc w:val="center"/>
-            </w:pPr>
-            <w:r>
-              <w:t>1</w:t>
-            </w:r>
-          </w:p>
-        </w:tc>
-        <w:tc>
-          <w:tcPr>
-            <w:tcW w:w="1134" w:type="dxa"/>
-            <w:vAlign w:val="center"/>
-          </w:tcPr>
-          <w:p>
-            <w:pPr>
-              <w:pStyle w:val="ReportTable"/>
-              <w:jc w:val="center"/>
-            </w:pPr>
-            <w:r>
-              <w:t>3</w:t>
-            </w:r>
-          </w:p>
-        </w:tc>
-        <w:tc>
-          <w:tcPr>
-            <w:tcW w:w="1134" w:type="dxa"/>
-            <w:vAlign w:val="center"/>
-          </w:tcPr>
-          <w:p>
-            <w:pPr>
-              <w:pStyle w:val="ReportTable"/>
-              <w:jc w:val="center"/>
-            </w:pPr>
-            <w:r>
-              <w:t>7</w:t>
-            </w:r>
-          </w:p>
-        </w:tc>
-        <w:tc>
-          <w:tcPr>
-            <w:tcW w:w="1701" w:type="dxa"/>
-            <w:vAlign w:val="center"/>
-          </w:tcPr>
-          <w:p>
-            <w:pPr>
-              <w:pStyle w:val="ReportTable"/>
-              <w:jc w:val="center"/>
-            </w:pPr>
-            <w:r>
-              <w:t>151,84</w:t>
-            </w:r>
-          </w:p>
-        </w:tc>
-        <w:tc>
-          <w:tcPr>
-            <w:tcW w:w="1701" w:type="dxa"/>
-            <w:vAlign w:val="center"/>
-          </w:tcPr>
-          <w:p>
-            <w:pPr>
-              <w:pStyle w:val="ReportTable"/>
-              <w:jc w:val="center"/>
-            </w:pPr>
-            <w:r>
-              <w:t>151,84</w:t>
-            </w:r>
-          </w:p>
-        </w:tc>
-      </w:tr>
-      <w:tr>
-        <w:trPr>
-          <w:cantSplit/>
-          <w:jc w:val="center"/>
-        </w:trPr>
-        <w:tc>
-          <w:tcPr>
-            <w:tcW w:w="2835" w:type="dxa"/>
-            <w:vAlign w:val="center"/>
-          </w:tcPr>
-          <w:p>
-            <w:pPr>
-              <w:pStyle w:val="ReportTable"/>
-            </w:pPr>
-            <w:r>
-              <w:t>SMJ</w:t>
-            </w:r>
-          </w:p>
-        </w:tc>
-        <w:tc>
-          <w:tcPr>
-            <w:tcW w:w="850" w:type="dxa"/>
-            <w:vAlign w:val="center"/>
-          </w:tcPr>
-          <w:p>
-            <w:pPr>
-              <w:pStyle w:val="ReportTable"/>
-              <w:jc w:val="center"/>
-            </w:pPr>
-            <w:r>
-              <w:t>1</w:t>
-            </w:r>
-          </w:p>
-        </w:tc>
-        <w:tc>
-          <w:tcPr>
-            <w:tcW w:w="1134" w:type="dxa"/>
-            <w:vAlign w:val="center"/>
-          </w:tcPr>
-          <w:p>
-            <w:pPr>
-              <w:pStyle w:val="ReportTable"/>
-              <w:jc w:val="center"/>
-            </w:pPr>
-            <w:r>
-              <w:t>4</w:t>
-            </w:r>
-          </w:p>
-        </w:tc>
-        <w:tc>
-          <w:tcPr>
-            <w:tcW w:w="1134" w:type="dxa"/>
-            <w:vAlign w:val="center"/>
-          </w:tcPr>
-          <w:p>
-            <w:pPr>
-              <w:pStyle w:val="ReportTable"/>
-              <w:jc w:val="center"/>
-            </w:pPr>
-            <w:r>
-              <w:t>12</w:t>
-            </w:r>
-          </w:p>
-        </w:tc>
-        <w:tc>
-          <w:tcPr>
-            <w:tcW w:w="1701" w:type="dxa"/>
-            <w:vAlign w:val="center"/>
-          </w:tcPr>
-          <w:p>
-            <w:pPr>
-              <w:pStyle w:val="ReportTable"/>
-              <w:jc w:val="center"/>
-            </w:pPr>
-            <w:r>
-              <w:t>3 825,50</w:t>
-            </w:r>
-          </w:p>
-        </w:tc>
-        <w:tc>
-          <w:tcPr>
-            <w:tcW w:w="1701" w:type="dxa"/>
-            <w:vAlign w:val="center"/>
-          </w:tcPr>
-          <w:p>
-            <w:pPr>
-              <w:pStyle w:val="ReportTable"/>
-              <w:jc w:val="center"/>
-            </w:pPr>
-            <w:r>
-              <w:t>3 825,50</w:t>
-            </w:r>
-          </w:p>
-        </w:tc>
-      </w:tr>
-      <w:tr>
-        <w:trPr>
-          <w:cantSplit/>
-          <w:jc w:val="center"/>
-        </w:trPr>
-        <w:tc>
-          <w:tcPr>
-            <w:tcW w:w="2835" w:type="dxa"/>
-            <w:vAlign w:val="center"/>
-          </w:tcPr>
-          <w:p>
-            <w:pPr>
-              <w:pStyle w:val="ReportTable"/>
-            </w:pPr>
-            <w:r>
-              <w:t>BHJ</w:t>
-            </w:r>
-          </w:p>
-        </w:tc>
-        <w:tc>
-          <w:tcPr>
-            <w:tcW w:w="850" w:type="dxa"/>
-            <w:vAlign w:val="center"/>
-          </w:tcPr>
-          <w:p>
-            <w:pPr>
-              <w:pStyle w:val="ReportTable"/>
-              <w:jc w:val="center"/>
-            </w:pPr>
-            <w:r>
-              <w:t>2</w:t>
-            </w:r>
-          </w:p>
-        </w:tc>
-        <w:tc>
-          <w:tcPr>
-            <w:tcW w:w="1134" w:type="dxa"/>
-            <w:vAlign w:val="center"/>
-          </w:tcPr>
-          <w:p>
-            <w:pPr>
-              <w:pStyle w:val="ReportTable"/>
-              <w:jc w:val="center"/>
-            </w:pPr>
-            <w:r>
-              <w:t>3</w:t>
-            </w:r>
-          </w:p>
-        </w:tc>
-        <w:tc>
-          <w:tcPr>
-            <w:tcW w:w="1134" w:type="dxa"/>
-            <w:vAlign w:val="center"/>
-          </w:tcPr>
-          <w:p>
-            <w:pPr>
-              <w:pStyle w:val="ReportTable"/>
-              <w:jc w:val="center"/>
-            </w:pPr>
-            <w:r>
-              <w:t>4</w:t>
-            </w:r>
-          </w:p>
-        </w:tc>
-        <w:tc>
-          <w:tcPr>
-            <w:tcW w:w="1701" w:type="dxa"/>
-            <w:vAlign w:val="center"/>
-          </w:tcPr>
-          <w:p>
-            <w:pPr>
-              <w:pStyle w:val="ReportTable"/>
-              <w:jc w:val="center"/>
-            </w:pPr>
-            <w:r>
-              <w:t>0,12</w:t>
-            </w:r>
-          </w:p>
-        </w:tc>
-        <w:tc>
-          <w:tcPr>
-            <w:tcW w:w="1701" w:type="dxa"/>
-            <w:vAlign w:val="center"/>
-          </w:tcPr>
-          <w:p>
-            <w:pPr>
-              <w:pStyle w:val="ReportTable"/>
-              <w:jc w:val="center"/>
-            </w:pPr>
-            <w:r>
-              <w:t>0,12</w:t>
-            </w:r>
-          </w:p>
-        </w:tc>
-      </w:tr>
-      <w:tr>
-        <w:trPr>
-          <w:cantSplit/>
-          <w:jc w:val="center"/>
-        </w:trPr>
-        <w:tc>
-          <w:tcPr>
-            <w:tcW w:w="2835" w:type="dxa"/>
-            <w:vAlign w:val="center"/>
-          </w:tcPr>
-          <w:p>
-            <w:pPr>
-              <w:pStyle w:val="ReportTable"/>
-            </w:pPr>
-            <w:r>
-              <w:t>Материализация</w:t>
-            </w:r>
-          </w:p>
-        </w:tc>
-        <w:tc>
-          <w:tcPr>
-            <w:tcW w:w="850" w:type="dxa"/>
-            <w:vAlign w:val="center"/>
-          </w:tcPr>
-          <w:p>
-            <w:pPr>
-              <w:pStyle w:val="ReportTable"/>
-              <w:jc w:val="center"/>
-            </w:pPr>
-            <w:r>
-              <w:t>3</w:t>
-            </w:r>
-          </w:p>
-        </w:tc>
-        <w:tc>
-          <w:tcPr>
-            <w:tcW w:w="1134" w:type="dxa"/>
-            <w:vAlign w:val="center"/>
-          </w:tcPr>
-          <w:p>
-            <w:pPr>
-              <w:pStyle w:val="ReportTable"/>
-              <w:jc w:val="center"/>
-            </w:pPr>
-            <w:r>
-              <w:t>4</w:t>
-            </w:r>
-          </w:p>
-        </w:tc>
-        <w:tc>
-          <w:tcPr>
-            <w:tcW w:w="1134" w:type="dxa"/>
-            <w:vAlign w:val="center"/>
-          </w:tcPr>
-          <w:p>
-            <w:pPr>
-              <w:pStyle w:val="ReportTable"/>
-              <w:jc w:val="center"/>
-            </w:pPr>
-            <w:r>
-              <w:t>5</w:t>
-            </w:r>
-          </w:p>
-        </w:tc>
-        <w:tc>
-          <w:tcPr>
-            <w:tcW w:w="1701" w:type="dxa"/>
-            <w:vAlign w:val="center"/>
-          </w:tcPr>
-          <w:p>
-            <w:pPr>
-              <w:pStyle w:val="ReportTable"/>
-              <w:jc w:val="center"/>
-            </w:pPr>
-            <w:r>
-              <w:t>0,12</w:t>
-            </w:r>
-          </w:p>
-        </w:tc>
-        <w:tc>
-          <w:tcPr>
-            <w:tcW w:w="1701" w:type="dxa"/>
-            <w:vAlign w:val="center"/>
-          </w:tcPr>
-          <w:p>
-            <w:pPr>
-              <w:pStyle w:val="ReportTable"/>
-              <w:jc w:val="center"/>
-            </w:pPr>
-            <w:r>
-              <w:t>0,12</w:t>
-            </w:r>
-          </w:p>
-        </w:tc>
-      </w:tr>
-      <w:tr>
-        <w:trPr>
-          <w:cantSplit/>
-          <w:jc w:val="center"/>
-        </w:trPr>
-        <w:tc>
-          <w:tcPr>
-            <w:tcW w:w="2835" w:type="dxa"/>
-            <w:vAlign w:val="center"/>
-          </w:tcPr>
-          <w:p>
-            <w:pPr>
-              <w:pStyle w:val="ReportTable"/>
-            </w:pPr>
-            <w:r>
-              <w:t>Кэш действие</w:t>
-            </w:r>
-          </w:p>
-        </w:tc>
-        <w:tc>
-          <w:tcPr>
-            <w:tcW w:w="850" w:type="dxa"/>
-            <w:vAlign w:val="center"/>
-          </w:tcPr>
-          <w:p>
-            <w:pPr>
-              <w:pStyle w:val="ReportTable"/>
-              <w:jc w:val="center"/>
-            </w:pPr>
-            <w:r>
-              <w:t>1</w:t>
-            </w:r>
-          </w:p>
-        </w:tc>
-        <w:tc>
-          <w:tcPr>
-            <w:tcW w:w="1134" w:type="dxa"/>
-            <w:vAlign w:val="center"/>
-          </w:tcPr>
-          <w:p>
-            <w:pPr>
-              <w:pStyle w:val="ReportTable"/>
-              <w:jc w:val="center"/>
-            </w:pPr>
-            <w:r>
-              <w:t>3</w:t>
-            </w:r>
-          </w:p>
-        </w:tc>
-        <w:tc>
-          <w:tcPr>
-            <w:tcW w:w="1134" w:type="dxa"/>
-            <w:vAlign w:val="center"/>
-          </w:tcPr>
-          <w:p>
-            <w:pPr>
-              <w:pStyle w:val="ReportTable"/>
-              <w:jc w:val="center"/>
-            </w:pPr>
-            <w:r>
-              <w:t>11</w:t>
-            </w:r>
-          </w:p>
-        </w:tc>
-        <w:tc>
-          <w:tcPr>
-            <w:tcW w:w="1701" w:type="dxa"/>
-            <w:vAlign w:val="center"/>
-          </w:tcPr>
-          <w:p>
-            <w:pPr>
-              <w:pStyle w:val="ReportTable"/>
-              <w:jc w:val="center"/>
-            </w:pPr>
-            <w:r>
-              <w:t>6,29</w:t>
-            </w:r>
-          </w:p>
-        </w:tc>
-        <w:tc>
-          <w:tcPr>
-            <w:tcW w:w="1701" w:type="dxa"/>
-            <w:vAlign w:val="center"/>
-          </w:tcPr>
-          <w:p>
-            <w:pPr>
-              <w:pStyle w:val="ReportTable"/>
-              <w:jc w:val="center"/>
-            </w:pPr>
-            <w:r>
-              <w:t>6,29</w:t>
-            </w:r>
-          </w:p>
-        </w:tc>
-      </w:tr>
-    </w:tbl>
-    <w:p>
-      <w:pPr>
-        <w:pStyle w:val="1"/>
-      </w:pPr>
-      <w:bookmarkStart w:id="4" w:name="_Toc242123758"/>
-      <w:r>
-        <w:lastRenderedPageBreak/>
-        <w:t>5 Стратегии JOIN</w:t>
-      </w:r>
-      <w:bookmarkEnd w:id="4"/>
-    </w:p>
-    <w:p>
-      <w:pPr>
-        <w:pStyle w:val="ReportBody"/>
-      </w:pPr>
-      <w:r>
-        <w:t xml:space="preserve">Order_items и products соединены по </w:t>
-      </w:r>
-      <w:r>
-        <w:t>product_id. Обе стратегии возвращают 112 650 строк. SMJ имеет распределение и сортировку по ключу; BHJ передаёт малую сторону через BroadcastExchange. Небольшой обмен финального count может сохраняться и при BHJ.</w:t>
-      </w:r>
-    </w:p>
-    <w:p>
-      <w:pPr>
-        <w:pStyle w:val="ReportBody"/>
-      </w:pPr>
-      <w:r>
-        <w:t>Результаты приведены в таблице 6.</w:t>
-      </w:r>
-    </w:p>
-    <w:p>
-      <w:pPr>
-        <w:pStyle w:val="ReportTableCaption"/>
-        <w:keepNext/>
-        <w:keepLines/>
-        <w:spacing w:before="120" w:after="60"/>
-      </w:pPr>
-      <w:r>
-        <w:t>Таблица 6</w:t>
-      </w:r>
-      <w:r>
-        <w:t xml:space="preserve"> – Первый count и медианы трёх повторений JOIN</w:t>
-      </w:r>
-    </w:p>
-    <w:tbl>
-      <w:tblPr>
-        <w:tblStyle w:val="a3"/>
-        <w:tblW w:w="0" w:type="auto"/>
-        <w:jc w:val="center"/>
-        <w:tblLayout w:type="fixed"/>
-        <w:tblLook w:val="04A0" w:firstRow="1" w:lastRow="0" w:firstColumn="1" w:lastColumn="0" w:noHBand="0" w:noVBand="1"/>
-      </w:tblPr>
-      <w:tblGrid>
-        <w:gridCol w:w="2835"/>
-        <w:gridCol w:w="3118"/>
-        <w:gridCol w:w="3402"/>
-      </w:tblGrid>
-      <w:tr>
-        <w:trPr>
-          <w:cantSplit/>
-          <w:tblHeader/>
-          <w:jc w:val="center"/>
-        </w:trPr>
-        <w:tc>
-          <w:tcPr>
-            <w:tcW w:w="2835" w:type="dxa"/>
-            <w:vAlign w:val="center"/>
-          </w:tcPr>
-          <w:p>
-            <w:pPr>
-              <w:pStyle w:val="ReportTable"/>
-              <w:keepNext/>
-              <w:jc w:val="center"/>
-            </w:pPr>
-            <w:r>
-              <w:rPr>
-                <w:b/>
-              </w:rPr>
-              <w:t>Стратегия</w:t>
-            </w:r>
-          </w:p>
-        </w:tc>
-        <w:tc>
-          <w:tcPr>
-            <w:tcW w:w="3118" w:type="dxa"/>
-            <w:vAlign w:val="center"/>
-          </w:tcPr>
-          <w:p>
-            <w:pPr>
-              <w:pStyle w:val="ReportTable"/>
-              <w:keepNext/>
-              <w:jc w:val="center"/>
-            </w:pPr>
-            <w:r>
-              <w:rPr>
-                <w:b/>
-              </w:rPr>
-              <w:t>Первый count с</w:t>
-            </w:r>
-          </w:p>
-        </w:tc>
-        <w:tc>
-          <w:tcPr>
-            <w:tcW w:w="3402" w:type="dxa"/>
-            <w:vAlign w:val="center"/>
-          </w:tcPr>
-          <w:p>
-            <w:pPr>
-              <w:pStyle w:val="ReportTable"/>
-              <w:keepNext/>
-              <w:jc w:val="center"/>
-            </w:pPr>
-            <w:r>
-              <w:rPr>
-                <w:b/>
-              </w:rPr>
-              <w:t>Медиана с</w:t>
-            </w:r>
-          </w:p>
-        </w:tc>
-      </w:tr>
-      <w:tr>
-        <w:trPr>
-          <w:cantSplit/>
-          <w:jc w:val="center"/>
-        </w:trPr>
-        <w:tc>
-          <w:tcPr>
-            <w:tcW w:w="2835" w:type="dxa"/>
-            <w:vAlign w:val="center"/>
-          </w:tcPr>
-          <w:p>
-            <w:pPr>
-              <w:pStyle w:val="ReportTable"/>
-              <w:keepNext/>
-            </w:pPr>
-            <w:r>
-              <w:t>SMJ</w:t>
-            </w:r>
-          </w:p>
-        </w:tc>
-        <w:tc>
-          <w:tcPr>
-            <w:tcW w:w="3118" w:type="dxa"/>
-            <w:vAlign w:val="center"/>
-          </w:tcPr>
-          <w:p>
-            <w:pPr>
-              <w:pStyle w:val="ReportTable"/>
-              <w:keepNext/>
-              <w:jc w:val="center"/>
-            </w:pPr>
-            <w:r>
-              <w:t>0,338</w:t>
-            </w:r>
-          </w:p>
-        </w:tc>
-        <w:tc>
-          <w:tcPr>
-            <w:tcW w:w="3402" w:type="dxa"/>
-            <w:vAlign w:val="center"/>
-          </w:tcPr>
-          <w:p>
-            <w:pPr>
-              <w:pStyle w:val="ReportTable"/>
-              <w:keepNext/>
-              <w:jc w:val="center"/>
-            </w:pPr>
-            <w:r>
-              <w:t>0,218</w:t>
-            </w:r>
-          </w:p>
-        </w:tc>
-      </w:tr>
-      <w:tr>
-        <w:trPr>
-          <w:cantSplit/>
-          <w:jc w:val="center"/>
-        </w:trPr>
-        <w:tc>
-          <w:tcPr>
-            <w:tcW w:w="2835" w:type="dxa"/>
-            <w:vAlign w:val="center"/>
-          </w:tcPr>
-          <w:p>
-            <w:pPr>
-              <w:pStyle w:val="ReportTable"/>
-            </w:pPr>
-            <w:r>
-              <w:t>BHJ</w:t>
-            </w:r>
-          </w:p>
-        </w:tc>
-        <w:tc>
-          <w:tcPr>
-            <w:tcW w:w="3118" w:type="dxa"/>
-            <w:vAlign w:val="center"/>
-          </w:tcPr>
-          <w:p>
-            <w:pPr>
-              <w:pStyle w:val="ReportTable"/>
-              <w:jc w:val="center"/>
-            </w:pPr>
-            <w:r>
-              <w:t>0,284</w:t>
-            </w:r>
-          </w:p>
-        </w:tc>
-        <w:tc>
-          <w:tcPr>
-            <w:tcW w:w="3402" w:type="dxa"/>
-            <w:vAlign w:val="center"/>
-          </w:tcPr>
-          <w:p>
-            <w:pPr>
-              <w:pStyle w:val="ReportTable"/>
-              <w:jc w:val="center"/>
-            </w:pPr>
-            <w:r>
-              <w:t>0,135</w:t>
-            </w:r>
-          </w:p>
-        </w:tc>
-      </w:tr>
-    </w:tbl>
-    <w:p>
-      <w:pPr>
-        <w:pStyle w:val="ReportBody"/>
-        <w:keepNext/>
-      </w:pPr>
-      <w:r>
-        <w:t>На рисунке 2 представлен результат анализа.</w:t>
+      </w:pPr>
+      <w:r>
+        <w:t>На рисунке 2 показан результат выполнения на стенде.</w:t>
       </w:r>
     </w:p>
     <w:p>
@@ -4362,8 +5408,8 @@
           <w:noProof/>
         </w:rPr>
         <w:drawing>
-          <wp:inline distT="0" distB="0" distL="0" distR="0" wp14:anchorId="5605BCE8" wp14:editId="352CF702">
-            <wp:extent cx="5760000" cy="3241992"/>
+          <wp:inline distT="0" distB="0" distL="0" distR="0" wp14:anchorId="2A96E9DB" wp14:editId="7A963439">
+            <wp:extent cx="5940000" cy="3902580"/>
             <wp:effectExtent l="0" t="0" r="0" b="0"/>
             <wp:docPr id="298370853" name="Picture 298370853"/>
             <wp:cNvGraphicFramePr>
@@ -4373,7 +5419,7 @@
               <a:graphicData uri="http://schemas.openxmlformats.org/drawingml/2006/picture">
                 <pic:pic xmlns:pic="http://schemas.openxmlformats.org/drawingml/2006/picture">
                   <pic:nvPicPr>
-                    <pic:cNvPr id="0" name="02_smj_plan.png"/>
+                    <pic:cNvPr id="0" name="03_bhj_plan.png"/>
                     <pic:cNvPicPr/>
                   </pic:nvPicPr>
                   <pic:blipFill>
@@ -4385,7 +5431,7 @@
                   <pic:spPr>
                     <a:xfrm>
                       <a:off x="0" y="0"/>
-                      <a:ext cx="5760000" cy="3241992"/>
+                      <a:ext cx="5940000" cy="3902580"/>
                     </a:xfrm>
                     <a:prstGeom prst="rect">
                       <a:avLst/>
@@ -4405,20 +5451,353 @@
         <w:spacing w:before="60" w:after="120"/>
       </w:pPr>
       <w:r>
-        <w:t>Рисунок 2 – Физический план Sort Merge Join живого приложения</w:t>
-      </w:r>
-    </w:p>
-    <w:p>
-      <w:pPr>
-        <w:pStyle w:val="ReportBody"/>
+        <w:t>Рисунок 2 – SQL/DataFrame запроса BHJ с передачей справочника</w:t>
+      </w:r>
+    </w:p>
+    <w:p>
+      <w:pPr>
+        <w:pStyle w:val="1"/>
+      </w:pPr>
+      <w:bookmarkStart w:id="5" w:name="_Toc243865595"/>
+      <w:r>
+        <w:lastRenderedPageBreak/>
+        <w:t>6 Persist и стоимость повторного использования</w:t>
+      </w:r>
+      <w:bookmarkEnd w:id="5"/>
+    </w:p>
+    <w:p>
+      <w:pPr>
+        <w:pStyle w:val="ReportBody"/>
+      </w:pPr>
+      <w:r>
+        <w:t>Промежуточ</w:t>
+      </w:r>
+      <w:r>
+        <w:t>ный DataFrame объединяет позиции, категории и продавцов; gross_value = price + freight_value. Использован persist(StorageLevel.MEMORY_AND_DISK). Два действия суммируют gross_value по категории и по штату с последующим получением контрольной суммы. Это заст</w:t>
+      </w:r>
+      <w:r>
+        <w:t>авляет вычислить используемые значения, а не только число строк.</w:t>
+      </w:r>
+    </w:p>
+    <w:p>
+      <w:pPr>
+        <w:pStyle w:val="ReportBody"/>
+      </w:pPr>
+      <w:r>
+        <w:t>Результаты приведены в таблице 9.</w:t>
+      </w:r>
+    </w:p>
+    <w:p>
+      <w:pPr>
+        <w:pStyle w:val="ReportTableCaption"/>
         <w:keepNext/>
-      </w:pPr>
-      <w:r>
-        <w:lastRenderedPageBreak/>
-        <w:t xml:space="preserve">На рисунке 3 </w:t>
-      </w:r>
-      <w:r>
-        <w:t>представлен результат анализа.</w:t>
+        <w:keepLines/>
+        <w:spacing w:before="120" w:after="60"/>
+      </w:pPr>
+      <w:r>
+        <w:t>Таблица 9 – Материализация и два одинаковых действия</w:t>
+      </w:r>
+    </w:p>
+    <w:tbl>
+      <w:tblPr>
+        <w:tblStyle w:val="a3"/>
+        <w:tblW w:w="0" w:type="auto"/>
+        <w:jc w:val="center"/>
+        <w:tblLayout w:type="fixed"/>
+        <w:tblLook w:val="04A0" w:firstRow="1" w:lastRow="0" w:firstColumn="1" w:lastColumn="0" w:noHBand="0" w:noVBand="1"/>
+      </w:tblPr>
+      <w:tblGrid>
+        <w:gridCol w:w="2494"/>
+        <w:gridCol w:w="1871"/>
+        <w:gridCol w:w="1701"/>
+        <w:gridCol w:w="1701"/>
+        <w:gridCol w:w="1587"/>
+      </w:tblGrid>
+      <w:tr>
+        <w:trPr>
+          <w:cantSplit/>
+          <w:tblHeader/>
+          <w:jc w:val="center"/>
+        </w:trPr>
+        <w:tc>
+          <w:tcPr>
+            <w:tcW w:w="2494" w:type="dxa"/>
+            <w:vAlign w:val="center"/>
+          </w:tcPr>
+          <w:p>
+            <w:pPr>
+              <w:pStyle w:val="ReportTable"/>
+              <w:keepNext/>
+              <w:jc w:val="center"/>
+            </w:pPr>
+            <w:r>
+              <w:rPr>
+                <w:b/>
+              </w:rPr>
+              <w:t>Вариант</w:t>
+            </w:r>
+          </w:p>
+        </w:tc>
+        <w:tc>
+          <w:tcPr>
+            <w:tcW w:w="1871" w:type="dxa"/>
+            <w:vAlign w:val="center"/>
+          </w:tcPr>
+          <w:p>
+            <w:pPr>
+              <w:pStyle w:val="ReportTable"/>
+              <w:keepNext/>
+              <w:jc w:val="center"/>
+            </w:pPr>
+            <w:r>
+              <w:rPr>
+                <w:b/>
+              </w:rPr>
+              <w:t>Заполнение с</w:t>
+            </w:r>
+          </w:p>
+        </w:tc>
+        <w:tc>
+          <w:tcPr>
+            <w:tcW w:w="1701" w:type="dxa"/>
+            <w:vAlign w:val="center"/>
+          </w:tcPr>
+          <w:p>
+            <w:pPr>
+              <w:pStyle w:val="ReportTable"/>
+              <w:keepNext/>
+              <w:jc w:val="center"/>
+            </w:pPr>
+            <w:r>
+              <w:rPr>
+                <w:b/>
+              </w:rPr>
+              <w:t>Action 1 с</w:t>
+            </w:r>
+          </w:p>
+        </w:tc>
+        <w:tc>
+          <w:tcPr>
+            <w:tcW w:w="1701" w:type="dxa"/>
+            <w:vAlign w:val="center"/>
+          </w:tcPr>
+          <w:p>
+            <w:pPr>
+              <w:pStyle w:val="ReportTable"/>
+              <w:keepNext/>
+              <w:jc w:val="center"/>
+            </w:pPr>
+            <w:r>
+              <w:rPr>
+                <w:b/>
+              </w:rPr>
+              <w:t>Action 2 с</w:t>
+            </w:r>
+          </w:p>
+        </w:tc>
+        <w:tc>
+          <w:tcPr>
+            <w:tcW w:w="1587" w:type="dxa"/>
+            <w:vAlign w:val="center"/>
+          </w:tcPr>
+          <w:p>
+            <w:pPr>
+              <w:pStyle w:val="ReportTable"/>
+              <w:keepNext/>
+              <w:jc w:val="center"/>
+            </w:pPr>
+            <w:r>
+              <w:rPr>
+                <w:b/>
+              </w:rPr>
+              <w:t>Всего с</w:t>
+            </w:r>
+          </w:p>
+        </w:tc>
+      </w:tr>
+      <w:tr>
+        <w:trPr>
+          <w:cantSplit/>
+          <w:jc w:val="center"/>
+        </w:trPr>
+        <w:tc>
+          <w:tcPr>
+            <w:tcW w:w="2494" w:type="dxa"/>
+            <w:vAlign w:val="center"/>
+          </w:tcPr>
+          <w:p>
+            <w:pPr>
+              <w:pStyle w:val="ReportTable"/>
+              <w:keepNext/>
+            </w:pPr>
+            <w:r>
+              <w:t>Без persist</w:t>
+            </w:r>
+          </w:p>
+        </w:tc>
+        <w:tc>
+          <w:tcPr>
+            <w:tcW w:w="1871" w:type="dxa"/>
+            <w:vAlign w:val="center"/>
+          </w:tcPr>
+          <w:p>
+            <w:pPr>
+              <w:pStyle w:val="ReportTable"/>
+              <w:keepNext/>
+            </w:pPr>
+            <w:r>
+              <w:t>—</w:t>
+            </w:r>
+          </w:p>
+        </w:tc>
+        <w:tc>
+          <w:tcPr>
+            <w:tcW w:w="1701" w:type="dxa"/>
+            <w:vAlign w:val="center"/>
+          </w:tcPr>
+          <w:p>
+            <w:pPr>
+              <w:pStyle w:val="ReportTable"/>
+              <w:keepNext/>
+              <w:jc w:val="center"/>
+            </w:pPr>
+            <w:r>
+              <w:t>0,313</w:t>
+            </w:r>
+          </w:p>
+        </w:tc>
+        <w:tc>
+          <w:tcPr>
+            <w:tcW w:w="1701" w:type="dxa"/>
+            <w:vAlign w:val="center"/>
+          </w:tcPr>
+          <w:p>
+            <w:pPr>
+              <w:pStyle w:val="ReportTable"/>
+              <w:keepNext/>
+              <w:jc w:val="center"/>
+            </w:pPr>
+            <w:r>
+              <w:t>0,253</w:t>
+            </w:r>
+          </w:p>
+        </w:tc>
+        <w:tc>
+          <w:tcPr>
+            <w:tcW w:w="1587" w:type="dxa"/>
+            <w:vAlign w:val="center"/>
+          </w:tcPr>
+          <w:p>
+            <w:pPr>
+              <w:pStyle w:val="ReportTable"/>
+              <w:keepNext/>
+              <w:jc w:val="center"/>
+            </w:pPr>
+            <w:r>
+              <w:t>0,567</w:t>
+            </w:r>
+          </w:p>
+        </w:tc>
+      </w:tr>
+      <w:tr>
+        <w:trPr>
+          <w:cantSplit/>
+          <w:jc w:val="center"/>
+        </w:trPr>
+        <w:tc>
+          <w:tcPr>
+            <w:tcW w:w="2494" w:type="dxa"/>
+            <w:vAlign w:val="center"/>
+          </w:tcPr>
+          <w:p>
+            <w:pPr>
+              <w:pStyle w:val="ReportTable"/>
+            </w:pPr>
+            <w:r>
+              <w:t>С persist</w:t>
+            </w:r>
+          </w:p>
+        </w:tc>
+        <w:tc>
+          <w:tcPr>
+            <w:tcW w:w="1871" w:type="dxa"/>
+            <w:vAlign w:val="center"/>
+          </w:tcPr>
+          <w:p>
+            <w:pPr>
+              <w:pStyle w:val="ReportTable"/>
+              <w:jc w:val="center"/>
+            </w:pPr>
+            <w:r>
+              <w:t>0,527</w:t>
+            </w:r>
+          </w:p>
+        </w:tc>
+        <w:tc>
+          <w:tcPr>
+            <w:tcW w:w="1701" w:type="dxa"/>
+            <w:vAlign w:val="center"/>
+          </w:tcPr>
+          <w:p>
+            <w:pPr>
+              <w:pStyle w:val="ReportTable"/>
+              <w:jc w:val="center"/>
+            </w:pPr>
+            <w:r>
+              <w:t>0,149</w:t>
+            </w:r>
+          </w:p>
+        </w:tc>
+        <w:tc>
+          <w:tcPr>
+            <w:tcW w:w="1701" w:type="dxa"/>
+            <w:vAlign w:val="center"/>
+          </w:tcPr>
+          <w:p>
+            <w:pPr>
+              <w:pStyle w:val="ReportTable"/>
+              <w:jc w:val="center"/>
+            </w:pPr>
+            <w:r>
+              <w:t>0,079</w:t>
+            </w:r>
+          </w:p>
+        </w:tc>
+        <w:tc>
+          <w:tcPr>
+            <w:tcW w:w="1587" w:type="dxa"/>
+            <w:vAlign w:val="center"/>
+          </w:tcPr>
+          <w:p>
+            <w:pPr>
+              <w:pStyle w:val="ReportTable"/>
+              <w:jc w:val="center"/>
+            </w:pPr>
+            <w:r>
+              <w:t>0,755</w:t>
+            </w:r>
+          </w:p>
+        </w:tc>
+      </w:tr>
+    </w:tbl>
+    <w:p>
+      <w:pPr>
+        <w:pStyle w:val="ReportBody"/>
+      </w:pPr>
+      <w:r>
+        <w:t xml:space="preserve">С материализацией кэш не окупился за два действия: 0,755 с против 0,567 с. Все четыре контрольные суммы совпадают с независимой суммой SQLite 15 843 553,24 с допуском 0,01. После unpersist(blocking=True) </w:t>
+      </w:r>
+      <w:r>
+        <w:t>is_cached=false, список сохранённых блоков Storage пуст.</w:t>
+      </w:r>
+    </w:p>
+    <w:p>
+      <w:pPr>
+        <w:pStyle w:val="ReportBody"/>
+        <w:keepNext/>
+      </w:pPr>
+      <w:r>
+        <w:t>На рисунке 3 показан результат выполнения на стенде.</w:t>
       </w:r>
     </w:p>
     <w:p>
@@ -4433,8 +5812,8 @@
           <w:noProof/>
         </w:rPr>
         <w:drawing>
-          <wp:inline distT="0" distB="0" distL="0" distR="0" wp14:anchorId="190CE2B1" wp14:editId="1E616769">
-            <wp:extent cx="5760000" cy="3241992"/>
+          <wp:inline distT="0" distB="0" distL="0" distR="0" wp14:anchorId="6F5E5B5A" wp14:editId="11E37439">
+            <wp:extent cx="5940000" cy="3902580"/>
             <wp:effectExtent l="0" t="0" r="0" b="0"/>
             <wp:docPr id="298370854" name="Picture 298370854"/>
             <wp:cNvGraphicFramePr>
@@ -4444,7 +5823,7 @@
               <a:graphicData uri="http://schemas.openxmlformats.org/drawingml/2006/picture">
                 <pic:pic xmlns:pic="http://schemas.openxmlformats.org/drawingml/2006/picture">
                   <pic:nvPicPr>
-                    <pic:cNvPr id="0" name="03_bhj_plan.png"/>
+                    <pic:cNvPr id="0" name="04_storage.png"/>
                     <pic:cNvPicPr/>
                   </pic:nvPicPr>
                   <pic:blipFill>
@@ -4456,7 +5835,7 @@
                   <pic:spPr>
                     <a:xfrm>
                       <a:off x="0" y="0"/>
-                      <a:ext cx="5760000" cy="3241992"/>
+                      <a:ext cx="5940000" cy="3902580"/>
                     </a:xfrm>
                     <a:prstGeom prst="rect">
                       <a:avLst/>
@@ -4476,25 +5855,40 @@
         <w:spacing w:before="60" w:after="120"/>
       </w:pPr>
       <w:r>
-        <w:t>Рисунок 3 – Физический план Broadcast Hash Join живого приложения</w:t>
+        <w:t>Рисунок 3 – Материализованный MEMORY_AND_DISK до unpersist</w:t>
       </w:r>
     </w:p>
     <w:p>
       <w:pPr>
         <w:pStyle w:val="1"/>
       </w:pPr>
-      <w:bookmarkStart w:id="5" w:name="_Toc242123759"/>
-      <w:r>
-        <w:t>6 Persist и полная стоимость повторного использования</w:t>
-      </w:r>
-      <w:bookmarkEnd w:id="5"/>
-    </w:p>
-    <w:p>
-      <w:pPr>
-        <w:pStyle w:val="ReportBody"/>
-      </w:pPr>
-      <w:r>
-        <w:t>Результаты приведены в таблице 7.</w:t>
+      <w:bookmarkStart w:id="6" w:name="_Toc243865596"/>
+      <w:r>
+        <w:lastRenderedPageBreak/>
+        <w:t>7 Benchmark, shuffle partitions и small files</w:t>
+      </w:r>
+      <w:bookmarkEnd w:id="6"/>
+    </w:p>
+    <w:p>
+      <w:pPr>
+        <w:pStyle w:val="ReportBody"/>
+      </w:pPr>
+      <w:r>
+        <w:t>N=2 000 000, key=id%1000, value=sqrt(id</w:t>
+      </w:r>
+      <w:r>
+        <w:t>+1). После общего прогрева для p=1,2,4,8,16,32 выполнены по три измерения в одной сессии при shuffle.partitions=8. Action вычисляет сумму агрегированных значений; все контрольные суммы проверены через независимый math.fsum с учётом точности double.</w:t>
+      </w:r>
+    </w:p>
+    <w:p>
+      <w:pPr>
+        <w:pStyle w:val="ReportBody"/>
+      </w:pPr>
+      <w:r>
+        <w:t>Результ</w:t>
+      </w:r>
+      <w:r>
+        <w:t>аты приведены в таблице 10.</w:t>
       </w:r>
     </w:p>
     <w:p>
@@ -4505,361 +5899,7 @@
         <w:spacing w:before="120" w:after="60"/>
       </w:pPr>
       <w:r>
-        <w:t>Таблица 7 – Стоимость двух действий</w:t>
-      </w:r>
-    </w:p>
-    <w:tbl>
-      <w:tblPr>
-        <w:tblStyle w:val="a3"/>
-        <w:tblW w:w="0" w:type="auto"/>
-        <w:jc w:val="center"/>
-        <w:tblLayout w:type="fixed"/>
-        <w:tblLook w:val="04A0" w:firstRow="1" w:lastRow="0" w:firstColumn="1" w:lastColumn="0" w:noHBand="0" w:noVBand="1"/>
-      </w:tblPr>
-      <w:tblGrid>
-        <w:gridCol w:w="2268"/>
-        <w:gridCol w:w="2268"/>
-        <w:gridCol w:w="2551"/>
-        <w:gridCol w:w="2268"/>
-      </w:tblGrid>
-      <w:tr>
-        <w:trPr>
-          <w:cantSplit/>
-          <w:tblHeader/>
-          <w:jc w:val="center"/>
-        </w:trPr>
-        <w:tc>
-          <w:tcPr>
-            <w:tcW w:w="2268" w:type="dxa"/>
-            <w:vAlign w:val="center"/>
-          </w:tcPr>
-          <w:p>
-            <w:pPr>
-              <w:pStyle w:val="ReportTable"/>
-              <w:keepNext/>
-              <w:jc w:val="center"/>
-            </w:pPr>
-            <w:r>
-              <w:rPr>
-                <w:b/>
-              </w:rPr>
-              <w:t>Вариант</w:t>
-            </w:r>
-          </w:p>
-        </w:tc>
-        <w:tc>
-          <w:tcPr>
-            <w:tcW w:w="2268" w:type="dxa"/>
-            <w:vAlign w:val="center"/>
-          </w:tcPr>
-          <w:p>
-            <w:pPr>
-              <w:pStyle w:val="ReportTable"/>
-              <w:keepNext/>
-              <w:jc w:val="center"/>
-            </w:pPr>
-            <w:r>
-              <w:rPr>
-                <w:b/>
-              </w:rPr>
-              <w:t>Материализация с</w:t>
-            </w:r>
-          </w:p>
-        </w:tc>
-        <w:tc>
-          <w:tcPr>
-            <w:tcW w:w="2551" w:type="dxa"/>
-            <w:vAlign w:val="center"/>
-          </w:tcPr>
-          <w:p>
-            <w:pPr>
-              <w:pStyle w:val="ReportTable"/>
-              <w:keepNext/>
-              <w:jc w:val="center"/>
-            </w:pPr>
-            <w:r>
-              <w:rPr>
-                <w:b/>
-              </w:rPr>
-              <w:t>Повторные действия с</w:t>
-            </w:r>
-          </w:p>
-        </w:tc>
-        <w:tc>
-          <w:tcPr>
-            <w:tcW w:w="2268" w:type="dxa"/>
-            <w:vAlign w:val="center"/>
-          </w:tcPr>
-          <w:p>
-            <w:pPr>
-              <w:pStyle w:val="ReportTable"/>
-              <w:keepNext/>
-              <w:jc w:val="center"/>
-            </w:pPr>
-            <w:r>
-              <w:rPr>
-                <w:b/>
-              </w:rPr>
-              <w:t>Итого с</w:t>
-            </w:r>
-          </w:p>
-        </w:tc>
-      </w:tr>
-      <w:tr>
-        <w:trPr>
-          <w:cantSplit/>
-          <w:jc w:val="center"/>
-        </w:trPr>
-        <w:tc>
-          <w:tcPr>
-            <w:tcW w:w="2268" w:type="dxa"/>
-            <w:vAlign w:val="center"/>
-          </w:tcPr>
-          <w:p>
-            <w:pPr>
-              <w:pStyle w:val="ReportTable"/>
-              <w:keepNext/>
-            </w:pPr>
-            <w:r>
-              <w:t>Без кэша</w:t>
-            </w:r>
-          </w:p>
-        </w:tc>
-        <w:tc>
-          <w:tcPr>
-            <w:tcW w:w="2268" w:type="dxa"/>
-            <w:vAlign w:val="center"/>
-          </w:tcPr>
-          <w:p>
-            <w:pPr>
-              <w:pStyle w:val="ReportTable"/>
-              <w:keepNext/>
-              <w:jc w:val="center"/>
-            </w:pPr>
-            <w:r>
-              <w:t>—</w:t>
-            </w:r>
-          </w:p>
-        </w:tc>
-        <w:tc>
-          <w:tcPr>
-            <w:tcW w:w="2551" w:type="dxa"/>
-            <w:vAlign w:val="center"/>
-          </w:tcPr>
-          <w:p>
-            <w:pPr>
-              <w:pStyle w:val="ReportTable"/>
-              <w:keepNext/>
-              <w:jc w:val="center"/>
-            </w:pPr>
-            <w:r>
-              <w:t>0,665</w:t>
-            </w:r>
-          </w:p>
-        </w:tc>
-        <w:tc>
-          <w:tcPr>
-            <w:tcW w:w="2268" w:type="dxa"/>
-            <w:vAlign w:val="center"/>
-          </w:tcPr>
-          <w:p>
-            <w:pPr>
-              <w:pStyle w:val="ReportTable"/>
-              <w:keepNext/>
-              <w:jc w:val="center"/>
-            </w:pPr>
-            <w:r>
-              <w:t>0,665</w:t>
-            </w:r>
-          </w:p>
-        </w:tc>
-      </w:tr>
-      <w:tr>
-        <w:trPr>
-          <w:cantSplit/>
-          <w:jc w:val="center"/>
-        </w:trPr>
-        <w:tc>
-          <w:tcPr>
-            <w:tcW w:w="2268" w:type="dxa"/>
-            <w:vAlign w:val="center"/>
-          </w:tcPr>
-          <w:p>
-            <w:pPr>
-              <w:pStyle w:val="ReportTable"/>
-            </w:pPr>
-            <w:r>
-              <w:t>С кэшем</w:t>
-            </w:r>
-          </w:p>
-        </w:tc>
-        <w:tc>
-          <w:tcPr>
-            <w:tcW w:w="2268" w:type="dxa"/>
-            <w:vAlign w:val="center"/>
-          </w:tcPr>
-          <w:p>
-            <w:pPr>
-              <w:pStyle w:val="ReportTable"/>
-              <w:jc w:val="center"/>
-            </w:pPr>
-            <w:r>
-              <w:t>0,663</w:t>
-            </w:r>
-          </w:p>
-        </w:tc>
-        <w:tc>
-          <w:tcPr>
-            <w:tcW w:w="2551" w:type="dxa"/>
-            <w:vAlign w:val="center"/>
-          </w:tcPr>
-          <w:p>
-            <w:pPr>
-              <w:pStyle w:val="ReportTable"/>
-              <w:jc w:val="center"/>
-            </w:pPr>
-            <w:r>
-              <w:t>0,331</w:t>
-            </w:r>
-          </w:p>
-        </w:tc>
-        <w:tc>
-          <w:tcPr>
-            <w:tcW w:w="2268" w:type="dxa"/>
-            <w:vAlign w:val="center"/>
-          </w:tcPr>
-          <w:p>
-            <w:pPr>
-              <w:pStyle w:val="ReportTable"/>
-              <w:jc w:val="center"/>
-            </w:pPr>
-            <w:r>
-              <w:t>0,994</w:t>
-            </w:r>
-          </w:p>
-        </w:tc>
-      </w:tr>
-    </w:tbl>
-    <w:p>
-      <w:pPr>
-        <w:pStyle w:val="ReportBody"/>
-      </w:pPr>
-      <w:r>
-        <w:t xml:space="preserve">Использован MEMORY_AND_DISK. Контрольные суммы до и после persist совпадают с допуском 0,01. Повторные действия заняли 0,331 с; полная стоимость с </w:t>
-      </w:r>
-      <w:r>
-        <w:t>материализацией — 0,994 с. Кэш не окупился за два действия в этой серии. После опыта выполнен unpersist(blocking=True).</w:t>
-      </w:r>
-    </w:p>
-    <w:p>
-      <w:pPr>
-        <w:pStyle w:val="ReportBody"/>
-        <w:keepNext/>
-      </w:pPr>
-      <w:r>
-        <w:lastRenderedPageBreak/>
-        <w:t>На рисунке 4 представлен результат анализа.</w:t>
-      </w:r>
-    </w:p>
-    <w:p>
-      <w:pPr>
-        <w:keepNext/>
-        <w:spacing w:line="240" w:lineRule="auto"/>
-        <w:ind w:firstLine="0"/>
-        <w:jc w:val="center"/>
-      </w:pPr>
-      <w:r>
-        <w:rPr>
-          <w:noProof/>
-        </w:rPr>
-        <w:drawing>
-          <wp:inline distT="0" distB="0" distL="0" distR="0" wp14:anchorId="19C8E916" wp14:editId="4BA29E79">
-            <wp:extent cx="5760000" cy="3240000"/>
-            <wp:effectExtent l="0" t="0" r="0" b="0"/>
-            <wp:docPr id="298370855" name="Picture 298370855"/>
-            <wp:cNvGraphicFramePr>
-              <a:graphicFrameLocks xmlns:a="http://schemas.openxmlformats.org/drawingml/2006/main" noChangeAspect="1"/>
-            </wp:cNvGraphicFramePr>
-            <a:graphic xmlns:a="http://schemas.openxmlformats.org/drawingml/2006/main">
-              <a:graphicData uri="http://schemas.openxmlformats.org/drawingml/2006/picture">
-                <pic:pic xmlns:pic="http://schemas.openxmlformats.org/drawingml/2006/picture">
-                  <pic:nvPicPr>
-                    <pic:cNvPr id="0" name="04_storage.png"/>
-                    <pic:cNvPicPr/>
-                  </pic:nvPicPr>
-                  <pic:blipFill>
-                    <a:blip r:embed="rId12"/>
-                    <a:stretch>
-                      <a:fillRect/>
-                    </a:stretch>
-                  </pic:blipFill>
-                  <pic:spPr>
-                    <a:xfrm>
-                      <a:off x="0" y="0"/>
-                      <a:ext cx="5760000" cy="3240000"/>
-                    </a:xfrm>
-                    <a:prstGeom prst="rect">
-                      <a:avLst/>
-                    </a:prstGeom>
-                  </pic:spPr>
-                </pic:pic>
-              </a:graphicData>
-            </a:graphic>
-          </wp:inline>
-        </w:drawing>
-      </w:r>
-    </w:p>
-    <w:p>
-      <w:pPr>
-        <w:pStyle w:val="ReportFigureCaption"/>
-        <w:keepLines/>
-        <w:spacing w:before="60" w:after="120"/>
-      </w:pPr>
-      <w:r>
-        <w:t>Рисунок 4 – Фактическая материализация кэша в Spark Storage</w:t>
-      </w:r>
-    </w:p>
-    <w:p>
-      <w:pPr>
-        <w:pStyle w:val="1"/>
-      </w:pPr>
-      <w:bookmarkStart w:id="6" w:name="_Toc242123760"/>
-      <w:r>
-        <w:t>7 Benchmark, shuffle partition</w:t>
-      </w:r>
-      <w:r>
-        <w:t>s и файлы</w:t>
-      </w:r>
-      <w:bookmarkEnd w:id="6"/>
-    </w:p>
-    <w:p>
-      <w:pPr>
-        <w:pStyle w:val="ReportBody"/>
-      </w:pPr>
-      <w:r>
-        <w:t>Синтетический набор содержит 2 000 000 строк; key=id%1000, value=sqrt(id+1). Для p=1,2,4,8,16,32 выполнены по три замера после прогрева. Измеряется action с агрегацией, а не время построения DataFrame. Допуск контрольных сумм учитывает порядок сл</w:t>
-      </w:r>
-      <w:r>
-        <w:t>ожения double.</w:t>
-      </w:r>
-    </w:p>
-    <w:p>
-      <w:pPr>
-        <w:pStyle w:val="ReportBody"/>
-      </w:pPr>
-      <w:r>
-        <w:t>Результаты приведены в таблице 8.</w:t>
-      </w:r>
-    </w:p>
-    <w:p>
-      <w:pPr>
-        <w:pStyle w:val="ReportTableCaption"/>
-        <w:keepNext/>
-        <w:keepLines/>
-        <w:spacing w:before="120" w:after="60"/>
-      </w:pPr>
-      <w:r>
-        <w:t>Таблица 8 – Повторения синтетического benchmark</w:t>
+        <w:t>Таблица 10 – Влияние входного p на время</w:t>
       </w:r>
     </w:p>
     <w:tbl>
@@ -5012,6 +6052,7 @@
           <w:p>
             <w:pPr>
               <w:pStyle w:val="ReportTable"/>
+              <w:jc w:val="center"/>
             </w:pPr>
             <w:r>
               <w:t>1</w:t>
@@ -5029,7 +6070,7 @@
               <w:jc w:val="center"/>
             </w:pPr>
             <w:r>
-              <w:t>0,133</w:t>
+              <w:t>0,099</w:t>
             </w:r>
           </w:p>
         </w:tc>
@@ -5044,7 +6085,7 @@
               <w:jc w:val="center"/>
             </w:pPr>
             <w:r>
-              <w:t>0,055</w:t>
+              <w:t>0,070</w:t>
             </w:r>
           </w:p>
         </w:tc>
@@ -5059,7 +6100,7 @@
               <w:jc w:val="center"/>
             </w:pPr>
             <w:r>
-              <w:t>0,059</w:t>
+              <w:t>0,051</w:t>
             </w:r>
           </w:p>
         </w:tc>
@@ -5074,7 +6115,7 @@
               <w:jc w:val="center"/>
             </w:pPr>
             <w:r>
-              <w:t>0,059</w:t>
+              <w:t>0,070</w:t>
             </w:r>
           </w:p>
         </w:tc>
@@ -5107,6 +6148,7 @@
           <w:p>
             <w:pPr>
               <w:pStyle w:val="ReportTable"/>
+              <w:jc w:val="center"/>
             </w:pPr>
             <w:r>
               <w:t>2</w:t>
@@ -5124,7 +6166,7 @@
               <w:jc w:val="center"/>
             </w:pPr>
             <w:r>
-              <w:t>0,195</w:t>
+              <w:t>0,121</w:t>
             </w:r>
           </w:p>
         </w:tc>
@@ -5139,7 +6181,7 @@
               <w:jc w:val="center"/>
             </w:pPr>
             <w:r>
-              <w:t>0,090</w:t>
+              <w:t>0,089</w:t>
             </w:r>
           </w:p>
         </w:tc>
@@ -5154,7 +6196,7 @@
               <w:jc w:val="center"/>
             </w:pPr>
             <w:r>
-              <w:t>0,104</w:t>
+              <w:t>0,083</w:t>
             </w:r>
           </w:p>
         </w:tc>
@@ -5169,7 +6211,7 @@
               <w:jc w:val="center"/>
             </w:pPr>
             <w:r>
-              <w:t>0,104</w:t>
+              <w:t>0,089</w:t>
             </w:r>
           </w:p>
         </w:tc>
@@ -5184,7 +6226,7 @@
               <w:jc w:val="center"/>
             </w:pPr>
             <w:r>
-              <w:t>0,570</w:t>
+              <w:t>0,793</w:t>
             </w:r>
           </w:p>
         </w:tc>
@@ -5202,6 +6244,7 @@
           <w:p>
             <w:pPr>
               <w:pStyle w:val="ReportTable"/>
+              <w:jc w:val="center"/>
             </w:pPr>
             <w:r>
               <w:t>4</w:t>
@@ -5219,7 +6262,7 @@
               <w:jc w:val="center"/>
             </w:pPr>
             <w:r>
-              <w:t>0,132</w:t>
+              <w:t>0,093</w:t>
             </w:r>
           </w:p>
         </w:tc>
@@ -5234,7 +6277,7 @@
               <w:jc w:val="center"/>
             </w:pPr>
             <w:r>
-              <w:t>0,090</w:t>
+              <w:t>0,078</w:t>
             </w:r>
           </w:p>
         </w:tc>
@@ -5249,7 +6292,7 @@
               <w:jc w:val="center"/>
             </w:pPr>
             <w:r>
-              <w:t>0,102</w:t>
+              <w:t>0,081</w:t>
             </w:r>
           </w:p>
         </w:tc>
@@ -5264,7 +6307,7 @@
               <w:jc w:val="center"/>
             </w:pPr>
             <w:r>
-              <w:t>0,102</w:t>
+              <w:t>0,081</w:t>
             </w:r>
           </w:p>
         </w:tc>
@@ -5279,7 +6322,7 @@
               <w:jc w:val="center"/>
             </w:pPr>
             <w:r>
-              <w:t>0,581</w:t>
+              <w:t>0,871</w:t>
             </w:r>
           </w:p>
         </w:tc>
@@ -5297,6 +6340,7 @@
           <w:p>
             <w:pPr>
               <w:pStyle w:val="ReportTable"/>
+              <w:jc w:val="center"/>
             </w:pPr>
             <w:r>
               <w:t>8</w:t>
@@ -5314,7 +6358,7 @@
               <w:jc w:val="center"/>
             </w:pPr>
             <w:r>
-              <w:t>0,212</w:t>
+              <w:t>0,143</w:t>
             </w:r>
           </w:p>
         </w:tc>
@@ -5329,7 +6373,7 @@
               <w:jc w:val="center"/>
             </w:pPr>
             <w:r>
-              <w:t>0,112</w:t>
+              <w:t>0,139</w:t>
             </w:r>
           </w:p>
         </w:tc>
@@ -5344,7 +6388,7 @@
               <w:jc w:val="center"/>
             </w:pPr>
             <w:r>
-              <w:t>0,109</w:t>
+              <w:t>0,078</w:t>
             </w:r>
           </w:p>
         </w:tc>
@@ -5359,7 +6403,7 @@
               <w:jc w:val="center"/>
             </w:pPr>
             <w:r>
-              <w:t>0,112</w:t>
+              <w:t>0,139</w:t>
             </w:r>
           </w:p>
         </w:tc>
@@ -5374,7 +6418,7 @@
               <w:jc w:val="center"/>
             </w:pPr>
             <w:r>
-              <w:t>0,528</w:t>
+              <w:t>0,506</w:t>
             </w:r>
           </w:p>
         </w:tc>
@@ -5392,6 +6436,7 @@
           <w:p>
             <w:pPr>
               <w:pStyle w:val="ReportTable"/>
+              <w:jc w:val="center"/>
             </w:pPr>
             <w:r>
               <w:t>16</w:t>
@@ -5409,7 +6454,7 @@
               <w:jc w:val="center"/>
             </w:pPr>
             <w:r>
-              <w:t>0,226</w:t>
+              <w:t>0,150</w:t>
             </w:r>
           </w:p>
         </w:tc>
@@ -5424,7 +6469,7 @@
               <w:jc w:val="center"/>
             </w:pPr>
             <w:r>
-              <w:t>0,139</w:t>
+              <w:t>0,094</w:t>
             </w:r>
           </w:p>
         </w:tc>
@@ -5439,7 +6484,7 @@
               <w:jc w:val="center"/>
             </w:pPr>
             <w:r>
-              <w:t>0,178</w:t>
+              <w:t>0,098</w:t>
             </w:r>
           </w:p>
         </w:tc>
@@ -5454,7 +6499,7 @@
               <w:jc w:val="center"/>
             </w:pPr>
             <w:r>
-              <w:t>0,178</w:t>
+              <w:t>0,098</w:t>
             </w:r>
           </w:p>
         </w:tc>
@@ -5469,7 +6514,7 @@
               <w:jc w:val="center"/>
             </w:pPr>
             <w:r>
-              <w:t>0,333</w:t>
+              <w:t>0,716</w:t>
             </w:r>
           </w:p>
         </w:tc>
@@ -5487,6 +6532,7 @@
           <w:p>
             <w:pPr>
               <w:pStyle w:val="ReportTable"/>
+              <w:jc w:val="center"/>
             </w:pPr>
             <w:r>
               <w:t>32</w:t>
@@ -5504,7 +6550,7 @@
               <w:jc w:val="center"/>
             </w:pPr>
             <w:r>
-              <w:t>0,220</w:t>
+              <w:t>0,161</w:t>
             </w:r>
           </w:p>
         </w:tc>
@@ -5519,7 +6565,7 @@
               <w:jc w:val="center"/>
             </w:pPr>
             <w:r>
-              <w:t>0,161</w:t>
+              <w:t>0,136</w:t>
             </w:r>
           </w:p>
         </w:tc>
@@ -5534,7 +6580,7 @@
               <w:jc w:val="center"/>
             </w:pPr>
             <w:r>
-              <w:t>0,159</w:t>
+              <w:t>0,138</w:t>
             </w:r>
           </w:p>
         </w:tc>
@@ -5549,7 +6595,7 @@
               <w:jc w:val="center"/>
             </w:pPr>
             <w:r>
-              <w:t>0,161</w:t>
+              <w:t>0,138</w:t>
             </w:r>
           </w:p>
         </w:tc>
@@ -5564,7 +6610,7 @@
               <w:jc w:val="center"/>
             </w:pPr>
             <w:r>
-              <w:t>0,366</w:t>
+              <w:t>0,509</w:t>
             </w:r>
           </w:p>
         </w:tc>
@@ -5575,18 +6621,15 @@
         <w:pStyle w:val="ReportBody"/>
       </w:pPr>
       <w:r>
-        <w:t xml:space="preserve">Минимальная медиана этой серии получена при p=1: 0,059 с. На двух vCPU рост числа разделов не гарантирует ускорения; результат нельзя переносить на большой </w:t>
-      </w:r>
-      <w:r>
-        <w:t>физический кластер.</w:t>
-      </w:r>
-    </w:p>
-    <w:p>
-      <w:pPr>
-        <w:pStyle w:val="ReportBody"/>
-      </w:pPr>
-      <w:r>
-        <w:t>Результаты приведены в таблице 9.</w:t>
+        <w:t>Наименьшая медиана серии получена при p=1: 0,070 с. Показатель T1/Tp описывает изменение числа разделов на том же узле, а не ускорение от добавления физических узлов.</w:t>
+      </w:r>
+    </w:p>
+    <w:p>
+      <w:pPr>
+        <w:pStyle w:val="ReportBody"/>
+      </w:pPr>
+      <w:r>
+        <w:t>Результаты приведены в таблице 11.</w:t>
       </w:r>
     </w:p>
     <w:p>
@@ -5597,8 +6640,10 @@
         <w:spacing w:before="120" w:after="60"/>
       </w:pPr>
       <w:r>
-        <w:lastRenderedPageBreak/>
-        <w:t>Таблица 9 – Отдельные одиночные опыты shuffle partitions</w:t>
+        <w:t>Т</w:t>
+      </w:r>
+      <w:r>
+        <w:t>аблица 11 – Отдельный опыт с числом shuffle partitions</w:t>
       </w:r>
     </w:p>
     <w:tbl>
@@ -5692,6 +6737,7 @@
             <w:pPr>
               <w:pStyle w:val="ReportTable"/>
               <w:keepNext/>
+              <w:jc w:val="center"/>
             </w:pPr>
             <w:r>
               <w:t>2</w:t>
@@ -5726,7 +6772,7 @@
               <w:jc w:val="center"/>
             </w:pPr>
             <w:r>
-              <w:t>0,341</w:t>
+              <w:t>0,299</w:t>
             </w:r>
           </w:p>
         </w:tc>
@@ -5745,6 +6791,7 @@
             <w:pPr>
               <w:pStyle w:val="ReportTable"/>
               <w:keepNext/>
+              <w:jc w:val="center"/>
             </w:pPr>
             <w:r>
               <w:t>4</w:t>
@@ -5779,7 +6826,7 @@
               <w:jc w:val="center"/>
             </w:pPr>
             <w:r>
-              <w:t>0,213</w:t>
+              <w:t>0,221</w:t>
             </w:r>
           </w:p>
         </w:tc>
@@ -5798,6 +6845,7 @@
             <w:pPr>
               <w:pStyle w:val="ReportTable"/>
               <w:keepNext/>
+              <w:jc w:val="center"/>
             </w:pPr>
             <w:r>
               <w:t>8</w:t>
@@ -5832,7 +6880,7 @@
               <w:jc w:val="center"/>
             </w:pPr>
             <w:r>
-              <w:t>0,282</w:t>
+              <w:t>0,244</w:t>
             </w:r>
           </w:p>
         </w:tc>
@@ -5851,6 +6899,7 @@
             <w:pPr>
               <w:pStyle w:val="ReportTable"/>
               <w:keepNext/>
+              <w:jc w:val="center"/>
             </w:pPr>
             <w:r>
               <w:t>16</w:t>
@@ -5885,7 +6934,7 @@
               <w:jc w:val="center"/>
             </w:pPr>
             <w:r>
-              <w:t>0,278</w:t>
+              <w:t>0,271</w:t>
             </w:r>
           </w:p>
         </w:tc>
@@ -5903,6 +6952,7 @@
           <w:p>
             <w:pPr>
               <w:pStyle w:val="ReportTable"/>
+              <w:jc w:val="center"/>
             </w:pPr>
             <w:r>
               <w:t>32</w:t>
@@ -5935,7 +6985,7 @@
               <w:jc w:val="center"/>
             </w:pPr>
             <w:r>
-              <w:t>0,281</w:t>
+              <w:t>0,262</w:t>
             </w:r>
           </w:p>
         </w:tc>
@@ -5946,7 +6996,18 @@
         <w:pStyle w:val="ReportBody"/>
       </w:pPr>
       <w:r>
-        <w:t>Результаты приведены в таблице 10.</w:t>
+        <w:t xml:space="preserve">В этом дополнительном опыте вход зафиксирован на восьми разделах. Изменяется q, а не число строк и не число CPU. </w:t>
+      </w:r>
+      <w:r>
+        <w:t>Одиночные измерения q не используются для устойчивого рейтинга производительности.</w:t>
+      </w:r>
+    </w:p>
+    <w:p>
+      <w:pPr>
+        <w:pStyle w:val="ReportBody"/>
+      </w:pPr>
+      <w:r>
+        <w:t>Результаты приведены в таблице 12.</w:t>
       </w:r>
     </w:p>
     <w:p>
@@ -5957,10 +7018,7 @@
         <w:spacing w:before="120" w:after="60"/>
       </w:pPr>
       <w:r>
-        <w:t xml:space="preserve">Таблица 10 – </w:t>
-      </w:r>
-      <w:r>
-        <w:t>Фактические выходные Parquet файлы</w:t>
+        <w:t>Таблица 12 – Запись order_items в Parquet</w:t>
       </w:r>
     </w:p>
     <w:tbl>
@@ -5972,10 +7030,10 @@
         <w:tblLook w:val="04A0" w:firstRow="1" w:lastRow="0" w:firstColumn="1" w:lastColumn="0" w:noHBand="0" w:noVBand="1"/>
       </w:tblPr>
       <w:tblGrid>
-        <w:gridCol w:w="2268"/>
         <w:gridCol w:w="1701"/>
-        <w:gridCol w:w="2551"/>
+        <w:gridCol w:w="1701"/>
         <w:gridCol w:w="2835"/>
+        <w:gridCol w:w="3118"/>
       </w:tblGrid>
       <w:tr>
         <w:trPr>
@@ -5985,7 +7043,7 @@
         </w:trPr>
         <w:tc>
           <w:tcPr>
-            <w:tcW w:w="2268" w:type="dxa"/>
+            <w:tcW w:w="1701" w:type="dxa"/>
             <w:vAlign w:val="center"/>
           </w:tcPr>
           <w:p>
@@ -6017,13 +7075,13 @@
               <w:rPr>
                 <w:b/>
               </w:rPr>
-              <w:t>Файлы</w:t>
-            </w:r>
-          </w:p>
-        </w:tc>
-        <w:tc>
-          <w:tcPr>
-            <w:tcW w:w="2551" w:type="dxa"/>
+              <w:t>part-файлы</w:t>
+            </w:r>
+          </w:p>
+        </w:tc>
+        <w:tc>
+          <w:tcPr>
+            <w:tcW w:w="2835" w:type="dxa"/>
             <w:vAlign w:val="center"/>
           </w:tcPr>
           <w:p>
@@ -6042,7 +7100,7 @@
         </w:tc>
         <w:tc>
           <w:tcPr>
-            <w:tcW w:w="2835" w:type="dxa"/>
+            <w:tcW w:w="3118" w:type="dxa"/>
             <w:vAlign w:val="center"/>
           </w:tcPr>
           <w:p>
@@ -6067,13 +7125,14 @@
         </w:trPr>
         <w:tc>
           <w:tcPr>
-            <w:tcW w:w="2268" w:type="dxa"/>
-            <w:vAlign w:val="center"/>
-          </w:tcPr>
-          <w:p>
-            <w:pPr>
-              <w:pStyle w:val="ReportTable"/>
-              <w:keepNext/>
+            <w:tcW w:w="1701" w:type="dxa"/>
+            <w:vAlign w:val="center"/>
+          </w:tcPr>
+          <w:p>
+            <w:pPr>
+              <w:pStyle w:val="ReportTable"/>
+              <w:keepNext/>
+              <w:jc w:val="center"/>
             </w:pPr>
             <w:r>
               <w:t>1</w:t>
@@ -6098,7 +7157,7 @@
         </w:tc>
         <w:tc>
           <w:tcPr>
-            <w:tcW w:w="2551" w:type="dxa"/>
+            <w:tcW w:w="2835" w:type="dxa"/>
             <w:vAlign w:val="center"/>
           </w:tcPr>
           <w:p>
@@ -6114,7 +7173,7 @@
         </w:tc>
         <w:tc>
           <w:tcPr>
-            <w:tcW w:w="2835" w:type="dxa"/>
+            <w:tcW w:w="3118" w:type="dxa"/>
             <w:vAlign w:val="center"/>
           </w:tcPr>
           <w:p>
@@ -6136,13 +7195,14 @@
         </w:trPr>
         <w:tc>
           <w:tcPr>
-            <w:tcW w:w="2268" w:type="dxa"/>
-            <w:vAlign w:val="center"/>
-          </w:tcPr>
-          <w:p>
-            <w:pPr>
-              <w:pStyle w:val="ReportTable"/>
-              <w:keepNext/>
+            <w:tcW w:w="1701" w:type="dxa"/>
+            <w:vAlign w:val="center"/>
+          </w:tcPr>
+          <w:p>
+            <w:pPr>
+              <w:pStyle w:val="ReportTable"/>
+              <w:keepNext/>
+              <w:jc w:val="center"/>
             </w:pPr>
             <w:r>
               <w:t>4</w:t>
@@ -6167,7 +7227,7 @@
         </w:tc>
         <w:tc>
           <w:tcPr>
-            <w:tcW w:w="2551" w:type="dxa"/>
+            <w:tcW w:w="2835" w:type="dxa"/>
             <w:vAlign w:val="center"/>
           </w:tcPr>
           <w:p>
@@ -6183,7 +7243,7 @@
         </w:tc>
         <w:tc>
           <w:tcPr>
-            <w:tcW w:w="2835" w:type="dxa"/>
+            <w:tcW w:w="3118" w:type="dxa"/>
             <w:vAlign w:val="center"/>
           </w:tcPr>
           <w:p>
@@ -6205,13 +7265,14 @@
         </w:trPr>
         <w:tc>
           <w:tcPr>
-            <w:tcW w:w="2268" w:type="dxa"/>
-            <w:vAlign w:val="center"/>
-          </w:tcPr>
-          <w:p>
-            <w:pPr>
-              <w:pStyle w:val="ReportTable"/>
-              <w:keepNext/>
+            <w:tcW w:w="1701" w:type="dxa"/>
+            <w:vAlign w:val="center"/>
+          </w:tcPr>
+          <w:p>
+            <w:pPr>
+              <w:pStyle w:val="ReportTable"/>
+              <w:keepNext/>
+              <w:jc w:val="center"/>
             </w:pPr>
             <w:r>
               <w:t>16</w:t>
@@ -6236,7 +7297,7 @@
         </w:tc>
         <w:tc>
           <w:tcPr>
-            <w:tcW w:w="2551" w:type="dxa"/>
+            <w:tcW w:w="2835" w:type="dxa"/>
             <w:vAlign w:val="center"/>
           </w:tcPr>
           <w:p>
@@ -6252,7 +7313,7 @@
         </w:tc>
         <w:tc>
           <w:tcPr>
-            <w:tcW w:w="2835" w:type="dxa"/>
+            <w:tcW w:w="3118" w:type="dxa"/>
             <w:vAlign w:val="center"/>
           </w:tcPr>
           <w:p>
@@ -6274,12 +7335,13 @@
         </w:trPr>
         <w:tc>
           <w:tcPr>
-            <w:tcW w:w="2268" w:type="dxa"/>
-            <w:vAlign w:val="center"/>
-          </w:tcPr>
-          <w:p>
-            <w:pPr>
-              <w:pStyle w:val="ReportTable"/>
+            <w:tcW w:w="1701" w:type="dxa"/>
+            <w:vAlign w:val="center"/>
+          </w:tcPr>
+          <w:p>
+            <w:pPr>
+              <w:pStyle w:val="ReportTable"/>
+              <w:jc w:val="center"/>
             </w:pPr>
             <w:r>
               <w:t>64</w:t>
@@ -6303,7 +7365,7 @@
         </w:tc>
         <w:tc>
           <w:tcPr>
-            <w:tcW w:w="2551" w:type="dxa"/>
+            <w:tcW w:w="2835" w:type="dxa"/>
             <w:vAlign w:val="center"/>
           </w:tcPr>
           <w:p>
@@ -6318,7 +7380,7 @@
         </w:tc>
         <w:tc>
           <w:tcPr>
-            <w:tcW w:w="2835" w:type="dxa"/>
+            <w:tcW w:w="3118" w:type="dxa"/>
             <w:vAlign w:val="center"/>
           </w:tcPr>
           <w:p>
@@ -6338,89 +7400,19 @@
         <w:pStyle w:val="ReportBody"/>
       </w:pPr>
       <w:r>
-        <w:t xml:space="preserve">Запись действительно создаёт part-файлы; их число и размеры измерены после завершения write. При </w:t>
-      </w:r>
-      <w:r>
-        <w:t>AQE=true исходные 32 shuffle partitions дали 27 групп и 1 выходную партицию; итоговый план содержит адаптивное объединение разделов. После опыта базовая конфигурация восстановлена.</w:t>
-      </w:r>
-    </w:p>
-    <w:p>
-      <w:pPr>
-        <w:pStyle w:val="ReportBody"/>
-        <w:keepNext/>
-      </w:pPr>
-      <w:r>
-        <w:t>На рисунке 5 представлен результат анализа.</w:t>
-      </w:r>
-    </w:p>
-    <w:p>
-      <w:pPr>
-        <w:keepNext/>
-        <w:spacing w:line="240" w:lineRule="auto"/>
-        <w:ind w:firstLine="0"/>
-        <w:jc w:val="center"/>
-      </w:pPr>
-      <w:r>
-        <w:rPr>
-          <w:noProof/>
-        </w:rPr>
-        <w:drawing>
-          <wp:inline distT="0" distB="0" distL="0" distR="0" wp14:anchorId="38A66B9D" wp14:editId="637B2FD6">
-            <wp:extent cx="5760000" cy="4320000"/>
-            <wp:effectExtent l="0" t="0" r="0" b="0"/>
-            <wp:docPr id="298370856" name="Picture 298370856"/>
-            <wp:cNvGraphicFramePr>
-              <a:graphicFrameLocks xmlns:a="http://schemas.openxmlformats.org/drawingml/2006/main" noChangeAspect="1"/>
-            </wp:cNvGraphicFramePr>
-            <a:graphic xmlns:a="http://schemas.openxmlformats.org/drawingml/2006/main">
-              <a:graphicData uri="http://schemas.openxmlformats.org/drawingml/2006/picture">
-                <pic:pic xmlns:pic="http://schemas.openxmlformats.org/drawingml/2006/picture">
-                  <pic:nvPicPr>
-                    <pic:cNvPr id="0" name="10_benchmark.png"/>
-                    <pic:cNvPicPr/>
-                  </pic:nvPicPr>
-                  <pic:blipFill>
-                    <a:blip r:embed="rId13"/>
-                    <a:stretch>
-                      <a:fillRect/>
-                    </a:stretch>
-                  </pic:blipFill>
-                  <pic:spPr>
-                    <a:xfrm>
-                      <a:off x="0" y="0"/>
-                      <a:ext cx="5760000" cy="4320000"/>
-                    </a:xfrm>
-                    <a:prstGeom prst="rect">
-                      <a:avLst/>
-                    </a:prstGeom>
-                  </pic:spPr>
-                </pic:pic>
-              </a:graphicData>
-            </a:graphic>
-          </wp:inline>
-        </w:drawing>
-      </w:r>
-    </w:p>
-    <w:p>
-      <w:pPr>
-        <w:pStyle w:val="ReportFigureCaption"/>
-        <w:keepLines/>
-        <w:spacing w:before="60" w:after="120"/>
-      </w:pPr>
-      <w:r>
-        <w:t xml:space="preserve">Рисунок 5 – Новые </w:t>
-      </w:r>
-      <w:r>
-        <w:t>замеры и размеры Parquet файлов в консоли VM</w:t>
+        <w:lastRenderedPageBreak/>
+        <w:t xml:space="preserve">Количество и размеры part-файлов сверены с файловой системой. Coalesce(1) отдельно создаёт один раздел записи и ограничивает её параллелизм. Дополнительное включение AQE для группировки geolocation дало 27 групп и 1 </w:t>
+      </w:r>
+      <w:r>
+        <w:t>выходную партицию при исходной настройке 32. Итоговый план содержит AdaptiveSparkPlan; после опыта восстановлены AQE=false и shuffle.partitions=8.</w:t>
       </w:r>
     </w:p>
     <w:p>
       <w:pPr>
         <w:pStyle w:val="1"/>
       </w:pPr>
-      <w:bookmarkStart w:id="7" w:name="_Toc242123761"/>
-      <w:r>
-        <w:lastRenderedPageBreak/>
+      <w:bookmarkStart w:id="7" w:name="_Toc243865597"/>
+      <w:r>
         <w:t>8 Самостоятельный вариант B</w:t>
       </w:r>
       <w:bookmarkEnd w:id="7"/>
@@ -6430,18 +7422,18 @@
         <w:pStyle w:val="ReportBody"/>
       </w:pPr>
       <w:r>
-        <w:t xml:space="preserve">Связка order_items–sellers исследуется отдельно от основной связки items–products. Select, filter(price&gt;0) и withColumn(gross) описывают план. После action выполняется JOIN по </w:t>
-      </w:r>
-      <w:r>
-        <w:t>seller_id, затем группировка по seller_state с подсчётом позиций и суммой цены с доставкой.</w:t>
-      </w:r>
-    </w:p>
-    <w:p>
-      <w:pPr>
-        <w:pStyle w:val="ReportBody"/>
-      </w:pPr>
-      <w:r>
-        <w:t>Результаты приведены в таблице 11.</w:t>
+        <w:t>Из Parquet прочитаны 112 650 позиций и 3 095 продавцов; исходное число партиций —</w:t>
+      </w:r>
+      <w:r>
+        <w:t xml:space="preserve"> 2 и 1. Select, filter(price&gt;0) и withColumn(gross) не создали Jobs до Action. После действия появилась группа Jobs [103]. Обе стратегии JOIN по seller_id сохранили 112 650 строк.</w:t>
+      </w:r>
+    </w:p>
+    <w:p>
+      <w:pPr>
+        <w:pStyle w:val="ReportBody"/>
+      </w:pPr>
+      <w:r>
+        <w:t>Результаты приведены в таблице 13.</w:t>
       </w:r>
     </w:p>
     <w:p>
@@ -6452,7 +7444,7 @@
         <w:spacing w:before="120" w:after="60"/>
       </w:pPr>
       <w:r>
-        <w:t>Таблица 11 – Первые штаты продавцов по gross</w:t>
+        <w:t>Таблица 13 – Агрегация по штату продавца</w:t>
       </w:r>
     </w:p>
     <w:tbl>
@@ -6527,7 +7519,7 @@
               <w:rPr>
                 <w:b/>
               </w:rPr>
-              <w:t>Цена с доставкой</w:t>
+              <w:t>Цена с доставкой R$</w:t>
             </w:r>
           </w:p>
         </w:tc>
@@ -6670,10 +7662,7 @@
               <w:jc w:val="center"/>
             </w:pPr>
             <w:r>
-              <w:t>8</w:t>
-            </w:r>
-            <w:r>
-              <w:t xml:space="preserve"> 827</w:t>
+              <w:t>8 827</w:t>
             </w:r>
           </w:p>
         </w:tc>
@@ -6803,7 +7792,18 @@
         <w:pStyle w:val="ReportBody"/>
       </w:pPr>
       <w:r>
-        <w:t>Результаты приведены в таблице 12.</w:t>
+        <w:t xml:space="preserve">Все 23 групп независимо совпали с SQLite. Штат относится к продавцу, а не покупателю. GroupBy </w:t>
+      </w:r>
+      <w:r>
+        <w:t>варианта B выполнил 27 задач, Shuffle Read/Write — 5,20/3,39 КиБ. План включает BroadcastHashJoin и Exchange по seller_state.</w:t>
+      </w:r>
+    </w:p>
+    <w:p>
+      <w:pPr>
+        <w:pStyle w:val="ReportBody"/>
+      </w:pPr>
+      <w:r>
+        <w:t>Результаты приведены в таблице 14.</w:t>
       </w:r>
     </w:p>
     <w:p>
@@ -6814,7 +7814,7 @@
         <w:spacing w:before="120" w:after="60"/>
       </w:pPr>
       <w:r>
-        <w:t>Таблица 12 – Распределение самостоятельных четырёх партиций</w:t>
+        <w:t>Таблица 14 – Баланс четырёх разделов варианта B</w:t>
       </w:r>
     </w:p>
     <w:tbl>
@@ -7043,10 +8043,7 @@
               <w:jc w:val="center"/>
             </w:pPr>
             <w:r>
-              <w:t xml:space="preserve">28 </w:t>
-            </w:r>
-            <w:r>
-              <w:t>162,50</w:t>
+              <w:t>28 162,50</w:t>
             </w:r>
           </w:p>
         </w:tc>
@@ -7057,7 +8054,7 @@
         <w:pStyle w:val="ReportBody"/>
       </w:pPr>
       <w:r>
-        <w:t>Результаты приведены в таблице 13.</w:t>
+        <w:t>Результаты приведены в таблице 15.</w:t>
       </w:r>
     </w:p>
     <w:p>
@@ -7068,7 +8065,7 @@
         <w:spacing w:before="120" w:after="60"/>
       </w:pPr>
       <w:r>
-        <w:t>Таблица 13 – Стратегии JOIN самостоятельной части</w:t>
+        <w:t>Таблица 15 – JOIN самостоятельной части</w:t>
       </w:r>
     </w:p>
     <w:tbl>
@@ -7081,10 +8078,10 @@
       </w:tblPr>
       <w:tblGrid>
         <w:gridCol w:w="1701"/>
-        <w:gridCol w:w="1984"/>
         <w:gridCol w:w="1701"/>
-        <w:gridCol w:w="1701"/>
-        <w:gridCol w:w="2268"/>
+        <w:gridCol w:w="1134"/>
+        <w:gridCol w:w="1134"/>
+        <w:gridCol w:w="3685"/>
       </w:tblGrid>
       <w:tr>
         <w:trPr>
@@ -7113,7 +8110,7 @@
         </w:tc>
         <w:tc>
           <w:tcPr>
-            <w:tcW w:w="1984" w:type="dxa"/>
+            <w:tcW w:w="1701" w:type="dxa"/>
             <w:vAlign w:val="center"/>
           </w:tcPr>
           <w:p>
@@ -7132,7 +8129,7 @@
         </w:tc>
         <w:tc>
           <w:tcPr>
-            <w:tcW w:w="1701" w:type="dxa"/>
+            <w:tcW w:w="1134" w:type="dxa"/>
             <w:vAlign w:val="center"/>
           </w:tcPr>
           <w:p>
@@ -7151,7 +8148,7 @@
         </w:tc>
         <w:tc>
           <w:tcPr>
-            <w:tcW w:w="1701" w:type="dxa"/>
+            <w:tcW w:w="1134" w:type="dxa"/>
             <w:vAlign w:val="center"/>
           </w:tcPr>
           <w:p>
@@ -7170,7 +8167,7 @@
         </w:tc>
         <w:tc>
           <w:tcPr>
-            <w:tcW w:w="2268" w:type="dxa"/>
+            <w:tcW w:w="3685" w:type="dxa"/>
             <w:vAlign w:val="center"/>
           </w:tcPr>
           <w:p>
@@ -7183,7 +8180,7 @@
               <w:rPr>
                 <w:b/>
               </w:rPr>
-              <w:t>Shuffle КиБ</w:t>
+              <w:t>Read/Write КиБ</w:t>
             </w:r>
           </w:p>
         </w:tc>
@@ -7210,22 +8207,6 @@
         </w:tc>
         <w:tc>
           <w:tcPr>
-            <w:tcW w:w="1984" w:type="dxa"/>
-            <w:vAlign w:val="center"/>
-          </w:tcPr>
-          <w:p>
-            <w:pPr>
-              <w:pStyle w:val="ReportTable"/>
-              <w:keepNext/>
-              <w:jc w:val="center"/>
-            </w:pPr>
-            <w:r>
-              <w:t>0,192</w:t>
-            </w:r>
-          </w:p>
-        </w:tc>
-        <w:tc>
-          <w:tcPr>
             <w:tcW w:w="1701" w:type="dxa"/>
             <w:vAlign w:val="center"/>
           </w:tcPr>
@@ -7236,13 +8217,29 @@
               <w:jc w:val="center"/>
             </w:pPr>
             <w:r>
+              <w:t>0,166</w:t>
+            </w:r>
+          </w:p>
+        </w:tc>
+        <w:tc>
+          <w:tcPr>
+            <w:tcW w:w="1134" w:type="dxa"/>
+            <w:vAlign w:val="center"/>
+          </w:tcPr>
+          <w:p>
+            <w:pPr>
+              <w:pStyle w:val="ReportTable"/>
+              <w:keepNext/>
+              <w:jc w:val="center"/>
+            </w:pPr>
+            <w:r>
               <w:t>4</w:t>
             </w:r>
           </w:p>
         </w:tc>
         <w:tc>
           <w:tcPr>
-            <w:tcW w:w="1701" w:type="dxa"/>
+            <w:tcW w:w="1134" w:type="dxa"/>
             <w:vAlign w:val="center"/>
           </w:tcPr>
           <w:p>
@@ -7258,17 +8255,16 @@
         </w:tc>
         <w:tc>
           <w:tcPr>
-            <w:tcW w:w="2268" w:type="dxa"/>
-            <w:vAlign w:val="center"/>
-          </w:tcPr>
-          <w:p>
-            <w:pPr>
-              <w:pStyle w:val="ReportTable"/>
-              <w:keepNext/>
-              <w:jc w:val="center"/>
-            </w:pPr>
-            <w:r>
-              <w:t>1 337,59</w:t>
+            <w:tcW w:w="3685" w:type="dxa"/>
+            <w:vAlign w:val="center"/>
+          </w:tcPr>
+          <w:p>
+            <w:pPr>
+              <w:pStyle w:val="ReportTable"/>
+              <w:keepNext/>
+            </w:pPr>
+            <w:r>
+              <w:t>1 337,59/1 337,59</w:t>
             </w:r>
           </w:p>
         </w:tc>
@@ -7294,21 +8290,6 @@
         </w:tc>
         <w:tc>
           <w:tcPr>
-            <w:tcW w:w="1984" w:type="dxa"/>
-            <w:vAlign w:val="center"/>
-          </w:tcPr>
-          <w:p>
-            <w:pPr>
-              <w:pStyle w:val="ReportTable"/>
-              <w:jc w:val="center"/>
-            </w:pPr>
-            <w:r>
-              <w:t>0,088</w:t>
-            </w:r>
-          </w:p>
-        </w:tc>
-        <w:tc>
-          <w:tcPr>
             <w:tcW w:w="1701" w:type="dxa"/>
             <w:vAlign w:val="center"/>
           </w:tcPr>
@@ -7318,13 +8299,28 @@
               <w:jc w:val="center"/>
             </w:pPr>
             <w:r>
+              <w:t>0,092</w:t>
+            </w:r>
+          </w:p>
+        </w:tc>
+        <w:tc>
+          <w:tcPr>
+            <w:tcW w:w="1134" w:type="dxa"/>
+            <w:vAlign w:val="center"/>
+          </w:tcPr>
+          <w:p>
+            <w:pPr>
+              <w:pStyle w:val="ReportTable"/>
+              <w:jc w:val="center"/>
+            </w:pPr>
+            <w:r>
               <w:t>3</w:t>
             </w:r>
           </w:p>
         </w:tc>
         <w:tc>
           <w:tcPr>
-            <w:tcW w:w="1701" w:type="dxa"/>
+            <w:tcW w:w="1134" w:type="dxa"/>
             <w:vAlign w:val="center"/>
           </w:tcPr>
           <w:p>
@@ -7339,16 +8335,15 @@
         </w:tc>
         <w:tc>
           <w:tcPr>
-            <w:tcW w:w="2268" w:type="dxa"/>
-            <w:vAlign w:val="center"/>
-          </w:tcPr>
-          <w:p>
-            <w:pPr>
-              <w:pStyle w:val="ReportTable"/>
-              <w:jc w:val="center"/>
-            </w:pPr>
-            <w:r>
-              <w:t>0,12</w:t>
+            <w:tcW w:w="3685" w:type="dxa"/>
+            <w:vAlign w:val="center"/>
+          </w:tcPr>
+          <w:p>
+            <w:pPr>
+              <w:pStyle w:val="ReportTable"/>
+            </w:pPr>
+            <w:r>
+              <w:t>0,12/0,12</w:t>
             </w:r>
           </w:p>
         </w:tc>
@@ -7359,18 +8354,7 @@
         <w:pStyle w:val="ReportBody"/>
       </w:pPr>
       <w:r>
-        <w:t xml:space="preserve">Два действия без кэша заняли 0,318 с, материализация — 0,198 с, </w:t>
-      </w:r>
-      <w:r>
-        <w:t>повторные действия — 0,239 с. Общая стоимость с кэшем 0,437 с; он не окупился за эти два действия.</w:t>
-      </w:r>
-    </w:p>
-    <w:p>
-      <w:pPr>
-        <w:pStyle w:val="ReportBody"/>
-      </w:pPr>
-      <w:r>
-        <w:t>Результаты приведены в таблице 14.</w:t>
+        <w:t>Результаты приведены в таблице 16.</w:t>
       </w:r>
     </w:p>
     <w:p>
@@ -7381,7 +8365,320 @@
         <w:spacing w:before="120" w:after="60"/>
       </w:pPr>
       <w:r>
-        <w:t>Таблица 14 – Три повторения для p самостоятельной части</w:t>
+        <w:lastRenderedPageBreak/>
+        <w:t>Таблица 16 – Два действия самостоятельной части</w:t>
+      </w:r>
+    </w:p>
+    <w:tbl>
+      <w:tblPr>
+        <w:tblStyle w:val="a3"/>
+        <w:tblW w:w="0" w:type="auto"/>
+        <w:jc w:val="center"/>
+        <w:tblLayout w:type="fixed"/>
+        <w:tblLook w:val="04A0" w:firstRow="1" w:lastRow="0" w:firstColumn="1" w:lastColumn="0" w:noHBand="0" w:noVBand="1"/>
+      </w:tblPr>
+      <w:tblGrid>
+        <w:gridCol w:w="2494"/>
+        <w:gridCol w:w="1871"/>
+        <w:gridCol w:w="1701"/>
+        <w:gridCol w:w="1701"/>
+        <w:gridCol w:w="1587"/>
+      </w:tblGrid>
+      <w:tr>
+        <w:trPr>
+          <w:cantSplit/>
+          <w:tblHeader/>
+          <w:jc w:val="center"/>
+        </w:trPr>
+        <w:tc>
+          <w:tcPr>
+            <w:tcW w:w="2494" w:type="dxa"/>
+            <w:vAlign w:val="center"/>
+          </w:tcPr>
+          <w:p>
+            <w:pPr>
+              <w:pStyle w:val="ReportTable"/>
+              <w:keepNext/>
+              <w:jc w:val="center"/>
+            </w:pPr>
+            <w:r>
+              <w:rPr>
+                <w:b/>
+              </w:rPr>
+              <w:t>Вариант</w:t>
+            </w:r>
+          </w:p>
+        </w:tc>
+        <w:tc>
+          <w:tcPr>
+            <w:tcW w:w="1871" w:type="dxa"/>
+            <w:vAlign w:val="center"/>
+          </w:tcPr>
+          <w:p>
+            <w:pPr>
+              <w:pStyle w:val="ReportTable"/>
+              <w:keepNext/>
+              <w:jc w:val="center"/>
+            </w:pPr>
+            <w:r>
+              <w:rPr>
+                <w:b/>
+              </w:rPr>
+              <w:t>Заполнение с</w:t>
+            </w:r>
+          </w:p>
+        </w:tc>
+        <w:tc>
+          <w:tcPr>
+            <w:tcW w:w="1701" w:type="dxa"/>
+            <w:vAlign w:val="center"/>
+          </w:tcPr>
+          <w:p>
+            <w:pPr>
+              <w:pStyle w:val="ReportTable"/>
+              <w:keepNext/>
+              <w:jc w:val="center"/>
+            </w:pPr>
+            <w:r>
+              <w:rPr>
+                <w:b/>
+              </w:rPr>
+              <w:t>Action 1 с</w:t>
+            </w:r>
+          </w:p>
+        </w:tc>
+        <w:tc>
+          <w:tcPr>
+            <w:tcW w:w="1701" w:type="dxa"/>
+            <w:vAlign w:val="center"/>
+          </w:tcPr>
+          <w:p>
+            <w:pPr>
+              <w:pStyle w:val="ReportTable"/>
+              <w:keepNext/>
+              <w:jc w:val="center"/>
+            </w:pPr>
+            <w:r>
+              <w:rPr>
+                <w:b/>
+              </w:rPr>
+              <w:t>Action 2 с</w:t>
+            </w:r>
+          </w:p>
+        </w:tc>
+        <w:tc>
+          <w:tcPr>
+            <w:tcW w:w="1587" w:type="dxa"/>
+            <w:vAlign w:val="center"/>
+          </w:tcPr>
+          <w:p>
+            <w:pPr>
+              <w:pStyle w:val="ReportTable"/>
+              <w:keepNext/>
+              <w:jc w:val="center"/>
+            </w:pPr>
+            <w:r>
+              <w:rPr>
+                <w:b/>
+              </w:rPr>
+              <w:t>Всего с</w:t>
+            </w:r>
+          </w:p>
+        </w:tc>
+      </w:tr>
+      <w:tr>
+        <w:trPr>
+          <w:cantSplit/>
+          <w:jc w:val="center"/>
+        </w:trPr>
+        <w:tc>
+          <w:tcPr>
+            <w:tcW w:w="2494" w:type="dxa"/>
+            <w:vAlign w:val="center"/>
+          </w:tcPr>
+          <w:p>
+            <w:pPr>
+              <w:pStyle w:val="ReportTable"/>
+              <w:keepNext/>
+            </w:pPr>
+            <w:r>
+              <w:t>Без persist</w:t>
+            </w:r>
+          </w:p>
+        </w:tc>
+        <w:tc>
+          <w:tcPr>
+            <w:tcW w:w="1871" w:type="dxa"/>
+            <w:vAlign w:val="center"/>
+          </w:tcPr>
+          <w:p>
+            <w:pPr>
+              <w:pStyle w:val="ReportTable"/>
+              <w:keepNext/>
+            </w:pPr>
+            <w:r>
+              <w:t>—</w:t>
+            </w:r>
+          </w:p>
+        </w:tc>
+        <w:tc>
+          <w:tcPr>
+            <w:tcW w:w="1701" w:type="dxa"/>
+            <w:vAlign w:val="center"/>
+          </w:tcPr>
+          <w:p>
+            <w:pPr>
+              <w:pStyle w:val="ReportTable"/>
+              <w:keepNext/>
+              <w:jc w:val="center"/>
+            </w:pPr>
+            <w:r>
+              <w:t>0,178</w:t>
+            </w:r>
+          </w:p>
+        </w:tc>
+        <w:tc>
+          <w:tcPr>
+            <w:tcW w:w="1701" w:type="dxa"/>
+            <w:vAlign w:val="center"/>
+          </w:tcPr>
+          <w:p>
+            <w:pPr>
+              <w:pStyle w:val="ReportTable"/>
+              <w:keepNext/>
+              <w:jc w:val="center"/>
+            </w:pPr>
+            <w:r>
+              <w:t>0,123</w:t>
+            </w:r>
+          </w:p>
+        </w:tc>
+        <w:tc>
+          <w:tcPr>
+            <w:tcW w:w="1587" w:type="dxa"/>
+            <w:vAlign w:val="center"/>
+          </w:tcPr>
+          <w:p>
+            <w:pPr>
+              <w:pStyle w:val="ReportTable"/>
+              <w:keepNext/>
+              <w:jc w:val="center"/>
+            </w:pPr>
+            <w:r>
+              <w:t>0,300</w:t>
+            </w:r>
+          </w:p>
+        </w:tc>
+      </w:tr>
+      <w:tr>
+        <w:trPr>
+          <w:cantSplit/>
+          <w:jc w:val="center"/>
+        </w:trPr>
+        <w:tc>
+          <w:tcPr>
+            <w:tcW w:w="2494" w:type="dxa"/>
+            <w:vAlign w:val="center"/>
+          </w:tcPr>
+          <w:p>
+            <w:pPr>
+              <w:pStyle w:val="ReportTable"/>
+            </w:pPr>
+            <w:r>
+              <w:t>С persist</w:t>
+            </w:r>
+          </w:p>
+        </w:tc>
+        <w:tc>
+          <w:tcPr>
+            <w:tcW w:w="1871" w:type="dxa"/>
+            <w:vAlign w:val="center"/>
+          </w:tcPr>
+          <w:p>
+            <w:pPr>
+              <w:pStyle w:val="ReportTable"/>
+              <w:jc w:val="center"/>
+            </w:pPr>
+            <w:r>
+              <w:t>0,198</w:t>
+            </w:r>
+          </w:p>
+        </w:tc>
+        <w:tc>
+          <w:tcPr>
+            <w:tcW w:w="1701" w:type="dxa"/>
+            <w:vAlign w:val="center"/>
+          </w:tcPr>
+          <w:p>
+            <w:pPr>
+              <w:pStyle w:val="ReportTable"/>
+              <w:jc w:val="center"/>
+            </w:pPr>
+            <w:r>
+              <w:t>0,117</w:t>
+            </w:r>
+          </w:p>
+        </w:tc>
+        <w:tc>
+          <w:tcPr>
+            <w:tcW w:w="1701" w:type="dxa"/>
+            <w:vAlign w:val="center"/>
+          </w:tcPr>
+          <w:p>
+            <w:pPr>
+              <w:pStyle w:val="ReportTable"/>
+              <w:jc w:val="center"/>
+            </w:pPr>
+            <w:r>
+              <w:t>0,163</w:t>
+            </w:r>
+          </w:p>
+        </w:tc>
+        <w:tc>
+          <w:tcPr>
+            <w:tcW w:w="1587" w:type="dxa"/>
+            <w:vAlign w:val="center"/>
+          </w:tcPr>
+          <w:p>
+            <w:pPr>
+              <w:pStyle w:val="ReportTable"/>
+              <w:jc w:val="center"/>
+            </w:pPr>
+            <w:r>
+              <w:t>0,478</w:t>
+            </w:r>
+          </w:p>
+        </w:tc>
+      </w:tr>
+    </w:tbl>
+    <w:p>
+      <w:pPr>
+        <w:pStyle w:val="ReportBody"/>
+      </w:pPr>
+      <w:r>
+        <w:t xml:space="preserve">Контрольные суммы двух </w:t>
+      </w:r>
+      <w:r>
+        <w:t>группировок до и после кэша совпали с SQLite. Кэш не окупился за эти два действия с учётом материализации. После unpersist сохранённые блоки удалены.</w:t>
+      </w:r>
+    </w:p>
+    <w:p>
+      <w:pPr>
+        <w:pStyle w:val="ReportBody"/>
+      </w:pPr>
+      <w:r>
+        <w:t>Результаты приведены в таблице 17.</w:t>
+      </w:r>
+    </w:p>
+    <w:p>
+      <w:pPr>
+        <w:pStyle w:val="ReportTableCaption"/>
+        <w:keepNext/>
+        <w:keepLines/>
+        <w:spacing w:before="120" w:after="60"/>
+      </w:pPr>
+      <w:r>
+        <w:t>Таблица 17 – Прогрев и три повтора для четырёх p</w:t>
       </w:r>
     </w:p>
     <w:tbl>
@@ -7496,7 +8793,13 @@
               <w:rPr>
                 <w:b/>
               </w:rPr>
-              <w:t>Медиана с</w:t>
+              <w:t>Медиа</w:t>
+            </w:r>
+            <w:r>
+              <w:rPr>
+                <w:b/>
+              </w:rPr>
+              <w:t>на с</w:t>
             </w:r>
           </w:p>
         </w:tc>
@@ -7515,6 +8818,7 @@
             <w:pPr>
               <w:pStyle w:val="ReportTable"/>
               <w:keepNext/>
+              <w:jc w:val="center"/>
             </w:pPr>
             <w:r>
               <w:t>1</w:t>
@@ -7533,7 +8837,7 @@
               <w:jc w:val="center"/>
             </w:pPr>
             <w:r>
-              <w:t>0,115</w:t>
+              <w:t>0,147</w:t>
             </w:r>
           </w:p>
         </w:tc>
@@ -7549,7 +8853,7 @@
               <w:jc w:val="center"/>
             </w:pPr>
             <w:r>
-              <w:t>0,077</w:t>
+              <w:t>0,133</w:t>
             </w:r>
           </w:p>
         </w:tc>
@@ -7565,7 +8869,7 @@
               <w:jc w:val="center"/>
             </w:pPr>
             <w:r>
-              <w:t>0,079</w:t>
+              <w:t>0,117</w:t>
             </w:r>
           </w:p>
         </w:tc>
@@ -7581,7 +8885,7 @@
               <w:jc w:val="center"/>
             </w:pPr>
             <w:r>
-              <w:t>0,079</w:t>
+              <w:t>0,133</w:t>
             </w:r>
           </w:p>
         </w:tc>
@@ -7600,6 +8904,7 @@
             <w:pPr>
               <w:pStyle w:val="ReportTable"/>
               <w:keepNext/>
+              <w:jc w:val="center"/>
             </w:pPr>
             <w:r>
               <w:t>2</w:t>
@@ -7618,7 +8923,7 @@
               <w:jc w:val="center"/>
             </w:pPr>
             <w:r>
-              <w:t>0,135</w:t>
+              <w:t>0,143</w:t>
             </w:r>
           </w:p>
         </w:tc>
@@ -7634,7 +8939,7 @@
               <w:jc w:val="center"/>
             </w:pPr>
             <w:r>
-              <w:t>0,128</w:t>
+              <w:t>0,139</w:t>
             </w:r>
           </w:p>
         </w:tc>
@@ -7650,7 +8955,7 @@
               <w:jc w:val="center"/>
             </w:pPr>
             <w:r>
-              <w:t>0,129</w:t>
+              <w:t>0,127</w:t>
             </w:r>
           </w:p>
         </w:tc>
@@ -7666,7 +8971,7 @@
               <w:jc w:val="center"/>
             </w:pPr>
             <w:r>
-              <w:t>0,129</w:t>
+              <w:t>0,139</w:t>
             </w:r>
           </w:p>
         </w:tc>
@@ -7685,6 +8990,7 @@
             <w:pPr>
               <w:pStyle w:val="ReportTable"/>
               <w:keepNext/>
+              <w:jc w:val="center"/>
             </w:pPr>
             <w:r>
               <w:t>4</w:t>
@@ -7703,7 +9009,7 @@
               <w:jc w:val="center"/>
             </w:pPr>
             <w:r>
-              <w:t>0,157</w:t>
+              <w:t>0,126</w:t>
             </w:r>
           </w:p>
         </w:tc>
@@ -7719,7 +9025,7 @@
               <w:jc w:val="center"/>
             </w:pPr>
             <w:r>
-              <w:t>0,133</w:t>
+              <w:t>0,126</w:t>
             </w:r>
           </w:p>
         </w:tc>
@@ -7735,7 +9041,7 @@
               <w:jc w:val="center"/>
             </w:pPr>
             <w:r>
-              <w:t>0,125</w:t>
+              <w:t>0,147</w:t>
             </w:r>
           </w:p>
         </w:tc>
@@ -7751,7 +9057,7 @@
               <w:jc w:val="center"/>
             </w:pPr>
             <w:r>
-              <w:t>0,133</w:t>
+              <w:t>0,126</w:t>
             </w:r>
           </w:p>
         </w:tc>
@@ -7769,6 +9075,7 @@
           <w:p>
             <w:pPr>
               <w:pStyle w:val="ReportTable"/>
+              <w:jc w:val="center"/>
             </w:pPr>
             <w:r>
               <w:t>8</w:t>
@@ -7786,7 +9093,7 @@
               <w:jc w:val="center"/>
             </w:pPr>
             <w:r>
-              <w:t>0,133</w:t>
+              <w:t>0,145</w:t>
             </w:r>
           </w:p>
         </w:tc>
@@ -7801,7 +9108,7 @@
               <w:jc w:val="center"/>
             </w:pPr>
             <w:r>
-              <w:t>0,114</w:t>
+              <w:t>0,219</w:t>
             </w:r>
           </w:p>
         </w:tc>
@@ -7816,7 +9123,7 @@
               <w:jc w:val="center"/>
             </w:pPr>
             <w:r>
-              <w:t>0,129</w:t>
+              <w:t>0,149</w:t>
             </w:r>
           </w:p>
         </w:tc>
@@ -7831,7 +9138,7 @@
               <w:jc w:val="center"/>
             </w:pPr>
             <w:r>
-              <w:t>0,129</w:t>
+              <w:t>0,149</w:t>
             </w:r>
           </w:p>
         </w:tc>
@@ -7842,7 +9149,7 @@
         <w:pStyle w:val="ReportBody"/>
       </w:pPr>
       <w:r>
-        <w:t>Результаты приведены в таблице 15.</w:t>
+        <w:t>Результаты приведены в таблице 18.</w:t>
       </w:r>
     </w:p>
     <w:p>
@@ -7853,7 +9160,7 @@
         <w:spacing w:before="120" w:after="60"/>
       </w:pPr>
       <w:r>
-        <w:t>Таблица 15 – Запись самостоятельного агрегата</w:t>
+        <w:t>Таблица 18 – Две записи итогового агрегата</w:t>
       </w:r>
     </w:p>
     <w:tbl>
@@ -7865,9 +9172,9 @@
         <w:tblLook w:val="04A0" w:firstRow="1" w:lastRow="0" w:firstColumn="1" w:lastColumn="0" w:noHBand="0" w:noVBand="1"/>
       </w:tblPr>
       <w:tblGrid>
-        <w:gridCol w:w="2835"/>
-        <w:gridCol w:w="2835"/>
-        <w:gridCol w:w="3685"/>
+        <w:gridCol w:w="2268"/>
+        <w:gridCol w:w="2268"/>
+        <w:gridCol w:w="4819"/>
       </w:tblGrid>
       <w:tr>
         <w:trPr>
@@ -7877,7 +9184,7 @@
         </w:trPr>
         <w:tc>
           <w:tcPr>
-            <w:tcW w:w="2835" w:type="dxa"/>
+            <w:tcW w:w="2268" w:type="dxa"/>
             <w:vAlign w:val="center"/>
           </w:tcPr>
           <w:p>
@@ -7890,13 +9197,13 @@
               <w:rPr>
                 <w:b/>
               </w:rPr>
-              <w:t>Партиции</w:t>
-            </w:r>
-          </w:p>
-        </w:tc>
-        <w:tc>
-          <w:tcPr>
-            <w:tcW w:w="2835" w:type="dxa"/>
+              <w:t>p</w:t>
+            </w:r>
+          </w:p>
+        </w:tc>
+        <w:tc>
+          <w:tcPr>
+            <w:tcW w:w="2268" w:type="dxa"/>
             <w:vAlign w:val="center"/>
           </w:tcPr>
           <w:p>
@@ -7915,7 +9222,7 @@
         </w:tc>
         <w:tc>
           <w:tcPr>
-            <w:tcW w:w="3685" w:type="dxa"/>
+            <w:tcW w:w="4819" w:type="dxa"/>
             <w:vAlign w:val="center"/>
           </w:tcPr>
           <w:p>
@@ -7928,7 +9235,7 @@
               <w:rPr>
                 <w:b/>
               </w:rPr>
-              <w:t>Объём МиБ</w:t>
+              <w:t>Объём КиБ</w:t>
             </w:r>
           </w:p>
         </w:tc>
@@ -7940,13 +9247,14 @@
         </w:trPr>
         <w:tc>
           <w:tcPr>
-            <w:tcW w:w="2835" w:type="dxa"/>
-            <w:vAlign w:val="center"/>
-          </w:tcPr>
-          <w:p>
-            <w:pPr>
-              <w:pStyle w:val="ReportTable"/>
-              <w:keepNext/>
+            <w:tcW w:w="2268" w:type="dxa"/>
+            <w:vAlign w:val="center"/>
+          </w:tcPr>
+          <w:p>
+            <w:pPr>
+              <w:pStyle w:val="ReportTable"/>
+              <w:keepNext/>
+              <w:jc w:val="center"/>
             </w:pPr>
             <w:r>
               <w:t>1</w:t>
@@ -7955,7 +9263,7 @@
         </w:tc>
         <w:tc>
           <w:tcPr>
-            <w:tcW w:w="2835" w:type="dxa"/>
+            <w:tcW w:w="2268" w:type="dxa"/>
             <w:vAlign w:val="center"/>
           </w:tcPr>
           <w:p>
@@ -7971,17 +9279,17 @@
         </w:tc>
         <w:tc>
           <w:tcPr>
-            <w:tcW w:w="3685" w:type="dxa"/>
-            <w:vAlign w:val="center"/>
-          </w:tcPr>
-          <w:p>
-            <w:pPr>
-              <w:pStyle w:val="ReportTable"/>
-              <w:keepNext/>
-              <w:jc w:val="center"/>
-            </w:pPr>
-            <w:r>
-              <w:t>0,0013</w:t>
+            <w:tcW w:w="4819" w:type="dxa"/>
+            <w:vAlign w:val="center"/>
+          </w:tcPr>
+          <w:p>
+            <w:pPr>
+              <w:pStyle w:val="ReportTable"/>
+              <w:keepNext/>
+              <w:jc w:val="center"/>
+            </w:pPr>
+            <w:r>
+              <w:t>1,335</w:t>
             </w:r>
           </w:p>
         </w:tc>
@@ -7993,12 +9301,13 @@
         </w:trPr>
         <w:tc>
           <w:tcPr>
-            <w:tcW w:w="2835" w:type="dxa"/>
-            <w:vAlign w:val="center"/>
-          </w:tcPr>
-          <w:p>
-            <w:pPr>
-              <w:pStyle w:val="ReportTable"/>
+            <w:tcW w:w="2268" w:type="dxa"/>
+            <w:vAlign w:val="center"/>
+          </w:tcPr>
+          <w:p>
+            <w:pPr>
+              <w:pStyle w:val="ReportTable"/>
+              <w:jc w:val="center"/>
             </w:pPr>
             <w:r>
               <w:t>4</w:t>
@@ -8007,7 +9316,7 @@
         </w:tc>
         <w:tc>
           <w:tcPr>
-            <w:tcW w:w="2835" w:type="dxa"/>
+            <w:tcW w:w="2268" w:type="dxa"/>
             <w:vAlign w:val="center"/>
           </w:tcPr>
           <w:p>
@@ -8022,16 +9331,16 @@
         </w:tc>
         <w:tc>
           <w:tcPr>
-            <w:tcW w:w="3685" w:type="dxa"/>
-            <w:vAlign w:val="center"/>
-          </w:tcPr>
-          <w:p>
-            <w:pPr>
-              <w:pStyle w:val="ReportTable"/>
-              <w:jc w:val="center"/>
-            </w:pPr>
-            <w:r>
-              <w:t>0,0041</w:t>
+            <w:tcW w:w="4819" w:type="dxa"/>
+            <w:vAlign w:val="center"/>
+          </w:tcPr>
+          <w:p>
+            <w:pPr>
+              <w:pStyle w:val="ReportTable"/>
+              <w:jc w:val="center"/>
+            </w:pPr>
+            <w:r>
+              <w:t>4,168</w:t>
             </w:r>
           </w:p>
         </w:tc>
@@ -8043,11 +9352,10 @@
         <w:keepNext/>
       </w:pPr>
       <w:r>
-        <w:lastRenderedPageBreak/>
-        <w:t xml:space="preserve">На рисунке 6 представлен результат </w:t>
-      </w:r>
-      <w:r>
-        <w:t>анализа.</w:t>
+        <w:t xml:space="preserve">На рисунке 4 </w:t>
+      </w:r>
+      <w:r>
+        <w:t>показан результат выполнения на стенде.</w:t>
       </w:r>
     </w:p>
     <w:p>
@@ -8062,10 +9370,10 @@
           <w:noProof/>
         </w:rPr>
         <w:drawing>
-          <wp:inline distT="0" distB="0" distL="0" distR="0" wp14:anchorId="07E721BA" wp14:editId="49058F26">
-            <wp:extent cx="5760000" cy="3240000"/>
+          <wp:inline distT="0" distB="0" distL="0" distR="0" wp14:anchorId="5DEE712B" wp14:editId="1F785CE2">
+            <wp:extent cx="5940000" cy="3902580"/>
             <wp:effectExtent l="0" t="0" r="0" b="0"/>
-            <wp:docPr id="298370857" name="Picture 298370857"/>
+            <wp:docPr id="298370855" name="Picture 298370855"/>
             <wp:cNvGraphicFramePr>
               <a:graphicFrameLocks xmlns:a="http://schemas.openxmlformats.org/drawingml/2006/main" noChangeAspect="1"/>
             </wp:cNvGraphicFramePr>
@@ -8077,7 +9385,7 @@
                     <pic:cNvPicPr/>
                   </pic:nvPicPr>
                   <pic:blipFill>
-                    <a:blip r:embed="rId14"/>
+                    <a:blip r:embed="rId12"/>
                     <a:stretch>
                       <a:fillRect/>
                     </a:stretch>
@@ -8085,7 +9393,7 @@
                   <pic:spPr>
                     <a:xfrm>
                       <a:off x="0" y="0"/>
-                      <a:ext cx="5760000" cy="3240000"/>
+                      <a:ext cx="5940000" cy="3902580"/>
                     </a:xfrm>
                     <a:prstGeom prst="rect">
                       <a:avLst/>
@@ -8105,7 +9413,7 @@
         <w:spacing w:before="60" w:after="120"/>
       </w:pPr>
       <w:r>
-        <w:t>Рисунок 6 – Кэш самостоятельного варианта B в живом Storage UI</w:t>
+        <w:t>Рисунок 4 – Storage самостоятельного варианта B до освобождения блоков</w:t>
       </w:r>
     </w:p>
     <w:p>
@@ -8114,7 +9422,8 @@
         <w:keepNext/>
       </w:pPr>
       <w:r>
-        <w:t>На рисунке 7 представлен результат анализа.</w:t>
+        <w:lastRenderedPageBreak/>
+        <w:t>На рисунке 5 показан результат выполнения на стенде.</w:t>
       </w:r>
     </w:p>
     <w:p>
@@ -8129,10 +9438,10 @@
           <w:noProof/>
         </w:rPr>
         <w:drawing>
-          <wp:inline distT="0" distB="0" distL="0" distR="0" wp14:anchorId="75516F95" wp14:editId="50328B9B">
-            <wp:extent cx="5760000" cy="3241992"/>
+          <wp:inline distT="0" distB="0" distL="0" distR="0" wp14:anchorId="679010E8" wp14:editId="1CE58713">
+            <wp:extent cx="5940000" cy="3902580"/>
             <wp:effectExtent l="0" t="0" r="0" b="0"/>
-            <wp:docPr id="298370858" name="Picture 298370858"/>
+            <wp:docPr id="298370856" name="Picture 298370856"/>
             <wp:cNvGraphicFramePr>
               <a:graphicFrameLocks xmlns:a="http://schemas.openxmlformats.org/drawingml/2006/main" noChangeAspect="1"/>
             </wp:cNvGraphicFramePr>
@@ -8144,7 +9453,7 @@
                     <pic:cNvPicPr/>
                   </pic:nvPicPr>
                   <pic:blipFill>
-                    <a:blip r:embed="rId15"/>
+                    <a:blip r:embed="rId13"/>
                     <a:stretch>
                       <a:fillRect/>
                     </a:stretch>
@@ -8152,7 +9461,7 @@
                   <pic:spPr>
                     <a:xfrm>
                       <a:off x="0" y="0"/>
-                      <a:ext cx="5760000" cy="3241992"/>
+                      <a:ext cx="5940000" cy="3902580"/>
                     </a:xfrm>
                     <a:prstGeom prst="rect">
                       <a:avLst/>
@@ -8172,7 +9481,7 @@
         <w:spacing w:before="60" w:after="120"/>
       </w:pPr>
       <w:r>
-        <w:t>Рисунок 7 – План самостоятельного JOIN по seller_id</w:t>
+        <w:t>Рисунок 5 – SQL/DataFrame самостоятельного соединения с sellers</w:t>
       </w:r>
     </w:p>
     <w:p>
@@ -8181,8 +9490,10 @@
         <w:keepNext/>
       </w:pPr>
       <w:r>
-        <w:lastRenderedPageBreak/>
-        <w:t>На рисунке 8 представлен результат анализа.</w:t>
+        <w:t xml:space="preserve">На рисунке 6 </w:t>
+      </w:r>
+      <w:r>
+        <w:t>показан результат выполнения на стенде.</w:t>
       </w:r>
     </w:p>
     <w:p>
@@ -8197,10 +9508,10 @@
           <w:noProof/>
         </w:rPr>
         <w:drawing>
-          <wp:inline distT="0" distB="0" distL="0" distR="0" wp14:anchorId="3E22A97A" wp14:editId="52CC83F0">
-            <wp:extent cx="5760000" cy="3240000"/>
+          <wp:inline distT="0" distB="0" distL="0" distR="0" wp14:anchorId="2C7BA1DF" wp14:editId="1DFDA3CF">
+            <wp:extent cx="5940000" cy="3902580"/>
             <wp:effectExtent l="0" t="0" r="0" b="0"/>
-            <wp:docPr id="298370859" name="Picture 298370859"/>
+            <wp:docPr id="298370857" name="Picture 298370857"/>
             <wp:cNvGraphicFramePr>
               <a:graphicFrameLocks xmlns:a="http://schemas.openxmlformats.org/drawingml/2006/main" noChangeAspect="1"/>
             </wp:cNvGraphicFramePr>
@@ -8212,7 +9523,7 @@
                     <pic:cNvPicPr/>
                   </pic:nvPicPr>
                   <pic:blipFill>
-                    <a:blip r:embed="rId16"/>
+                    <a:blip r:embed="rId14"/>
                     <a:stretch>
                       <a:fillRect/>
                     </a:stretch>
@@ -8220,7 +9531,7 @@
                   <pic:spPr>
                     <a:xfrm>
                       <a:off x="0" y="0"/>
-                      <a:ext cx="5760000" cy="3240000"/>
+                      <a:ext cx="5940000" cy="3902580"/>
                     </a:xfrm>
                     <a:prstGeom prst="rect">
                       <a:avLst/>
@@ -8240,85 +9551,134 @@
         <w:spacing w:before="60" w:after="120"/>
       </w:pPr>
       <w:r>
-        <w:t xml:space="preserve">Рисунок 8 – Фактически </w:t>
-      </w:r>
-      <w:r>
-        <w:t>завершённые стадии самостоятельного варианта B</w:t>
+        <w:t>Рисунок 6 – Завершённые стадии и задачи самостоятельного варианта B</w:t>
+      </w:r>
+    </w:p>
+    <w:p>
+      <w:pPr>
+        <w:pStyle w:val="2"/>
+      </w:pPr>
+      <w:bookmarkStart w:id="8" w:name="_Toc243865598"/>
+      <w:r>
+        <w:lastRenderedPageBreak/>
+        <w:t>8.1 Экспериментальные выводы варианта B</w:t>
+      </w:r>
+      <w:bookmarkEnd w:id="8"/>
+    </w:p>
+    <w:p>
+      <w:pPr>
+        <w:pStyle w:val="ReportBody"/>
+      </w:pPr>
+      <w:r>
+        <w:t>1. Цепочка из трёх transformations не создала Job до Action; после действия обработано 112 650 строк.</w:t>
+      </w:r>
+    </w:p>
+    <w:p>
+      <w:pPr>
+        <w:pStyle w:val="ReportBody"/>
+      </w:pPr>
+      <w:r>
+        <w:t xml:space="preserve">2. </w:t>
+      </w:r>
+      <w:r>
+        <w:t>После repartition(4) максимум нагрузки равен 28 165 строк, после coalesce(4) — 88 381. Баланс зависит от способа распределения, а не только от числа разделов.</w:t>
+      </w:r>
+    </w:p>
+    <w:p>
+      <w:pPr>
+        <w:pStyle w:val="ReportBody"/>
+      </w:pPr>
+      <w:r>
+        <w:t>3. Обе стратегии JOIN дали 112 650 строк. SMJ использовал сортировку и shuffle, BHJ — передачу сп</w:t>
+      </w:r>
+      <w:r>
+        <w:t>равочника sellers. Времена относятся к одиночным действиям данного опыта.</w:t>
+      </w:r>
+    </w:p>
+    <w:p>
+      <w:pPr>
+        <w:pStyle w:val="ReportBody"/>
+      </w:pPr>
+      <w:r>
+        <w:t>4. Полная стоимость кэша для двух действий составила 0,478 с против 0,300 с без кэша; цена материализации учитывается отдельно.</w:t>
+      </w:r>
+    </w:p>
+    <w:p>
+      <w:pPr>
+        <w:pStyle w:val="ReportBody"/>
+      </w:pPr>
+      <w:r>
+        <w:t>5. Среди четырёх проверенных p наименьшая медиана полу</w:t>
+      </w:r>
+      <w:r>
+        <w:t>чена при p=4: 0,126 с. Это наблюдение для текущей связки и ресурсов VM.</w:t>
+      </w:r>
+    </w:p>
+    <w:p>
+      <w:pPr>
+        <w:pStyle w:val="ReportBody"/>
+      </w:pPr>
+      <w:r>
+        <w:t>6. При записи агрегата с одним и четырьмя разделами получены соответственно один и четыре part-файла; итоговый набор строк не изменился.</w:t>
+      </w:r>
+    </w:p>
+    <w:p>
+      <w:pPr>
+        <w:pStyle w:val="ReportBody"/>
+      </w:pPr>
+      <w:r>
+        <w:t>Ограничения самостоятельного опыта: небольшой с</w:t>
+      </w:r>
+      <w:r>
+        <w:t>правочник и агрегат не воспроизводят память и сетевые затраты крупного кластера; короткие действия на двух vCPU чувствительны к прогреву JVM, файловому кэшу и фоновой нагрузке. Одиночные измерения JOIN не заменяют повторную серию для устойчивого вывода о с</w:t>
+      </w:r>
+      <w:r>
+        <w:t>корости.</w:t>
       </w:r>
     </w:p>
     <w:p>
       <w:pPr>
         <w:pStyle w:val="1"/>
       </w:pPr>
-      <w:bookmarkStart w:id="8" w:name="_Toc242123762"/>
-      <w:r>
-        <w:t>9 Выводы и ограничения</w:t>
-      </w:r>
-      <w:bookmarkEnd w:id="8"/>
-    </w:p>
-    <w:p>
-      <w:pPr>
-        <w:pStyle w:val="ReportBody"/>
-      </w:pPr>
-      <w:r>
-        <w:t>1. Transformations описывают вычисления; Jobs появляются после action, что подтверждено отдельными журналами основной и самостоятельной серий.</w:t>
-      </w:r>
-    </w:p>
-    <w:p>
-      <w:pPr>
-        <w:pStyle w:val="ReportBody"/>
-      </w:pPr>
-      <w:r>
-        <w:t>2. Число входных разделов и SQL shuffle par</w:t>
-      </w:r>
-      <w:r>
-        <w:t>titions различается; задачи следует связывать со стадиями физического плана.</w:t>
-      </w:r>
-    </w:p>
-    <w:p>
-      <w:pPr>
-        <w:pStyle w:val="ReportBody"/>
-      </w:pPr>
-      <w:r>
-        <w:t>3. Repartition изменяет размещение строк через Exchange, coalesce сохраняет особенности исходной нагрузки. Одинаковое число разделов не означает равномерность.</w:t>
-      </w:r>
-    </w:p>
-    <w:p>
-      <w:pPr>
-        <w:pStyle w:val="ReportBody"/>
-      </w:pPr>
-      <w:r>
-        <w:t>4. SMJ и BHJ сохран</w:t>
-      </w:r>
-      <w:r>
-        <w:t>или количество фактов; изменение стратегии меняет сортировку, передачу справочника и обмен по ключу.</w:t>
-      </w:r>
-    </w:p>
-    <w:p>
-      <w:pPr>
-        <w:pStyle w:val="ReportBody"/>
-      </w:pPr>
-      <w:r>
-        <w:t>5. Пользу persist следует оценивать с учётом заполнения кэша и всех повторных действий; отдельный быстрый повтор недостаточен для вывода об окупаемости.</w:t>
-      </w:r>
-    </w:p>
-    <w:p>
-      <w:pPr>
-        <w:pStyle w:val="ReportBody"/>
-      </w:pPr>
-      <w:r>
-        <w:t>6. Медианы трёх повторов зависят от p, прогрева и ресурсов VM; рост числа разделов не является универсальным ускорением.</w:t>
-      </w:r>
-    </w:p>
-    <w:p>
-      <w:pPr>
-        <w:pStyle w:val="ReportBody"/>
-      </w:pPr>
-      <w:r>
-        <w:t>7. В варианте B справочник sellers покрывает факты order_items. Группировка описывает штат продавца и не подменяет его штатом покупател</w:t>
-      </w:r>
-      <w:r>
-        <w:t>я.</w:t>
+      <w:bookmarkStart w:id="9" w:name="_Toc243865599"/>
+      <w:r>
+        <w:t>9 Общие выводы и воспроизводимость</w:t>
+      </w:r>
+      <w:bookmarkEnd w:id="9"/>
+    </w:p>
+    <w:p>
+      <w:pPr>
+        <w:pStyle w:val="ReportBody"/>
+      </w:pPr>
+      <w:r>
+        <w:t>1. Transformations строят план; Action запускает необходимое выполнение, что подтверждено журналами обеих серий.</w:t>
+      </w:r>
+    </w:p>
+    <w:p>
+      <w:pPr>
+        <w:pStyle w:val="ReportBody"/>
+      </w:pPr>
+      <w:r>
+        <w:t>2. Входные партиции, shuffle partitions и CPU — разные сущности. Число задач меняется между стадиям</w:t>
+      </w:r>
+      <w:r>
+        <w:t>и одного Job.</w:t>
+      </w:r>
+    </w:p>
+    <w:p>
+      <w:pPr>
+        <w:pStyle w:val="ReportBody"/>
+      </w:pPr>
+      <w:r>
+        <w:t>3. GroupBy содержит частичную и финальную агрегацию с Exchange; счётчики UI показывают фактический обмен.</w:t>
+      </w:r>
+    </w:p>
+    <w:p>
+      <w:pPr>
+        <w:pStyle w:val="ReportBody"/>
+      </w:pPr>
+      <w:r>
+        <w:t>4. Repartition перераспределяет строки, coalesce объединяет разделы; одинаковое выходное p не гарантирует одинаковый баланс.</w:t>
       </w:r>
     </w:p>
     <w:p>
@@ -8327,40 +9687,100 @@
       </w:pPr>
       <w:r>
         <w:lastRenderedPageBreak/>
-        <w:t>8. Вариант B повторяет ленивые операции, repartition/coalesce, обе стратегии JOIN, persist, четыре значения p и запись с двумя размерами разбиения.</w:t>
-      </w:r>
-    </w:p>
-    <w:p>
-      <w:pPr>
-        <w:pStyle w:val="ReportBody"/>
-      </w:pPr>
-      <w:r>
-        <w:t>9. Число и размеры part-файлов подтверждены файловой системой после write; coalesce(1) ограничивает парал</w:t>
-      </w:r>
-      <w:r>
-        <w:t>лелизм и требует обоснования размером результата.</w:t>
-      </w:r>
-    </w:p>
-    <w:p>
-      <w:pPr>
-        <w:pStyle w:val="ReportBody"/>
-      </w:pPr>
-      <w:r>
-        <w:t>Ограничения: локальная VM, два vCPU, короткие измерения, прогрев JVM и файловый кэш. Медиана уменьшает влияние выбросов, но не исключает фоновые процессы и не моделирует сеть промышленного кластера.</w:t>
+        <w:t>5. SMJ и BH</w:t>
+      </w:r>
+      <w:r>
+        <w:t>J сохранили логический результат и использовали разные механизмы передачи и сортировки данных.</w:t>
+      </w:r>
+    </w:p>
+    <w:p>
+      <w:pPr>
+        <w:pStyle w:val="ReportBody"/>
+      </w:pPr>
+      <w:r>
+        <w:t>6. Persist оценивается вместе с материализацией; освобождение блоков подтверждено после unpersist.</w:t>
+      </w:r>
+    </w:p>
+    <w:p>
+      <w:pPr>
+        <w:pStyle w:val="ReportBody"/>
+      </w:pPr>
+      <w:r>
+        <w:t>7. Медианы трёх повторов не дают универсального правила о лучш</w:t>
+      </w:r>
+      <w:r>
+        <w:t>ем p. На локальном узле накладные расходы могут перекрыть выгоду дополнительных задач.</w:t>
+      </w:r>
+    </w:p>
+    <w:p>
+      <w:pPr>
+        <w:pStyle w:val="ReportBody"/>
+      </w:pPr>
+      <w:r>
+        <w:t>8. Число и размер part-файлов измерены после write. Число разделов для вычисления и для сохранения результата выбирается по разным ограничениям.</w:t>
+      </w:r>
+    </w:p>
+    <w:p>
+      <w:pPr>
+        <w:pStyle w:val="ReportBody"/>
+      </w:pPr>
+      <w:r>
+        <w:t>9. AQE изменил фактическ</w:t>
+      </w:r>
+      <w:r>
+        <w:t>ое выходное разбиение после получения статистики; основной опыт выполнен с AQE=false для контроля условий.</w:t>
+      </w:r>
+    </w:p>
+    <w:p>
+      <w:pPr>
+        <w:pStyle w:val="ReportBody"/>
+      </w:pPr>
+      <w:r>
+        <w:t>Ограничения общей серии: два vCPU одной VM не моделируют физическую сеть кластера; состояние JVM, файлового кэша и хоста влияет на короткие измерения</w:t>
+      </w:r>
+      <w:r>
+        <w:t>. Относительное ускорение по числу партиций не является оценкой масштабирования по серверам.</w:t>
+      </w:r>
+    </w:p>
+    <w:p>
+      <w:pPr>
+        <w:pStyle w:val="ReportCode"/>
+        <w:spacing w:before="80" w:after="120"/>
+      </w:pPr>
+      <w:r>
+        <w:t>cd /home/albakhtin/tiabd/АлбахтинИВ/Spark</w:t>
+      </w:r>
+      <w:r>
+        <w:br/>
+        <w:t>/home/albakhtin/tiabd/.venv/bin/python run_pr4.py</w:t>
+      </w:r>
+      <w:r>
+        <w:br/>
+      </w:r>
+      <w:r>
+        <w:t>/home/albakhtin/tiabd/.venv/bin/python verify_pr4_data.py</w:t>
+      </w:r>
+    </w:p>
+    <w:p>
+      <w:pPr>
+        <w:pStyle w:val="ReportBody"/>
+      </w:pPr>
+      <w:r>
+        <w:t>Notebook, протокол Run All, JSON измерений, полные планы, REST API, снимки UI и итоговый агрегат сохранены в личном каталоге Spark. Снимки получены автоматически между опытами до spark.stop(); время</w:t>
+      </w:r>
+      <w:r>
+        <w:t xml:space="preserve"> их создания не включено в отдельные замеры действий.</w:t>
       </w:r>
     </w:p>
     <w:p>
       <w:pPr>
         <w:pStyle w:val="1"/>
       </w:pPr>
-      <w:bookmarkStart w:id="9" w:name="_Toc242123763"/>
-      <w:r>
-        <w:t xml:space="preserve">Ответы </w:t>
-      </w:r>
-      <w:r>
-        <w:t>на контрольные вопросы</w:t>
-      </w:r>
-      <w:bookmarkEnd w:id="9"/>
+      <w:bookmarkStart w:id="10" w:name="_Toc243865600"/>
+      <w:r>
+        <w:t>Ответы на контрольные вопросы</w:t>
+      </w:r>
+      <w:bookmarkEnd w:id="10"/>
     </w:p>
     <w:p>
       <w:pPr>
@@ -8382,7 +9802,10 @@
         <w:pStyle w:val="ReportBody"/>
       </w:pPr>
       <w:r>
-        <w:t>Transformation описывает новый план без обязательного вычисления. Action требует результат и запускает необходимые стадии выполнения.</w:t>
+        <w:t>Transformation описывает преобразование данных и строит план. Например, select, f</w:t>
+      </w:r>
+      <w:r>
+        <w:t>ilter и withColumn создают новый DataFrame, но не требуют сразу вычислить все его строки. Action требует результат: count, collect, show или запись запускают необходимое выполнение плана.</w:t>
       </w:r>
     </w:p>
     <w:p>
@@ -8397,24 +9820,25 @@
         <w:rPr>
           <w:b/>
         </w:rPr>
-        <w:t>2. Что о</w:t>
+        <w:lastRenderedPageBreak/>
+        <w:t>2. Что означает lazy evaluation и почему замер времени вокруг withCo</w:t>
       </w:r>
       <w:r>
         <w:rPr>
           <w:b/>
         </w:rPr>
-        <w:t>значает lazy evaluation и почему замер времени вокруг withColumn() без Action некорректен?</w:t>
-      </w:r>
-    </w:p>
-    <w:p>
-      <w:pPr>
-        <w:pStyle w:val="ReportBody"/>
-      </w:pPr>
-      <w:r>
-        <w:t>Вычисления откладываются до action. Время withColumn без action измеряет построение выражения, а не обработку строк; для проверки вычисляемого поля нужен action, исп</w:t>
-      </w:r>
-      <w:r>
-        <w:t>ользующий его значение.</w:t>
+        <w:t>lumn() без Action некорректен?</w:t>
+      </w:r>
+    </w:p>
+    <w:p>
+      <w:pPr>
+        <w:pStyle w:val="ReportBody"/>
+      </w:pPr>
+      <w:r>
+        <w:t>Lazy evaluation — отложенное выполнение вычислений до момента, когда нужен результат. Вызов withColumn("gross", price + freight_value) прежде всего добавляет выражение в план. Время этого вызова не включает полное чтение и об</w:t>
+      </w:r>
+      <w:r>
+        <w:t>работку набора.</w:t>
       </w:r>
     </w:p>
     <w:p>
@@ -8437,7 +9861,10 @@
         <w:pStyle w:val="ReportBody"/>
       </w:pPr>
       <w:r>
-        <w:t>Job представляет выполнение действия, Stage объединяет задачи без необходимого промежуточного shuffle, Task обычно обрабатывает одну партицию стадии. Один action может породить несколько Jobs.</w:t>
+        <w:t>Job объединяет вычислительную работу, необходимую для получения результата действия. Планировщик разбивает Job на Stages по зависимостям; границы часто возникают при shuffle. Внутри стадии запускаются Tasks</w:t>
+      </w:r>
+      <w:r>
+        <w:t>, каждая из которых обычно обрабатывает одну её партицию.</w:t>
       </w:r>
     </w:p>
     <w:p>
@@ -8452,21 +9879,18 @@
         <w:rPr>
           <w:b/>
         </w:rPr>
-        <w:t xml:space="preserve">4. </w:t>
-      </w:r>
-      <w:r>
-        <w:rPr>
-          <w:b/>
-        </w:rPr>
-        <w:t>Почему число Tasks в разных Stages одного Job может отличаться?</w:t>
-      </w:r>
-    </w:p>
-    <w:p>
-      <w:pPr>
-        <w:pStyle w:val="ReportBody"/>
-      </w:pPr>
-      <w:r>
-        <w:t>До shuffle используются входные партиции, после него — число разделов нового распределения. Финальная глобальная агрегация может выполняться одной задачей.</w:t>
+        <w:t>4. Почему число Tasks в разных Stages одного Job может отличаться?</w:t>
+      </w:r>
+    </w:p>
+    <w:p>
+      <w:pPr>
+        <w:pStyle w:val="ReportBody"/>
+      </w:pPr>
+      <w:r>
+        <w:t>Каждая стадия работает со своим разбиением. Первая читает входные партиции, следующая может обрабатывать восемь shuffle partitions,</w:t>
+      </w:r>
+      <w:r>
+        <w:t xml:space="preserve"> а финальная глобальная агрегация — один раздел. Число задач определяется партициями конкретной стадии, а не постоянным числом на весь Job.</w:t>
       </w:r>
     </w:p>
     <w:p>
@@ -8481,22 +9905,18 @@
         <w:rPr>
           <w:b/>
         </w:rPr>
-        <w:lastRenderedPageBreak/>
-        <w:t>5. Что такое partition и чем он отли</w:t>
-      </w:r>
-      <w:r>
-        <w:rPr>
-          <w:b/>
-        </w:rPr>
-        <w:t>чается от физического CPU core?</w:t>
-      </w:r>
-    </w:p>
-    <w:p>
-      <w:pPr>
-        <w:pStyle w:val="ReportBody"/>
-      </w:pPr>
-      <w:r>
-        <w:t>Partition является частью данных, CPU core — аппаратным ресурсом. Один core последовательно выполняет задачи нескольких партиций; партиция не закреплена за ядром навсегда.</w:t>
+        <w:t>5. Что такое partition и чем он отличается от физического CPU core?</w:t>
+      </w:r>
+    </w:p>
+    <w:p>
+      <w:pPr>
+        <w:pStyle w:val="ReportBody"/>
+      </w:pPr>
+      <w:r>
+        <w:t>Partition — логическая часть распределённого наб</w:t>
+      </w:r>
+      <w:r>
+        <w:t>ора данных. CPU core — аппаратный ресурс, на котором выполняются вычисления. У одной партиции нет постоянного собственного ядра: планировщик назначает задачи доступным вычислительным слотам.</w:t>
       </w:r>
     </w:p>
     <w:p>
@@ -8511,21 +9931,24 @@
         <w:rPr>
           <w:b/>
         </w:rPr>
-        <w:t xml:space="preserve">6. Почему local[*] сохраняет модель распределённого </w:t>
+        <w:t>6. Почему local[*] сохраняет модель распределённого выполнения, х</w:t>
       </w:r>
       <w:r>
         <w:rPr>
           <w:b/>
         </w:rPr>
-        <w:t>выполнения, хотя используется один компьютер?</w:t>
-      </w:r>
-    </w:p>
-    <w:p>
-      <w:pPr>
-        <w:pStyle w:val="ReportBody"/>
-      </w:pPr>
-      <w:r>
-        <w:t>Local[*] сохраняет планирование стадий, задачи и shuffle, но выполняет их потоками одной JVM. Сетевую масштабируемость такой запуск не проверяет.</w:t>
+        <w:t>отя используется один компьютер?</w:t>
+      </w:r>
+    </w:p>
+    <w:p>
+      <w:pPr>
+        <w:pStyle w:val="ReportBody"/>
+      </w:pPr>
+      <w:r>
+        <w:t>local[*] использует доступные Spark логические процессоры одного компьютера для выполнения задач потоками локальной JVM. DataFrame всё равно разбит на партиции; сохраняются Driver, граф зависимостей, Stages, Tasks и обмен д</w:t>
+      </w:r>
+      <w:r>
+        <w:t>анными между разделами.</w:t>
       </w:r>
     </w:p>
     <w:p>
@@ -8540,6 +9963,7 @@
         <w:rPr>
           <w:b/>
         </w:rPr>
+        <w:lastRenderedPageBreak/>
         <w:t>7. Что называют narrow и wide transformation? Приведите примеры.</w:t>
       </w:r>
     </w:p>
@@ -8548,7 +9972,10 @@
         <w:pStyle w:val="ReportBody"/>
       </w:pPr>
       <w:r>
-        <w:t>Narrow-операции используют ограниченное число входных разделов: filter, select, простые withColumn. Wide-операции перераспределяют данные: groupBy, repartition и многие JOIN.</w:t>
+        <w:t xml:space="preserve">При narrow transformation выходной раздел зависит от ограниченного числа входных разделов, и полное перераспределение не требуется. Типичные примеры — filter, select, </w:t>
+      </w:r>
+      <w:r>
+        <w:t>простые withColumn и уменьшение разбиения через coalesce без shuffle.</w:t>
       </w:r>
     </w:p>
     <w:p>
@@ -8571,10 +9998,10 @@
         <w:pStyle w:val="ReportBody"/>
       </w:pPr>
       <w:r>
-        <w:t>Shu</w:t>
-      </w:r>
-      <w:r>
-        <w:t>ffle перераспределяет записи между разделами с записью и чтением промежуточных данных. Filter и select обычно работают локально; в кластере к цене shuffle добавляется сетевой обмен.</w:t>
+        <w:t>Shuffle перераспределяет записи между партициями, например по значению seller_id. Это требует подготовки блок</w:t>
+      </w:r>
+      <w:r>
+        <w:t>ов, сериализации, записи промежуточных данных и их чтения другими задачами; на физическом кластере добавляется сетевой обмен.</w:t>
       </w:r>
     </w:p>
     <w:p>
@@ -8597,10 +10024,10 @@
         <w:pStyle w:val="ReportBody"/>
       </w:pPr>
       <w:r>
-        <w:t>Exchange обозна</w:t>
-      </w:r>
-      <w:r>
-        <w:t>чает изменение распределения данных. В зависимости от вида это shuffle либо broadcast, поэтому следует читать тип оператора, а не только его название.</w:t>
+        <w:t>Exchange обозначает изменение распределения данных. Exchange hashpartit</w:t>
+      </w:r>
+      <w:r>
+        <w:t>ioning(seller_id, 8) собирает одинаковые ключи в согласованных разделах и связан с shuffle. Exchange RoundRobinPartitioning(4) перераспределяет строки по четырём разделам.</w:t>
       </w:r>
     </w:p>
     <w:p>
@@ -8623,10 +10050,10 @@
         <w:pStyle w:val="ReportBody"/>
       </w:pPr>
       <w:r>
-        <w:t>Repartition может увеличить или уменьшить число разделов и</w:t>
-      </w:r>
-      <w:r>
-        <w:t xml:space="preserve"> обычно выполняет shuffle. Coalesce преимущественно уменьшает число разделов объединением существующих без нового полного обмена.</w:t>
+        <w:t xml:space="preserve">repartition(n) обычно </w:t>
+      </w:r>
+      <w:r>
+        <w:t>выполняет shuffle и формирует новое распределение из n разделов. Он позволяет увеличивать и уменьшать их количество. Без ключа часто получается более равномерное распределение; при разбиении по сильно перекошенному ключу баланс не гарантирован.</w:t>
       </w:r>
     </w:p>
     <w:p>
@@ -8641,19 +10068,24 @@
         <w:rPr>
           <w:b/>
         </w:rPr>
-        <w:lastRenderedPageBreak/>
-        <w:t>11. Почему coalesce() может сохранить неравномерные размеры partitions?</w:t>
-      </w:r>
-    </w:p>
-    <w:p>
-      <w:pPr>
-        <w:pStyle w:val="ReportBody"/>
-      </w:pPr>
-      <w:r>
-        <w:t>Объединение сохраняет расположение исходных строк. Есл</w:t>
-      </w:r>
-      <w:r>
-        <w:t>и крупные исходные партиции попадут в одну группу, дисбаланс останется или усилится.</w:t>
+        <w:t xml:space="preserve">11. Почему </w:t>
+      </w:r>
+      <w:r>
+        <w:rPr>
+          <w:b/>
+        </w:rPr>
+        <w:t>coalesce() может сохранить неравномерные размеры partitions?</w:t>
+      </w:r>
+    </w:p>
+    <w:p>
+      <w:pPr>
+        <w:pStyle w:val="ReportBody"/>
+      </w:pPr>
+      <w:r>
+        <w:t xml:space="preserve">coalesce объединяет существующие разделы, а не распределяет каждую строку заново. Если один исходный раздел уже очень велик, его объединение с соседними не устраняет причину перекоса. Одинаковое </w:t>
+      </w:r>
+      <w:r>
+        <w:t>число выходных разделов не означает одинаковый объём работы.</w:t>
       </w:r>
     </w:p>
     <w:p>
@@ -8668,6 +10100,7 @@
         <w:rPr>
           <w:b/>
         </w:rPr>
+        <w:lastRenderedPageBreak/>
         <w:t>12. Что такое data skew и как он проявляется на geolocation_state?</w:t>
       </w:r>
     </w:p>
@@ -8676,10 +10109,10 @@
         <w:pStyle w:val="ReportBody"/>
       </w:pPr>
       <w:r>
-        <w:t>Data skew — неравномерность объёма данных по ключам или партициям. SP содержит около 40,42% geolocation,</w:t>
-      </w:r>
-      <w:r>
-        <w:t xml:space="preserve"> поэтому hash-разбиение по штату может перегрузить отдельные задачи.</w:t>
+        <w:t xml:space="preserve">Data skew — неравномерное распределение данных по ключам или партициям. Наиболее частый штат SP содержит 404 268 из 1 000 163 </w:t>
+      </w:r>
+      <w:r>
+        <w:t>строк геолокации, около 40,42 %. При hash-разбиении по штату все строки SP попадают в один раздел с этим ключом.</w:t>
       </w:r>
     </w:p>
     <w:p>
@@ -8702,10 +10135,10 @@
         <w:pStyle w:val="ReportBody"/>
       </w:pPr>
       <w:r>
-        <w:t>Параметр задаёт стандартное число shuffle partitions для SQL-операций. Вхо</w:t>
-      </w:r>
-      <w:r>
-        <w:t>дные Parquet partitions зависят от файлов, их размеров и параметров чтения; на стенде geolocation читается в двух разделах.</w:t>
+        <w:t xml:space="preserve">Параметр задаёт базовое число </w:t>
+      </w:r>
+      <w:r>
+        <w:t>разделов для типичных shuffle-операций Spark SQL, например агрегаций и соединений, требующих перераспределения. Он не переписывает исходные Parquet-файлы и не устанавливает число разделов их чтения.</w:t>
       </w:r>
     </w:p>
     <w:p>
@@ -8720,18 +10153,24 @@
         <w:rPr>
           <w:b/>
         </w:rPr>
-        <w:t>14. Какие physical operators необходимо уметь распознавать в explain("formatted")?</w:t>
-      </w:r>
-    </w:p>
-    <w:p>
-      <w:pPr>
-        <w:pStyle w:val="ReportBody"/>
-      </w:pPr>
-      <w:r>
-        <w:t xml:space="preserve">Нужно различать Scan, Filter, Project, Exchange, </w:t>
-      </w:r>
-      <w:r>
-        <w:t>HashAggregate, Sort, SortMergeJoin, BroadcastExchange и BroadcastHashJoin. При persist полезны InMemoryTableScan, при AQE — AdaptiveSparkPlan и AQEShuffleRead.</w:t>
+        <w:t>14. Какие physical operators необходимо уметь распознават</w:t>
+      </w:r>
+      <w:r>
+        <w:rPr>
+          <w:b/>
+        </w:rPr>
+        <w:t>ь в explain("formatted")?</w:t>
+      </w:r>
+    </w:p>
+    <w:p>
+      <w:pPr>
+        <w:pStyle w:val="ReportBody"/>
+      </w:pPr>
+      <w:r>
+        <w:t>Scan читает источник, Filter отбирает строки, Project выбирает или вычисляет поля. HashAggregate выполняет агрегацию, Exchange меняет распределение, Sort сортирует строки. Для JOIN важны SortMergeJoin, BroadcastExchange и Broadcas</w:t>
+      </w:r>
+      <w:r>
+        <w:t>tHashJoin.</w:t>
       </w:r>
     </w:p>
     <w:p>
@@ -8754,10 +10193,10 @@
         <w:pStyle w:val="ReportBody"/>
       </w:pPr>
       <w:r>
-        <w:t>Обе стороны должны быт</w:t>
-      </w:r>
-      <w:r>
-        <w:t>ь распределены по ключу соединения и отсортированы внутри разделов. Уже подходящая раскладка может устранить часть этих действий.</w:t>
+        <w:t xml:space="preserve">Sort Merge Join сопоставляет отсортированные потоки по ключу. Для этого совпадающие ключи обеих таблиц должны оказаться в согласованных партициях, а строки внутри них — в </w:t>
+      </w:r>
+      <w:r>
+        <w:t>подходящем порядке. Exchange обеспечивает распределение, Sort — порядок.</w:t>
       </w:r>
     </w:p>
     <w:p>
@@ -8780,10 +10219,10 @@
         <w:pStyle w:val="ReportBody"/>
       </w:pPr>
       <w:r>
-        <w:t xml:space="preserve">Если малая сторона помещается в память каждого </w:t>
-      </w:r>
-      <w:r>
-        <w:t>исполнителя, её broadcast позволяет соединять большую сторону локально без shuffle по ключу JOIN.</w:t>
+        <w:t>Малая сторона должна быть достаточно небольшой, чтобы её передачу и размещение хеш-структуры могли выдержать исполнители.</w:t>
+      </w:r>
+      <w:r>
+        <w:t xml:space="preserve"> Тогда большая таблица соединяется с локальной копией справочника и избегает shuffle по ключу JOIN.</w:t>
       </w:r>
     </w:p>
     <w:p>
@@ -8807,10 +10246,10 @@
         <w:pStyle w:val="ReportBody"/>
       </w:pPr>
       <w:r>
-        <w:t>Broadcast создаёт копию таблицы у исполнителей и hash-структуру. Слишком большой объём может исчер</w:t>
-      </w:r>
-      <w:r>
-        <w:t>пать память и увеличить задержку передачи или привести к тайм-ауту.</w:t>
+        <w:t>Broadcast создаёт передаваемое представление таблицы и копии данных у исполнителей. Хеш-структур</w:t>
+      </w:r>
+      <w:r>
+        <w:t>а может занимать больше памяти, чем сжатый исходный файл. При большом объёме возрастают стоимость передачи, риск тайм-аута и нехватки памяти.</w:t>
       </w:r>
     </w:p>
     <w:p>
@@ -8833,10 +10272,10 @@
         <w:pStyle w:val="ReportBody"/>
       </w:pPr>
       <w:r>
-        <w:t>Это базовая проверка логической эквивалентности: нельзя сравнивать скорость запросов, возвращающих раз</w:t>
-      </w:r>
-      <w:r>
-        <w:t>ные факты. Дополнительно проверяются ключи и уникальность справочника.</w:t>
+        <w:t>Сравнение производительности</w:t>
+      </w:r>
+      <w:r>
+        <w:t xml:space="preserve"> имеет смысл, когда запросы решают одну логическую задачу. Если один потерял несовпавшие факты или размножил их из-за дубликатов справочника, меньшая длительность не означает лучшую реализацию того же JOIN.</w:t>
       </w:r>
     </w:p>
     <w:p>
@@ -8851,18 +10290,21 @@
         <w:rPr>
           <w:b/>
         </w:rPr>
-        <w:t>19. Что происходит при первом Action после persist()?</w:t>
-      </w:r>
-    </w:p>
-    <w:p>
-      <w:pPr>
-        <w:pStyle w:val="ReportBody"/>
-      </w:pPr>
-      <w:r>
-        <w:t xml:space="preserve">Первое действие вычисляет lineage и заполняет зарегистрированный кэш. Сам persist только объявляет сохранение; стоимость </w:t>
-      </w:r>
-      <w:r>
-        <w:t>материализации должна входить в сравнение.</w:t>
+        <w:t>19. Что происходит при первом Action после persis</w:t>
+      </w:r>
+      <w:r>
+        <w:rPr>
+          <w:b/>
+        </w:rPr>
+        <w:t>t()?</w:t>
+      </w:r>
+    </w:p>
+    <w:p>
+      <w:pPr>
+        <w:pStyle w:val="ReportBody"/>
+      </w:pPr>
+      <w:r>
+        <w:t>persist регистрирует намерение сохранять вычисленные разделы с выбранным уровнем хранения. Первый Action выполняет нужную часть lineage и заполняет кэш по мере вычисления. Action, читающий только часть набора, не обязан материализовать все партиции.</w:t>
       </w:r>
     </w:p>
     <w:p>
@@ -8877,18 +10319,24 @@
         <w:rPr>
           <w:b/>
         </w:rPr>
-        <w:t>20. Почему cache() может ухудшить одноразовую задачу?</w:t>
-      </w:r>
-    </w:p>
-    <w:p>
-      <w:pPr>
-        <w:pStyle w:val="ReportBody"/>
-      </w:pPr>
-      <w:r>
-        <w:t xml:space="preserve">Одноразовая задача получает дополнительные расходы на запись и хранение кэша без последующего повторного использования. На стенде даже двух действий оказалось </w:t>
-      </w:r>
-      <w:r>
-        <w:t>недостаточно для окупаемости.</w:t>
+        <w:t>2</w:t>
+      </w:r>
+      <w:r>
+        <w:rPr>
+          <w:b/>
+        </w:rPr>
+        <w:t>0. Почему cache() может ухудшить одноразовую задачу?</w:t>
+      </w:r>
+    </w:p>
+    <w:p>
+      <w:pPr>
+        <w:pStyle w:val="ReportBody"/>
+      </w:pPr>
+      <w:r>
+        <w:t>Кэширование добавляет расходы на сохранение блоков и занимает память, а выгода возникает при повторном использовании. Если набор нужен один раз, эти расходы могут не окупиться. Кроме того, кэш способен в</w:t>
+      </w:r>
+      <w:r>
+        <w:t>ытеснить полезные данные или усилить давление на память.</w:t>
       </w:r>
     </w:p>
     <w:p>
@@ -8911,7 +10359,10 @@
         <w:pStyle w:val="ReportBody"/>
       </w:pPr>
       <w:r>
-        <w:t>Unpersist освобождает сохранённые блоки. Blocking=True позволяет дождаться освобождения перед следующей серией экспериментов.</w:t>
+        <w:t>unpersist() удаляет регистрацию сохранения и освобождает блоки промежуточного набора. Это возвращает ресурсы другим вычислениям и не позволяет одному опыту случайно вл</w:t>
+      </w:r>
+      <w:r>
+        <w:t>иять на следующий. Сам DataFrame и его план при этом остаются доступными для последующего вычисления.</w:t>
       </w:r>
     </w:p>
     <w:p>
@@ -8926,21 +10377,19 @@
         <w:rPr>
           <w:b/>
         </w:rPr>
-        <w:t>22. Почему единичный benchmark-run недостаточен и зачем использовать</w:t>
-      </w:r>
-      <w:r>
-        <w:rPr>
-          <w:b/>
-        </w:rPr>
-        <w:t xml:space="preserve"> медиану?</w:t>
-      </w:r>
-    </w:p>
-    <w:p>
-      <w:pPr>
-        <w:pStyle w:val="ReportBody"/>
-      </w:pPr>
-      <w:r>
-        <w:t>Прогрев JVM, JIT, дисковый кэш и фоновые процессы меняют время отдельных запусков. Медиана нескольких повторов менее чувствительна к отдельному выбросу, но не заменяет контроль условий.</w:t>
+        <w:lastRenderedPageBreak/>
+        <w:t>22. Почему единичный benchmark-run недостаточен и зачем использовать медиану?</w:t>
+      </w:r>
+    </w:p>
+    <w:p>
+      <w:pPr>
+        <w:pStyle w:val="ReportBody"/>
+      </w:pPr>
+      <w:r>
+        <w:t>Первый запуск может включать прогрев JVM, JIT-компиляцию, загрузку классов и</w:t>
+      </w:r>
+      <w:r>
+        <w:t xml:space="preserve"> холодное чтение. Последующие зависят от файлового кэша и фоновой нагрузки. Поэтому единичное время легко принять за свойство алгоритма, хотя оно отражает состояние системы.</w:t>
       </w:r>
     </w:p>
     <w:p>
@@ -8955,22 +10404,21 @@
         <w:rPr>
           <w:b/>
         </w:rPr>
-        <w:lastRenderedPageBreak/>
-        <w:t>23. Какие факторы делают абсолютное время Spark-задачи несоп</w:t>
+        <w:t>23. Какие факторы делают абсолютное время Spark-задачи несопоставимым между разным</w:t>
       </w:r>
       <w:r>
         <w:rPr>
           <w:b/>
         </w:rPr>
-        <w:t>оставимым между разными компьютерами?</w:t>
-      </w:r>
-    </w:p>
-    <w:p>
-      <w:pPr>
-        <w:pStyle w:val="ReportBody"/>
-      </w:pPr>
-      <w:r>
-        <w:t>Влияют CPU, память, виртуализация, диски, версии Java и Spark, параметры сессии и фоновая нагрузка. Сравнивать следует варианты одного контролируемого стенда.</w:t>
+        <w:t>и компьютерами?</w:t>
+      </w:r>
+    </w:p>
+    <w:p>
+      <w:pPr>
+        <w:pStyle w:val="ReportBody"/>
+      </w:pPr>
+      <w:r>
+        <w:t>Влияют производительность и число ядер CPU, память, диск, виртуализация, операционная система, версии Java и Spark, параметры сессии, размер данных и фоновая нагрузка. Имеет значение и состояние JVM и файлового кэша.</w:t>
       </w:r>
     </w:p>
     <w:p>
@@ -8985,21 +10433,24 @@
         <w:rPr>
           <w:b/>
         </w:rPr>
-        <w:t>24. Почему слишком большое число partitions увеличивает ove</w:t>
+        <w:t>24. Почему слишком боль</w:t>
       </w:r>
       <w:r>
         <w:rPr>
           <w:b/>
         </w:rPr>
-        <w:t>rhead?</w:t>
-      </w:r>
-    </w:p>
-    <w:p>
-      <w:pPr>
-        <w:pStyle w:val="ReportBody"/>
-      </w:pPr>
-      <w:r>
-        <w:t>Возникает больше событий планировщика, сериализации, служебных объектов и мелких задач. Их расходы могут превысить выигрыш параллелизма.</w:t>
+        <w:t>шое число partitions увеличивает overhead?</w:t>
+      </w:r>
+    </w:p>
+    <w:p>
+      <w:pPr>
+        <w:pStyle w:val="ReportBody"/>
+      </w:pPr>
+      <w:r>
+        <w:t>Каждая задача требует планирования, запуска, передачи служебных данных и фиксации результата. Когда разделы становятся очень маленькими, эти расходы составляют значительную долю времени. На двух vCPU дополнительны</w:t>
+      </w:r>
+      <w:r>
+        <w:t>е десятки разделов также образуют очередь задач.</w:t>
       </w:r>
     </w:p>
     <w:p>
@@ -9022,10 +10473,10 @@
         <w:pStyle w:val="ReportBody"/>
       </w:pPr>
       <w:r>
-        <w:t>Выходная задача обычно записывает файл свое</w:t>
-      </w:r>
-      <w:r>
-        <w:t>й партиции. Пустые разделы, разделение записи по каталогам и настройки формата могут нарушить точное равенство; число файлов нужно измерять.</w:t>
+        <w:t>Каждая выходная задача обычно записывает данные своей партиции в отдельный part-* файл. Для простого непустого набора без разбиения по кат</w:t>
+      </w:r>
+      <w:r>
+        <w:t>алогам число файлов часто совпадает с числом выходных разделов.</w:t>
       </w:r>
     </w:p>
     <w:p>
@@ -9048,10 +10499,10 @@
         <w:pStyle w:val="ReportBody"/>
       </w:pPr>
       <w:r>
-        <w:t>Один раздел устраняет параллелизм з</w:t>
-      </w:r>
-      <w:r>
-        <w:t>аписи и концентрирует данные в одном потоке. Размер набора и дальнейшее чтение важнее самого желания иметь один файл.</w:t>
+        <w:t xml:space="preserve">Один раздел оставляет одну задачу записи и ограничивает параллелизм. Для большого результата это создаёт </w:t>
+      </w:r>
+      <w:r>
+        <w:t>длительный последовательный участок и концентрирует нагрузку на одном исполнителе. Удобство одного файла не означает хорошую производительность.</w:t>
       </w:r>
     </w:p>
     <w:p>
@@ -9066,6 +10517,7 @@
         <w:rPr>
           <w:b/>
         </w:rPr>
+        <w:lastRenderedPageBreak/>
         <w:t>27. Что меняет Adaptive Query Execution и почему основные опыты этой работы выполняются с AQE=false?</w:t>
       </w:r>
     </w:p>
@@ -9074,10 +10526,10 @@
         <w:pStyle w:val="ReportBody"/>
       </w:pPr>
       <w:r>
-        <w:t>AQE использует фактическую статистику</w:t>
-      </w:r>
-      <w:r>
-        <w:t>, объединяет мелкие shuffle partitions и может менять стратегию JOIN. AQE=false фиксирует условия основных опытов и упрощает сравнение.</w:t>
+        <w:t>AQE исполь</w:t>
+      </w:r>
+      <w:r>
+        <w:t>зует статистику, полученную во время выполнения, чтобы корректировать физический план. Среди возможностей — объединение небольших shuffle partitions, обработка некоторых перекошенных соединений и смена JOIN-стратегии при подходящих условиях.</w:t>
       </w:r>
     </w:p>
     <w:p>
@@ -9092,18 +10544,24 @@
         <w:rPr>
           <w:b/>
         </w:rPr>
-        <w:t>28. Какие вкладки Spark UI наиболее полезны для анализа groupBy, JOIN и cache?</w:t>
-      </w:r>
-    </w:p>
-    <w:p>
-      <w:pPr>
-        <w:pStyle w:val="ReportBody"/>
-      </w:pPr>
-      <w:r>
-        <w:t>Jobs связывает действие с выполнением; St</w:t>
-      </w:r>
-      <w:r>
-        <w:t>ages показывает задачи и shuffle; SQL/DataFrame раскрывает физический план; Storage подтверждает материализацию и освобождение кэша.</w:t>
+        <w:t>28. Какие вкла</w:t>
+      </w:r>
+      <w:r>
+        <w:rPr>
+          <w:b/>
+        </w:rPr>
+        <w:t>дки Spark UI наиболее полезны для анализа groupBy, JOIN и cache?</w:t>
+      </w:r>
+    </w:p>
+    <w:p>
+      <w:pPr>
+        <w:pStyle w:val="ReportBody"/>
+      </w:pPr>
+      <w:r>
+        <w:t xml:space="preserve">Jobs связывает действие с выполненными заданиями. Stages показывает задачи, длительности, Shuffle Read/Write и другие счётчики. SQL/DataFrame раскрывает физический план запроса и метрики его </w:t>
+      </w:r>
+      <w:r>
+        <w:t>узлов. Storage показывает материализованные сохранённые наборы и объём блоков.</w:t>
       </w:r>
     </w:p>
     <w:p>
@@ -9118,7 +10576,6 @@
         <w:rPr>
           <w:b/>
         </w:rPr>
-        <w:lastRenderedPageBreak/>
         <w:t>29. В чём различие между логическим выводом о данных и экспериментальным выводом о вычислительной системе?</w:t>
       </w:r>
     </w:p>
@@ -9127,10 +10584,10 @@
         <w:pStyle w:val="ReportBody"/>
       </w:pPr>
       <w:r>
-        <w:t>Логический вывод</w:t>
-      </w:r>
-      <w:r>
-        <w:t xml:space="preserve"> описывает данные, например выручку штата. Вычислительный вывод описывает цену конкретного плана при фиксированных данных и конфигурации.</w:t>
+        <w:t>Логический вывод описывает содержание результата: например, какой штат</w:t>
+      </w:r>
+      <w:r>
+        <w:t xml:space="preserve"> продавцов имеет наибольшую сумму цены с доставкой. Экспериментальный вывод описывает получение результата: какие операторы, стадии и объёмы обмена потребовались при конкретных настройках.</w:t>
       </w:r>
     </w:p>
     <w:p>
@@ -9145,49 +10602,75 @@
         <w:rPr>
           <w:b/>
         </w:rPr>
-        <w:t xml:space="preserve">30. Как сформулировать корректный вывод о производительности так, чтобы не превратить локальный результат в </w:t>
+        <w:t>30. Как сформулировать корректный вывод о производительности так, ч</w:t>
       </w:r>
       <w:r>
         <w:rPr>
           <w:b/>
         </w:rPr>
-        <w:t>универсальное правило?</w:t>
-      </w:r>
-    </w:p>
-    <w:p>
-      <w:pPr>
-        <w:pStyle w:val="ReportBody"/>
-      </w:pPr>
-      <w:r>
-        <w:t>Следует назвать данные, оборудование и параметры, изменённый фактор, число повторов, медиану и подтверждение в плане/UI. Вывод ограничивается этими условиями, а не распространяется на все кластеры.</w:t>
+        <w:t>тобы не превратить локальный результат в универсальное правило?</w:t>
+      </w:r>
+    </w:p>
+    <w:p>
+      <w:pPr>
+        <w:pStyle w:val="ReportBody"/>
+      </w:pPr>
+      <w:r>
+        <w:t>Нужно указать данные, стенд, фиксированные настройки, изменяемый фактор, способ измерения и наблюдаемый результат. Затем связать время с механизмом физического плана и UI и назвать существенны</w:t>
+      </w:r>
+      <w:r>
+        <w:t>е ограничения опыта.</w:t>
       </w:r>
     </w:p>
     <w:p>
       <w:pPr>
         <w:pStyle w:val="1"/>
-      </w:pPr>
-      <w:bookmarkStart w:id="10" w:name="_Toc242123764"/>
-      <w:r>
-        <w:t>Источники и приложения</w:t>
-      </w:r>
-      <w:bookmarkEnd w:id="10"/>
-    </w:p>
-    <w:p>
-      <w:pPr>
-        <w:pStyle w:val="ReportBody"/>
-      </w:pPr>
-      <w:r>
-        <w:t>Предоставлен</w:t>
-      </w:r>
-      <w:r>
-        <w:t>ная методичка практики №4. Новые Practice_4.ipynb, results/pr4.json, снимки REST API, физические планы и агрегаты Parquet приложены в личном каталоге Spark. Apache Spark 3.5.7: https://spark.apache.org/docs/3.5.7/monitoring.html и https://spark.apache.org/</w:t>
-      </w:r>
-      <w:r>
-        <w:t>docs/3.5.7/tuning.html.</w:t>
+        <w:pageBreakBefore/>
+      </w:pPr>
+      <w:bookmarkStart w:id="11" w:name="_Toc243865601"/>
+      <w:r>
+        <w:lastRenderedPageBreak/>
+        <w:t>Источники</w:t>
+      </w:r>
+      <w:bookmarkEnd w:id="11"/>
+    </w:p>
+    <w:p>
+      <w:pPr>
+        <w:pStyle w:val="ReportBody"/>
+      </w:pPr>
+      <w:r>
+        <w:t>1. Практическая работа №4. Выполнение задач обработки данных в распределённых вычислениях. Предоставленная методичка.</w:t>
+      </w:r>
+    </w:p>
+    <w:p>
+      <w:pPr>
+        <w:pStyle w:val="ReportBody"/>
+      </w:pPr>
+      <w:r>
+        <w:t xml:space="preserve">2. Olist: восстановленная ecommerce.sqlite и исходные CSV предыдущих практик; контрольные суммы в </w:t>
+      </w:r>
+      <w:r>
+        <w:t>source_manifest.json.</w:t>
+      </w:r>
+    </w:p>
+    <w:p>
+      <w:pPr>
+        <w:pStyle w:val="ReportBody"/>
+      </w:pPr>
+      <w:r>
+        <w:t>3. Apache Spark 3.5.7. Monitoring and Instrumentation. https://spark.apache.org/docs/3.5.7/monitoring.html</w:t>
+      </w:r>
+    </w:p>
+    <w:p>
+      <w:pPr>
+        <w:pStyle w:val="ReportBody"/>
+      </w:pPr>
+      <w:r>
+        <w:t>4. Apache Spark 3.5.7. SQL Performance Tuning. https://spark.apache.org/docs/3.5.7/sql-performance-tuning.html</w:t>
       </w:r>
     </w:p>
     <w:sectPr>
-      <w:pgSz w:w="11911" w:h="16841"/>
+      <w:pgSz w:w="11906" w:h="16838"/>
       <w:pgMar w:top="1134" w:right="850" w:bottom="1134" w:left="1701" w:header="720" w:footer="720" w:gutter="0"/>
       <w:cols w:space="720"/>
       <w:docGrid w:linePitch="381"/>
@@ -10087,6 +11570,7 @@
     <w:name w:val="Report Code"/>
     <w:basedOn w:val="a"/>
     <w:pPr>
+      <w:keepLines/>
       <w:spacing w:line="240" w:lineRule="auto"/>
       <w:ind w:firstLine="0"/>
       <w:jc w:val="left"/>
@@ -10125,9 +11609,22 @@
     <w:autoRedefine/>
     <w:uiPriority w:val="39"/>
     <w:unhideWhenUsed/>
-    <w:rsid w:val="007E277A"/>
+    <w:rsid w:val="00E22BF1"/>
     <w:pPr>
       <w:spacing w:after="100"/>
+    </w:pPr>
+  </w:style>
+  <w:style w:type="paragraph" w:styleId="22">
+    <w:name w:val="toc 2"/>
+    <w:basedOn w:val="a"/>
+    <w:next w:val="a"/>
+    <w:autoRedefine/>
+    <w:uiPriority w:val="39"/>
+    <w:unhideWhenUsed/>
+    <w:rsid w:val="00E22BF1"/>
+    <w:pPr>
+      <w:spacing w:after="100"/>
+      <w:ind w:left="280"/>
     </w:pPr>
   </w:style>
   <w:style w:type="character" w:styleId="a4">
@@ -10135,7 +11632,7 @@
     <w:basedOn w:val="a0"/>
     <w:uiPriority w:val="99"/>
     <w:unhideWhenUsed/>
-    <w:rsid w:val="007E277A"/>
+    <w:rsid w:val="00E22BF1"/>
     <w:rPr>
       <w:color w:val="467886" w:themeColor="hyperlink"/>
       <w:u w:val="single"/>
